--- a/Idle Planet.docx
+++ b/Idle Planet.docx
@@ -152,29 +152,77 @@
           <w:sz w:val="28"/>
           <w:szCs w:val="28"/>
         </w:rPr>
-        <w:t xml:space="preserve">idle/tycoon style game, where the user is able to develop different planets in a galaxy, clicking them to earn an in-game currency which can be spent to progress them further. </w:t>
-      </w:r>
+        <w:t xml:space="preserve">idle/tycoon style game, where the user </w:t>
+      </w:r>
+      <w:proofErr w:type="gramStart"/>
       <w:r>
         <w:rPr>
           <w:sz w:val="28"/>
           <w:szCs w:val="28"/>
         </w:rPr>
-        <w:t xml:space="preserve">The main stat of each planet will be population, increasing as the player progresses and influencing money production. </w:t>
-      </w:r>
+        <w:t>is able to</w:t>
+      </w:r>
+      <w:proofErr w:type="gramEnd"/>
       <w:r>
         <w:rPr>
           <w:sz w:val="28"/>
           <w:szCs w:val="28"/>
         </w:rPr>
-        <w:t xml:space="preserve">Idle and tycoon games are games where the player progresses through simple, repeated tasks (like clicking something) or automated processes that run without the user’s input and can be upgraded to increase their generation of a currency. Despite their simplicity, these types of game have a lot of potential for customisation through various features like upgrades, different worlds/scenes and prestige mechanics. The problem with some idle games is that they all involve the user following the same set of upgrades, which leads to the same tycoon at the end with little customisation. When I play idle games, I often notice many opportunities there are for more features, and more ways to expand the game, so I am making this game to ensure this won’t be a problem. The core functionality of this game will be just like other idle/tycoon games, but with much more customisation, allowing the user to add and customise their own planets, creating a more unique and satisfying experience. This game will have a clean, simple user interface similar to other idle games, but with a space theme to </w:t>
+        <w:t xml:space="preserve"> develop different planets in a galaxy, clicking them to earn an in-game currency which can be spent to progress them further. </w:t>
       </w:r>
       <w:r>
         <w:rPr>
           <w:sz w:val="28"/>
           <w:szCs w:val="28"/>
         </w:rPr>
+        <w:t xml:space="preserve">The main stat of each planet will be population, increasing as the player progresses and influencing money production. </w:t>
+      </w:r>
+      <w:r>
+        <w:rPr>
+          <w:sz w:val="28"/>
+          <w:szCs w:val="28"/>
+        </w:rPr>
+        <w:t xml:space="preserve">Idle and tycoon games are games where the player progresses through simple, repeated tasks (like clicking something) or automated processes that run without the user’s input and can be upgraded to increase their generation of a currency. Despite their simplicity, these types of game have a lot of potential for customisation through various features like upgrades, different worlds/scenes and prestige mechanics. The problem with some idle games is that they all involve the user following the same set of upgrades, which leads to the same tycoon at the end with little customisation. When I play idle games, I often notice many opportunities there are for more features, and more ways to expand the game, so I am making this game to ensure this won’t be a problem. The core functionality of this game will be just like other idle/tycoon games, but with much more customisation, allowing the user to add and customise their own planets, creating a more unique and satisfying experience. This game will have a clean, simple user interface </w:t>
+      </w:r>
+      <w:proofErr w:type="gramStart"/>
+      <w:r>
+        <w:rPr>
+          <w:sz w:val="28"/>
+          <w:szCs w:val="28"/>
+        </w:rPr>
+        <w:t>similar to</w:t>
+      </w:r>
+      <w:proofErr w:type="gramEnd"/>
+      <w:r>
+        <w:rPr>
+          <w:sz w:val="28"/>
+          <w:szCs w:val="28"/>
+        </w:rPr>
+        <w:t xml:space="preserve"> other idle games, but with a space theme to </w:t>
+      </w:r>
+      <w:r>
+        <w:rPr>
+          <w:sz w:val="28"/>
+          <w:szCs w:val="28"/>
+        </w:rPr>
         <w:lastRenderedPageBreak/>
-        <w:t>reflect the theme of the game. The planet will be in the centre, allowing the player to click, while upgrades, minigames and other options will be on either side. This draws the main focus to the planet, which is the focus of the game. I will research space and galaxy colour pallets to create a vibrant, themed user interface.</w:t>
+        <w:t xml:space="preserve">reflect the theme of the game. The planet will be in the centre, allowing the player to click, while upgrades, minigames and other options will be on either side. This draws the </w:t>
+      </w:r>
+      <w:proofErr w:type="gramStart"/>
+      <w:r>
+        <w:rPr>
+          <w:sz w:val="28"/>
+          <w:szCs w:val="28"/>
+        </w:rPr>
+        <w:t>main focus</w:t>
+      </w:r>
+      <w:proofErr w:type="gramEnd"/>
+      <w:r>
+        <w:rPr>
+          <w:sz w:val="28"/>
+          <w:szCs w:val="28"/>
+        </w:rPr>
+        <w:t xml:space="preserve"> to the planet, which is the focus of the game. I will research space and galaxy colour pallets to create a vibrant, themed user interface.</w:t>
       </w:r>
     </w:p>
     <w:p>
@@ -289,7 +337,23 @@
           <w:sz w:val="28"/>
           <w:szCs w:val="28"/>
         </w:rPr>
-        <w:t xml:space="preserve">s, who enjoy relaxed, slow paced games with some challenging features. This is because my game is not very stressful or over-competitive, like first person shooters, so it will attract gamers that enjoy a calm gaming session where they can create something to feel a sense of achievement. The age range for my stakeholders is between 15 and 20, as the sci-fi, space theme is appealing to a young age group. Furthermore, incremental games like this can be played in short sessions, where players can get on for just 15 minutes and make meaningful progress. This is perfect for students who may have limited time due to homework and tests, as they can use this game to take short, relaxing breaks. I will include my stakeholders in my analysis for the user requirements, by distributing a Microsoft Forms survey that will get their opinion on core features, gameplay style and </w:t>
+        <w:t xml:space="preserve">s, who enjoy relaxed, </w:t>
+      </w:r>
+      <w:proofErr w:type="gramStart"/>
+      <w:r>
+        <w:rPr>
+          <w:sz w:val="28"/>
+          <w:szCs w:val="28"/>
+        </w:rPr>
+        <w:t>slow paced</w:t>
+      </w:r>
+      <w:proofErr w:type="gramEnd"/>
+      <w:r>
+        <w:rPr>
+          <w:sz w:val="28"/>
+          <w:szCs w:val="28"/>
+        </w:rPr>
+        <w:t xml:space="preserve"> games with some challenging features. This is because my game is not very stressful or over-competitive, like first person shooters, so it will attract gamers that enjoy a calm gaming session where they can create something to feel a sense of achievement. The age range for my stakeholders is between 15 and 20, as the sci-fi, space theme is appealing to a young age group. Furthermore, incremental games like this can be played in short sessions, where players can get on for just 15 minutes and make meaningful progress. This is perfect for students who may have limited time due to homework and tests, as they can use this game to take short, relaxing breaks. I will include my stakeholders in my analysis for the user requirements, by distributing a Microsoft Forms survey that will get their opinion on core features, gameplay style and </w:t>
       </w:r>
       <w:r>
         <w:rPr>
@@ -466,7 +530,27 @@
                 <w:sz w:val="28"/>
                 <w:szCs w:val="28"/>
               </w:rPr>
-              <w:t>Features I won’t inlcude in my game</w:t>
+              <w:t xml:space="preserve">Features I won’t </w:t>
+            </w:r>
+            <w:proofErr w:type="spellStart"/>
+            <w:r>
+              <w:rPr>
+                <w:b/>
+                <w:bCs/>
+                <w:sz w:val="28"/>
+                <w:szCs w:val="28"/>
+              </w:rPr>
+              <w:t>inlcude</w:t>
+            </w:r>
+            <w:proofErr w:type="spellEnd"/>
+            <w:r>
+              <w:rPr>
+                <w:b/>
+                <w:bCs/>
+                <w:sz w:val="28"/>
+                <w:szCs w:val="28"/>
+              </w:rPr>
+              <w:t xml:space="preserve"> in my game</w:t>
             </w:r>
           </w:p>
         </w:tc>
@@ -508,11 +592,51 @@
               <w:t>1. Sugar lumps – These ar</w:t>
             </w:r>
             <w:r>
-              <w:t xml:space="preserve">e the secondary, in-game currency in cookie clicker, and they are unlocked after the player has baked a certain amount of cookies. They take between 18 and 24 hours to mature, and can be used to make additional purchases that cookies cannot be used for, like levelling up buildlings (the automated clickers). I like the concept of an additional currency, however I think these don’t give the player enough of a sense of achievement, as they are just collected over time, meaning the player must wait instead of beigng </w:t>
+              <w:t xml:space="preserve">e the secondary, in-game currency in cookie clicker, and they are unlocked after the player has baked a certain </w:t>
+            </w:r>
+            <w:proofErr w:type="gramStart"/>
+            <w:r>
+              <w:t>amount</w:t>
+            </w:r>
+            <w:proofErr w:type="gramEnd"/>
+            <w:r>
+              <w:t xml:space="preserve"> of cookies. They take between 18 and 24 hours to </w:t>
+            </w:r>
+            <w:proofErr w:type="gramStart"/>
+            <w:r>
+              <w:t>mature, and</w:t>
+            </w:r>
+            <w:proofErr w:type="gramEnd"/>
+            <w:r>
+              <w:t xml:space="preserve"> can be used to make additional purchases that cookies cannot be used for, like levelling up </w:t>
+            </w:r>
+            <w:proofErr w:type="spellStart"/>
+            <w:r>
+              <w:t>buildlings</w:t>
+            </w:r>
+            <w:proofErr w:type="spellEnd"/>
+            <w:r>
+              <w:t xml:space="preserve"> (the automated clickers). I like the concept of an additional currency, however I think these don’t give the player enough of a sense of achievement, as they are just collected over time, meaning the player must wait instead of </w:t>
+            </w:r>
+            <w:proofErr w:type="spellStart"/>
+            <w:r>
+              <w:t>beigng</w:t>
+            </w:r>
+            <w:proofErr w:type="spellEnd"/>
+            <w:r>
+              <w:t xml:space="preserve"> </w:t>
             </w:r>
             <w:r>
               <w:lastRenderedPageBreak/>
-              <w:t xml:space="preserve">active and earning them themeselves. This makes the game less engaging and active, so I won’t implement this type of additional currency in my game (I will still have one, but it will be gained through active tasks). </w:t>
+              <w:t xml:space="preserve">active and earning them </w:t>
+            </w:r>
+            <w:proofErr w:type="spellStart"/>
+            <w:r>
+              <w:t>themeselves</w:t>
+            </w:r>
+            <w:proofErr w:type="spellEnd"/>
+            <w:r>
+              <w:t xml:space="preserve">. This makes the game less engaging and active, so I won’t implement this type of additional currency in my game (I will still have one, but it will be gained through active tasks). </w:t>
             </w:r>
           </w:p>
         </w:tc>
@@ -595,7 +719,15 @@
           </w:tcPr>
           <w:p>
             <w:r>
-              <w:t>3.  A stock market – This is a feature of the bank building in the game, where the player has options of different items that they can buy and sell to make a profit. I think this feature will be too complicated to implement into my game, and is just not necessary. I don’t have much knowledge on how stock markets work, and I cannot assume that the players of my game will either, therefore it may create unnecessary confusion.</w:t>
+              <w:t xml:space="preserve">3.  A stock market – This is a feature of the bank building in the game, where the player has options of different items that they can buy and sell to make a profit. I think this feature will be too complicated to implement into my </w:t>
+            </w:r>
+            <w:proofErr w:type="gramStart"/>
+            <w:r>
+              <w:t>game, and</w:t>
+            </w:r>
+            <w:proofErr w:type="gramEnd"/>
+            <w:r>
+              <w:t xml:space="preserve"> is just not necessary. I don’t have much knowledge on how stock markets work, and I cannot assume that the players of my game will either, therefore it may create unnecessary confusion.</w:t>
             </w:r>
           </w:p>
         </w:tc>
@@ -781,7 +913,27 @@
                 <w:sz w:val="28"/>
                 <w:szCs w:val="28"/>
               </w:rPr>
-              <w:t>Features I won’t inlcude in my game</w:t>
+              <w:t xml:space="preserve">Features I won’t </w:t>
+            </w:r>
+            <w:proofErr w:type="spellStart"/>
+            <w:r>
+              <w:rPr>
+                <w:b/>
+                <w:bCs/>
+                <w:sz w:val="28"/>
+                <w:szCs w:val="28"/>
+              </w:rPr>
+              <w:t>inlcude</w:t>
+            </w:r>
+            <w:proofErr w:type="spellEnd"/>
+            <w:r>
+              <w:rPr>
+                <w:b/>
+                <w:bCs/>
+                <w:sz w:val="28"/>
+                <w:szCs w:val="28"/>
+              </w:rPr>
+              <w:t xml:space="preserve"> in my game</w:t>
             </w:r>
           </w:p>
         </w:tc>
@@ -817,7 +969,23 @@
               </w:rPr>
             </w:pPr>
             <w:r>
-              <w:t xml:space="preserve">1. The random, free rewards in return for watching an advert. Every so often, something like a satellite will pas in front of the planet, and if the player clicks on it, they will get a message offering them a reward (like 2x energy for 2 minutes) if they watch an advert. I like the idea of these free rewards, however having to watch and advert every time can become frustrating, and the player might find them quite annoying. Therefore, I won’t be implementing these type of free rewards in my game. </w:t>
+              <w:t xml:space="preserve">1. The random, free rewards in return for watching an advert. Every so often, something like a satellite will </w:t>
+            </w:r>
+            <w:proofErr w:type="spellStart"/>
+            <w:r>
+              <w:t>pas</w:t>
+            </w:r>
+            <w:proofErr w:type="spellEnd"/>
+            <w:r>
+              <w:t xml:space="preserve"> in front of the planet, and if the player clicks on it, they will get a message offering them a reward (like 2x energy for 2 minutes) if they watch an advert. I like the idea of these free rewards, however having to watch and advert every time can become frustrating, and the player might find them quite annoying. Therefore, I won’t be implementing </w:t>
+            </w:r>
+            <w:proofErr w:type="gramStart"/>
+            <w:r>
+              <w:t>these type of free rewards</w:t>
+            </w:r>
+            <w:proofErr w:type="gramEnd"/>
+            <w:r>
+              <w:t xml:space="preserve"> in my game. </w:t>
             </w:r>
             <w:r>
               <w:rPr>
@@ -846,7 +1014,15 @@
           </w:tcPr>
           <w:p>
             <w:r>
-              <w:t>2. The upgrades that are purchased by watching adverts. Another way the the game tries to get the player to watch adverts, is through purchasing upgrades. In the upgrades tab, only the first 2 upgrades can be purchased by the in-game currency, whilst the other 10 all require the player to watch an advert to purchase. I think this makes the game boring, as the player is progressing by just watching short videos, rather than spending the currency that they worked to get. Therefore, I am not going to implement this in my game.</w:t>
+              <w:t xml:space="preserve">2. The upgrades that are purchased by watching adverts. Another way the </w:t>
+            </w:r>
+            <w:proofErr w:type="spellStart"/>
+            <w:r>
+              <w:t>the</w:t>
+            </w:r>
+            <w:proofErr w:type="spellEnd"/>
+            <w:r>
+              <w:t xml:space="preserve"> game tries to get the player to watch adverts, is through purchasing upgrades. In the upgrades tab, only the first 2 upgrades can be purchased by the in-game currency, whilst the other 10 all require the player to watch an advert to purchase. I think this makes the game boring, as the player is progressing by just watching short videos, rather than spending the currency that they worked to get. Therefore, I am not going to implement this in my game.</w:t>
             </w:r>
           </w:p>
         </w:tc>
@@ -866,7 +1042,21 @@
               <w:rPr>
                 <w:lang w:val="en-US"/>
               </w:rPr>
-              <w:t xml:space="preserve">3. The offline earnings, where the player still earns energy even when they are not on the game. There is a maximum amount of time that the player can earn offline for, which can </w:t>
+              <w:t xml:space="preserve">3. The offline earnings, where the player still earns energy even when they are not </w:t>
+            </w:r>
+            <w:proofErr w:type="gramStart"/>
+            <w:r>
+              <w:rPr>
+                <w:lang w:val="en-US"/>
+              </w:rPr>
+              <w:t>on</w:t>
+            </w:r>
+            <w:proofErr w:type="gramEnd"/>
+            <w:r>
+              <w:rPr>
+                <w:lang w:val="en-US"/>
+              </w:rPr>
+              <w:t xml:space="preserve"> the game. There is a maximum amount of time that the player can earn offline for, which can </w:t>
             </w:r>
             <w:r>
               <w:rPr>
@@ -884,7 +1074,23 @@
           <w:p>
             <w:r>
               <w:lastRenderedPageBreak/>
-              <w:t xml:space="preserve">3. Manual level-up. This is a small feature, it is simply where the player has to press “Level up” when they have reached the next level. The game then shows them the reward they </w:t>
+              <w:t xml:space="preserve">3. Manual level-up. This is a small </w:t>
+            </w:r>
+            <w:proofErr w:type="gramStart"/>
+            <w:r>
+              <w:t>feature,</w:t>
+            </w:r>
+            <w:proofErr w:type="gramEnd"/>
+            <w:r>
+              <w:t xml:space="preserve"> it is simply where the player </w:t>
+            </w:r>
+            <w:proofErr w:type="gramStart"/>
+            <w:r>
+              <w:t>has to</w:t>
+            </w:r>
+            <w:proofErr w:type="gramEnd"/>
+            <w:r>
+              <w:t xml:space="preserve"> press “Level up” when they have reached the next level. The game then shows them the reward they </w:t>
             </w:r>
             <w:r>
               <w:lastRenderedPageBreak/>
@@ -1072,11 +1278,27 @@
               <w:t xml:space="preserve"> </w:t>
             </w:r>
             <w:r>
-              <w:t xml:space="preserve">These are an interesting concept, they are attracted as the player earns money, but they can only earn them when they prestige and restart. However, I don’t think these are needed, as it may overcomplicate the prestige process. I will just make some sort of prestige multiplier that increases throughtout the player’s progression, and the more these are when the </w:t>
+              <w:t xml:space="preserve">These are an interesting concept, they are attracted as the player earns money, but they can only earn them when they prestige and restart. However, I don’t think these are needed, as it may overcomplicate the prestige process. I will just make some sort of prestige multiplier that increases </w:t>
+            </w:r>
+            <w:proofErr w:type="spellStart"/>
+            <w:r>
+              <w:t>throughtout</w:t>
+            </w:r>
+            <w:proofErr w:type="spellEnd"/>
+            <w:r>
+              <w:t xml:space="preserve"> the player’s progression, and the more these are when the </w:t>
             </w:r>
             <w:r>
               <w:lastRenderedPageBreak/>
-              <w:t xml:space="preserve">player prestiges, the better multiplier they will get. I also think that it’s not clear in this game how much money the player needs to start earning these angel investors, so the player will forget about them for a while. </w:t>
+              <w:t xml:space="preserve">player </w:t>
+            </w:r>
+            <w:proofErr w:type="spellStart"/>
+            <w:r>
+              <w:t>prestiges</w:t>
+            </w:r>
+            <w:proofErr w:type="spellEnd"/>
+            <w:r>
+              <w:t xml:space="preserve">, the better multiplier they will get. I also think that it’s not clear in this game how much money the player needs to start earning these angel investors, so the player will forget about them for a while. </w:t>
             </w:r>
           </w:p>
         </w:tc>
@@ -1089,7 +1311,23 @@
           <w:p>
             <w:r>
               <w:lastRenderedPageBreak/>
-              <w:t>2. The game stats, called “Swag &amp; Stats” in the game. Thisa shows the stats of the player’s tycoon, like their session earnings and lifetime earnings. I will implmenet and adapt this feature into my game, as I believe it is another great way to allow the player to view the progress they have made, to give them that sense of achievement</w:t>
+              <w:t xml:space="preserve">2. The game stats, called “Swag &amp; Stats” in the game. </w:t>
+            </w:r>
+            <w:proofErr w:type="spellStart"/>
+            <w:r>
+              <w:t>Thisa</w:t>
+            </w:r>
+            <w:proofErr w:type="spellEnd"/>
+            <w:r>
+              <w:t xml:space="preserve"> shows the stats of the player’s tycoon, like their session earnings and lifetime earnings. I will </w:t>
+            </w:r>
+            <w:proofErr w:type="spellStart"/>
+            <w:r>
+              <w:t>implmenet</w:t>
+            </w:r>
+            <w:proofErr w:type="spellEnd"/>
+            <w:r>
+              <w:t xml:space="preserve"> and adapt this feature into my game, as I believe it is another great way to allow the player to view the progress they have made, to give them that sense of achievement</w:t>
             </w:r>
             <w:r>
               <w:t xml:space="preserve">. This is also a feature in cookie clicker. </w:t>
@@ -1102,7 +1340,15 @@
           </w:tcPr>
           <w:p>
             <w:r>
-              <w:t>2. Mega tickets – These are a third currency, on top of the main cash, and gold. It must be exchanged, taking a huge amount of earth dollars just to get 1. These tickets permanently increase investments on any planet by an extremely large amount (777%), however I don’t think it is needed as there are already 2 currencies, so it might get confusing. Furthermore, the player’s investements could still be increased but just with a purchasable upgrade, rather than a whole extra currency.</w:t>
+              <w:t xml:space="preserve">2. Mega tickets – These are a third currency, on top of the main cash, and gold. It must be exchanged, taking a huge amount of earth dollars just to get 1. These tickets permanently increase investments on any planet by an extremely large amount (777%), however I don’t think it is needed as there are already 2 currencies, so it might get confusing. Furthermore, the player’s </w:t>
+            </w:r>
+            <w:proofErr w:type="spellStart"/>
+            <w:r>
+              <w:t>investements</w:t>
+            </w:r>
+            <w:proofErr w:type="spellEnd"/>
+            <w:r>
+              <w:t xml:space="preserve"> could still be increased but just with a purchasable upgrade, rather than a whole extra currency.</w:t>
             </w:r>
           </w:p>
         </w:tc>
@@ -1457,7 +1703,23 @@
         </w:numPr>
       </w:pPr>
       <w:r>
-        <w:t>This question asked the participants whether they liked idle/incremenhtal games like Cookie Clicker and Adventure Capitalist, which is useful to find out whether the participants enjot this genre of game. 71% of participants said they liked incremental games, confirming a strong interest, meaning I can focus on the core mechanics of these types of games without needing to make it appealing to a wider audience. However, since there were still some participants (29%) who said they didn’t like idle/incremental games, I may have to add some features for a wider audience, that are more engaging rather than simply idle.</w:t>
+        <w:t>This question asked the participants whether they liked idle/</w:t>
+      </w:r>
+      <w:proofErr w:type="spellStart"/>
+      <w:r>
+        <w:t>incremenhtal</w:t>
+      </w:r>
+      <w:proofErr w:type="spellEnd"/>
+      <w:r>
+        <w:t xml:space="preserve"> games like Cookie Clicker and Adventure Capitalist, which is useful to find out whether the participants </w:t>
+      </w:r>
+      <w:proofErr w:type="spellStart"/>
+      <w:r>
+        <w:t>enjot</w:t>
+      </w:r>
+      <w:proofErr w:type="spellEnd"/>
+      <w:r>
+        <w:t xml:space="preserve"> this genre of game. 71% of participants said they liked incremental games, confirming a strong interest, meaning I can focus on the core mechanics of these types of games without needing to make it appealing to a wider audience. However, since there were still some participants (29%) who said they didn’t like idle/incremental games, I may have to add some features for a wider audience, that are more engaging rather than simply idle.</w:t>
       </w:r>
     </w:p>
     <w:p/>
@@ -1578,7 +1840,31 @@
         </w:numPr>
       </w:pPr>
       <w:r>
-        <w:t>This question was designed to get more of an idea on the specific user requirements. I asked the participants to select all the features they thought the game should have, with an option to select all of them. These are all the core features that I have in mind for the game, however I wanted to find out if any needed to be eliminated due to lack of interst, or if any needed to be prioritised due to high interest. The problem with this question is that there were multiple participants who selected  all the features, and also selected the “All of the above”, for example:</w:t>
+        <w:t xml:space="preserve">This question was designed to get more of an idea on the specific user requirements. I asked the participants to select all the features they thought the game should have, with an option to select all of them. These are all the core features that I have in mind for the game, however I wanted to find out if any needed to be eliminated due to lack of </w:t>
+      </w:r>
+      <w:proofErr w:type="spellStart"/>
+      <w:r>
+        <w:t>interst</w:t>
+      </w:r>
+      <w:proofErr w:type="spellEnd"/>
+      <w:r>
+        <w:t xml:space="preserve">, or if any needed to be prioritised due to high interest. The problem with this question is that there were multiple participants who </w:t>
+      </w:r>
+      <w:proofErr w:type="gramStart"/>
+      <w:r>
+        <w:t>selected  all</w:t>
+      </w:r>
+      <w:proofErr w:type="gramEnd"/>
+      <w:r>
+        <w:t xml:space="preserve"> the features, </w:t>
+      </w:r>
+      <w:proofErr w:type="gramStart"/>
+      <w:r>
+        <w:t>and also</w:t>
+      </w:r>
+      <w:proofErr w:type="gramEnd"/>
+      <w:r>
+        <w:t xml:space="preserve"> selected the “All of the above”, for example:</w:t>
       </w:r>
     </w:p>
     <w:p>
@@ -1667,7 +1953,31 @@
         <w:ind w:left="1440"/>
       </w:pPr>
       <w:r>
-        <w:t>This creates the problem where some choices appear to be chosen more than they actually have been, if a participant selects it as well as the all of the above option. To solve this problem, I need to clean the data, by removing any individual options that have been selected if the participant has also selected the all of the above option.  To do this, I will use the Excel spreadsheet that Microsoft Forms stores all the responses to the survey in. I will use the copy the column for question 3 into a new sheet:</w:t>
+        <w:t xml:space="preserve">This creates the problem where some choices appear to be chosen more than they </w:t>
+      </w:r>
+      <w:proofErr w:type="gramStart"/>
+      <w:r>
+        <w:t>actually have</w:t>
+      </w:r>
+      <w:proofErr w:type="gramEnd"/>
+      <w:r>
+        <w:t xml:space="preserve"> been, if a participant selects it as well as </w:t>
+      </w:r>
+      <w:proofErr w:type="gramStart"/>
+      <w:r>
+        <w:t>the all</w:t>
+      </w:r>
+      <w:proofErr w:type="gramEnd"/>
+      <w:r>
+        <w:t xml:space="preserve"> of the above option. To solve this problem, I need to clean the data, by removing any individual options that have been selected if the participant has also selected </w:t>
+      </w:r>
+      <w:proofErr w:type="gramStart"/>
+      <w:r>
+        <w:t>the all</w:t>
+      </w:r>
+      <w:proofErr w:type="gramEnd"/>
+      <w:r>
+        <w:t xml:space="preserve"> of the above option.  To do this, I will use the Excel spreadsheet that Microsoft Forms stores all the responses to the survey in. I will use the copy the column for question 3 into a new sheet:</w:t>
       </w:r>
     </w:p>
     <w:p>
@@ -1703,7 +2013,7 @@
         </w:rPr>
         <w:lastRenderedPageBreak/>
         <w:drawing>
-          <wp:anchor distT="0" distB="0" distL="114300" distR="114300" simplePos="0" relativeHeight="251685888" behindDoc="1" locked="0" layoutInCell="1" allowOverlap="1" wp14:anchorId="1AECDCF0" wp14:editId="42AE7D53">
+          <wp:anchor distT="0" distB="0" distL="114300" distR="114300" simplePos="0" relativeHeight="251685888" behindDoc="1" locked="0" layoutInCell="1" allowOverlap="1" wp14:anchorId="1AECDCF0" wp14:editId="4D28A470">
             <wp:simplePos x="0" y="0"/>
             <wp:positionH relativeFrom="page">
               <wp:align>left</wp:align>
@@ -2028,7 +2338,31 @@
         </w:drawing>
       </w:r>
       <w:r>
-        <w:t>I will then look at each row, and look for rows that conatin “All of the above” as well as individual options. Where this is the case, I will remove all of the individual options, leaving the “All of the above” option there. The responses are now clean and look like this:</w:t>
+        <w:t xml:space="preserve">I will then look at each </w:t>
+      </w:r>
+      <w:proofErr w:type="gramStart"/>
+      <w:r>
+        <w:t>row, and</w:t>
+      </w:r>
+      <w:proofErr w:type="gramEnd"/>
+      <w:r>
+        <w:t xml:space="preserve"> look for rows that </w:t>
+      </w:r>
+      <w:proofErr w:type="spellStart"/>
+      <w:r>
+        <w:t>conatin</w:t>
+      </w:r>
+      <w:proofErr w:type="spellEnd"/>
+      <w:r>
+        <w:t xml:space="preserve"> “All of the above” as well as individual options. Where this is the case, I will remove </w:t>
+      </w:r>
+      <w:proofErr w:type="gramStart"/>
+      <w:r>
+        <w:t>all of</w:t>
+      </w:r>
+      <w:proofErr w:type="gramEnd"/>
+      <w:r>
+        <w:t xml:space="preserve"> the individual options, leaving the “All of the above” option there. The responses are now clean and look like this:</w:t>
       </w:r>
     </w:p>
     <w:p>
@@ -2173,7 +2507,15 @@
           </w:tcPr>
           <w:p>
             <w:r>
-              <w:t>Additional challeneges like minigames</w:t>
+              <w:t xml:space="preserve">Additional </w:t>
+            </w:r>
+            <w:proofErr w:type="spellStart"/>
+            <w:r>
+              <w:t>challeneges</w:t>
+            </w:r>
+            <w:proofErr w:type="spellEnd"/>
+            <w:r>
+              <w:t xml:space="preserve"> like minigames</w:t>
             </w:r>
           </w:p>
         </w:tc>
@@ -2217,8 +2559,13 @@
           </w:tcPr>
           <w:p>
             <w:r>
-              <w:t>Multiple planets in the galaxy that the player can purchase and colonsie</w:t>
-            </w:r>
+              <w:t xml:space="preserve">Multiple planets in the galaxy that the player can purchase and </w:t>
+            </w:r>
+            <w:proofErr w:type="spellStart"/>
+            <w:r>
+              <w:t>colonsie</w:t>
+            </w:r>
+            <w:proofErr w:type="spellEnd"/>
           </w:p>
         </w:tc>
         <w:tc>
@@ -2304,8 +2651,13 @@
             <w:tcW w:w="4508" w:type="dxa"/>
           </w:tcPr>
           <w:p>
-            <w:r>
-              <w:t>All of the above</w:t>
+            <w:proofErr w:type="gramStart"/>
+            <w:r>
+              <w:t>All of</w:t>
+            </w:r>
+            <w:proofErr w:type="gramEnd"/>
+            <w:r>
+              <w:t xml:space="preserve"> the above</w:t>
             </w:r>
           </w:p>
         </w:tc>
@@ -2432,7 +2784,23 @@
         <w:ind w:left="1440"/>
       </w:pPr>
       <w:r>
-        <w:t>And use a Clusted Bar chart to create a bar chart for the results, similar to the one on Microsoft Forms, but with the accurate, clean results:</w:t>
+        <w:t xml:space="preserve">And use a </w:t>
+      </w:r>
+      <w:proofErr w:type="spellStart"/>
+      <w:r>
+        <w:t>Clusted</w:t>
+      </w:r>
+      <w:proofErr w:type="spellEnd"/>
+      <w:r>
+        <w:t xml:space="preserve"> Bar chart to create a bar chart for the results, </w:t>
+      </w:r>
+      <w:proofErr w:type="gramStart"/>
+      <w:r>
+        <w:t>similar to</w:t>
+      </w:r>
+      <w:proofErr w:type="gramEnd"/>
+      <w:r>
+        <w:t xml:space="preserve"> the one on Microsoft Forms, but with the accurate, clean results:</w:t>
       </w:r>
     </w:p>
     <w:p>
@@ -2620,11 +2988,85 @@
         <w:ind w:left="2160" w:hanging="720"/>
       </w:pPr>
       <w:r>
-        <w:t xml:space="preserve">This question asked the users why they would play my game, allowing me to understand the  reasons and motivations for playing it. This then allows me to more accurately tailor the game’s features and visual design to it’s players. The participants were able to select a maximum of 3 choices, and all of them apart from 2 used all 3 of their choices (the other 2 only used 2 of them). The results show that the most common reason that the participants would play this game is to relax and to kill time(as these options combined received 43% of choices), which tells me that I need to create a more calm, cozy visual design, with a focus on relaxing, idle features rather than fast-paced competitive mechanics(I can still include challenging minigames, but potentially make these more of an optional feature that the player doesn’t have to do). I also need to ensure there is always something for the player to do, so they don’t get bored. The results also show that personal achievement and the love of high scores and competition would play a big part in the motivation to play this game, as both of thse options combined received 38% of choices. This tells me that </w:t>
+        <w:t xml:space="preserve">This question asked the users why they would play my game, allowing me to understand </w:t>
+      </w:r>
+      <w:proofErr w:type="gramStart"/>
+      <w:r>
+        <w:t>the  reasons</w:t>
+      </w:r>
+      <w:proofErr w:type="gramEnd"/>
+      <w:r>
+        <w:t xml:space="preserve"> and motivations for playing it. This then allows me to more accurately tailor the game’s features and visual design to </w:t>
+      </w:r>
+      <w:proofErr w:type="spellStart"/>
+      <w:proofErr w:type="gramStart"/>
+      <w:r>
+        <w:t>it’s</w:t>
+      </w:r>
+      <w:proofErr w:type="spellEnd"/>
+      <w:proofErr w:type="gramEnd"/>
+      <w:r>
+        <w:t xml:space="preserve"> players. The participants were able to select a maximum of 3 choices, and all of them apart from 2 used all 3 of their choices (the other 2 only used 2 of them). The results show that the most common reason that the participants would play this game is to relax and to kill time(as these options combined received 43% of choices), which tells me that I need to create a more calm, cozy visual design, with a focus on relaxing, idle features rather than fast-paced competitive mechanics(I can still include challenging minigames, but potentially make these more of an optional feature that the player doesn’t have to do). I also need to ensure there is always something for the player to do, so they don’t get bored. The results also show that personal achievement and the love of high scores and competition would play a big part in the motivation to play this game, as both of </w:t>
+      </w:r>
+      <w:proofErr w:type="spellStart"/>
+      <w:r>
+        <w:t>thse</w:t>
+      </w:r>
+      <w:proofErr w:type="spellEnd"/>
+      <w:r>
+        <w:t xml:space="preserve"> options combined received 38% of choices. This tells me that </w:t>
       </w:r>
       <w:r>
         <w:lastRenderedPageBreak/>
-        <w:t>there also neeeds to be a focus on the score that the player is achieveing and what they have earned as a result of it. I need to make the player feel rewarded by getting  a high score, potentially giving them unique rewards for reaching a certain score. Additionaly, 18% of participants said that a reason they would play this game is because they enjoy customising and creating things, meaning there must be a focus on the planet they are generating. I must make it clear that they are developing a planet, by visually displaying it’s expansion as they play. This also confirms that the feature where the player can add and customise their own planet with unique stats would be a desired feature for many, as it allows for more creation and customisation.</w:t>
+        <w:t xml:space="preserve">there also </w:t>
+      </w:r>
+      <w:proofErr w:type="spellStart"/>
+      <w:r>
+        <w:t>neeeds</w:t>
+      </w:r>
+      <w:proofErr w:type="spellEnd"/>
+      <w:r>
+        <w:t xml:space="preserve"> to be a focus on the score that the player is </w:t>
+      </w:r>
+      <w:proofErr w:type="spellStart"/>
+      <w:r>
+        <w:t>achieveing</w:t>
+      </w:r>
+      <w:proofErr w:type="spellEnd"/>
+      <w:r>
+        <w:t xml:space="preserve"> and what they have earned </w:t>
+      </w:r>
+      <w:proofErr w:type="gramStart"/>
+      <w:r>
+        <w:t>as a result of</w:t>
+      </w:r>
+      <w:proofErr w:type="gramEnd"/>
+      <w:r>
+        <w:t xml:space="preserve"> it. I need to make the player feel rewarded by </w:t>
+      </w:r>
+      <w:proofErr w:type="gramStart"/>
+      <w:r>
+        <w:t>getting  a</w:t>
+      </w:r>
+      <w:proofErr w:type="gramEnd"/>
+      <w:r>
+        <w:t xml:space="preserve"> high score, potentially giving them unique rewards for reaching a certain score. </w:t>
+      </w:r>
+      <w:proofErr w:type="spellStart"/>
+      <w:r>
+        <w:t>Additionaly</w:t>
+      </w:r>
+      <w:proofErr w:type="spellEnd"/>
+      <w:r>
+        <w:t xml:space="preserve">, 18% of participants said that a reason they would play this game is because they enjoy customising and creating things, meaning there must be a focus on the planet they are generating. I must make it clear that they are developing a planet, by visually displaying </w:t>
+      </w:r>
+      <w:proofErr w:type="gramStart"/>
+      <w:r>
+        <w:t>it’s</w:t>
+      </w:r>
+      <w:proofErr w:type="gramEnd"/>
+      <w:r>
+        <w:t xml:space="preserve"> expansion as they play. This also confirms that the feature where the player can add and customise their own planet with unique stats would be a desired feature for many, as it allows for more creation and customisation.</w:t>
       </w:r>
     </w:p>
     <w:p/>
@@ -2725,7 +3167,23 @@
         </w:numPr>
       </w:pPr>
       <w:r>
-        <w:t xml:space="preserve">This question asked the participants how long they would typically play this type of game in a single session, further allowing me to tailor my game’s features to its players, as I know how long they need to be playing before they see significant progress. There were no responses of less than 15 minutes, meaning the game doesn’t need to be too fast paced and the player shouldn’t be seeing much progress before 15 minutes of playing. Most of the particpiants (64%) said that they would play for between 15 and 30 minutes in a session, and the rest (36%) said they would play for 30+ minutes. This informs me that the game should start to feel rewarding after 15 minutes, where the player can see the progress they have made, ensuring they stay engaged. This </w:t>
+        <w:t xml:space="preserve">This question asked the participants how long they would typically play this type of game in a single session, further allowing me to tailor my game’s features to its players, as I know how long they need to be playing before they see significant progress. There were no responses of less than 15 minutes, meaning the game doesn’t need to be too fast paced and the player shouldn’t be seeing much progress before 15 minutes of playing. Most of the </w:t>
+      </w:r>
+      <w:proofErr w:type="spellStart"/>
+      <w:r>
+        <w:t>particpiants</w:t>
+      </w:r>
+      <w:proofErr w:type="spellEnd"/>
+      <w:r>
+        <w:t xml:space="preserve"> (64%) said that they would play for between 15 and 30 minutes in a session, and the rest (36%) said they would play for 30+ minutes. This informs me that the game should start to feel rewarding after 15 minutes, where the player can see the </w:t>
+      </w:r>
+      <w:proofErr w:type="gramStart"/>
+      <w:r>
+        <w:t>progress</w:t>
+      </w:r>
+      <w:proofErr w:type="gramEnd"/>
+      <w:r>
+        <w:t xml:space="preserve"> they have made, ensuring they stay engaged. This </w:t>
       </w:r>
       <w:r>
         <w:lastRenderedPageBreak/>
@@ -2836,7 +3294,31 @@
         </w:numPr>
       </w:pPr>
       <w:r>
-        <w:t>This question was designed to find out how idle/active the game should be. A more idle game will involve simple tasks that the player completes (like clicking) to then be able to gain a lot of progress without any input. Whereas, a more active game will invole lots more tasks that the user can complete, like challenges and minigames to help them progress further in the game. Since the majority (65%) of participants said they would like a mix of idle and active gameply, this informs me that the game needs to include lots of interactive features that the user can engage with, whilst also allowing them to gain significant progress without any input.</w:t>
+        <w:t xml:space="preserve">This question was designed to find out how idle/active the game should be. A more idle game will involve simple tasks that the player completes (like clicking) to then be able to gain a lot of progress without any input. </w:t>
+      </w:r>
+      <w:proofErr w:type="gramStart"/>
+      <w:r>
+        <w:t>Whereas,</w:t>
+      </w:r>
+      <w:proofErr w:type="gramEnd"/>
+      <w:r>
+        <w:t xml:space="preserve"> a more active game will </w:t>
+      </w:r>
+      <w:proofErr w:type="spellStart"/>
+      <w:r>
+        <w:t>invole</w:t>
+      </w:r>
+      <w:proofErr w:type="spellEnd"/>
+      <w:r>
+        <w:t xml:space="preserve"> lots more tasks that the user can complete, like challenges and minigames to help them progress further in the game. Since the majority (65%) of participants said they would like a mix of idle and active </w:t>
+      </w:r>
+      <w:proofErr w:type="spellStart"/>
+      <w:r>
+        <w:t>gameply</w:t>
+      </w:r>
+      <w:proofErr w:type="spellEnd"/>
+      <w:r>
+        <w:t>, this informs me that the game needs to include lots of interactive features that the user can engage with, whilst also allowing them to gain significant progress without any input.</w:t>
       </w:r>
     </w:p>
     <w:p/>
@@ -3091,7 +3573,15 @@
       </w:r>
       <w:r>
         <w:lastRenderedPageBreak/>
-        <w:t xml:space="preserve">From the 4 options, there was a split between the most popular. Both Sci-fi and Minialist + Clean received 36% of choices, informing me that the best style for the game would be a combination of both. The sci-fi style will fit well with the space theme of the game, which I can ensure is still clean, aesthetic and modern. </w:t>
+        <w:t xml:space="preserve">From the 4 options, there was a split between the most popular. Both Sci-fi and </w:t>
+      </w:r>
+      <w:proofErr w:type="spellStart"/>
+      <w:r>
+        <w:t>Minialist</w:t>
+      </w:r>
+      <w:proofErr w:type="spellEnd"/>
+      <w:r>
+        <w:t xml:space="preserve"> + Clean received 36% of choices, informing me that the best style for the game would be a combination of both. The sci-fi style will fit well with the space theme of the game, which I can ensure is still clean, aesthetic and modern. </w:t>
       </w:r>
     </w:p>
     <w:p/>
@@ -3183,7 +3673,15 @@
         </w:numPr>
       </w:pPr>
       <w:r>
-        <w:t>This question asked the participants if they had any suggestions for additional features for the game, which was designed to see if there were any features that a lot of people were asking for, that I had missed, however there were no responses to this so I am sure that the game isn’t missing any must-have features.</w:t>
+        <w:t xml:space="preserve">This question asked the participants if they had any suggestions for additional features for the game, which was designed to see if there were any features that a lot of people were asking for, that I had missed, however there were no responses to </w:t>
+      </w:r>
+      <w:proofErr w:type="gramStart"/>
+      <w:r>
+        <w:t>this</w:t>
+      </w:r>
+      <w:proofErr w:type="gramEnd"/>
+      <w:r>
+        <w:t xml:space="preserve"> so I am sure that the game isn’t missing any must-have features.</w:t>
       </w:r>
     </w:p>
     <w:p/>
@@ -3291,7 +3789,31 @@
         </w:rPr>
       </w:pPr>
       <w:r>
-        <w:t xml:space="preserve">This question was a quick, rating question where I asked the particpants to rate (on a scale of 1-10) the idea of this game. This was just to check that the particpiants were actually interested in my idea and whether they thought it would make a fun game. Fortunately, I received an average rating of 8.71, and no one rated it below 7, which confirms that this game has potentially to be enjoyable and engaging. </w:t>
+        <w:t xml:space="preserve">This question was a quick, rating question where I asked the </w:t>
+      </w:r>
+      <w:proofErr w:type="spellStart"/>
+      <w:r>
+        <w:t>particpants</w:t>
+      </w:r>
+      <w:proofErr w:type="spellEnd"/>
+      <w:r>
+        <w:t xml:space="preserve"> to rate (on a scale of 1-10) the idea of this game. This was just to check that the </w:t>
+      </w:r>
+      <w:proofErr w:type="spellStart"/>
+      <w:r>
+        <w:t>particpiants</w:t>
+      </w:r>
+      <w:proofErr w:type="spellEnd"/>
+      <w:r>
+        <w:t xml:space="preserve"> were </w:t>
+      </w:r>
+      <w:proofErr w:type="gramStart"/>
+      <w:r>
+        <w:t>actually interested</w:t>
+      </w:r>
+      <w:proofErr w:type="gramEnd"/>
+      <w:r>
+        <w:t xml:space="preserve"> in my idea and whether they thought it would make a fun game. Fortunately, I received an average rating of 8.71, and no one rated it below 7, which confirms that this game has potentially to be enjoyable and engaging. </w:t>
       </w:r>
     </w:p>
     <w:p>
@@ -3546,7 +4068,25 @@
                 <w:sz w:val="28"/>
                 <w:szCs w:val="28"/>
               </w:rPr>
-              <w:t xml:space="preserve">a planet, to increase it’s population which earns them money. </w:t>
+              <w:t xml:space="preserve">a planet, to increase </w:t>
+            </w:r>
+            <w:proofErr w:type="spellStart"/>
+            <w:proofErr w:type="gramStart"/>
+            <w:r>
+              <w:rPr>
+                <w:sz w:val="28"/>
+                <w:szCs w:val="28"/>
+              </w:rPr>
+              <w:t>it’s</w:t>
+            </w:r>
+            <w:proofErr w:type="spellEnd"/>
+            <w:proofErr w:type="gramEnd"/>
+            <w:r>
+              <w:rPr>
+                <w:sz w:val="28"/>
+                <w:szCs w:val="28"/>
+              </w:rPr>
+              <w:t xml:space="preserve"> population which earns them money. </w:t>
             </w:r>
           </w:p>
         </w:tc>
@@ -3605,7 +4145,39 @@
                 <w:sz w:val="28"/>
                 <w:szCs w:val="28"/>
               </w:rPr>
-              <w:t>There should be a clean, sci-fi/space-themed GUI with space-themed animations. The GUI should be separated into the main section, with the planet and popuation and money displayed clearly, and then individual sections like challeneges and upgrades.</w:t>
+              <w:t xml:space="preserve">There should be a clean, sci-fi/space-themed GUI with space-themed animations. The GUI should be separated into the main section, with the planet and </w:t>
+            </w:r>
+            <w:proofErr w:type="spellStart"/>
+            <w:r>
+              <w:rPr>
+                <w:sz w:val="28"/>
+                <w:szCs w:val="28"/>
+              </w:rPr>
+              <w:t>popuation</w:t>
+            </w:r>
+            <w:proofErr w:type="spellEnd"/>
+            <w:r>
+              <w:rPr>
+                <w:sz w:val="28"/>
+                <w:szCs w:val="28"/>
+              </w:rPr>
+              <w:t xml:space="preserve"> and money displayed clearly, and then individual sections like </w:t>
+            </w:r>
+            <w:proofErr w:type="spellStart"/>
+            <w:r>
+              <w:rPr>
+                <w:sz w:val="28"/>
+                <w:szCs w:val="28"/>
+              </w:rPr>
+              <w:t>challeneges</w:t>
+            </w:r>
+            <w:proofErr w:type="spellEnd"/>
+            <w:r>
+              <w:rPr>
+                <w:sz w:val="28"/>
+                <w:szCs w:val="28"/>
+              </w:rPr>
+              <w:t xml:space="preserve"> and upgrades.</w:t>
             </w:r>
           </w:p>
         </w:tc>
@@ -3625,7 +4197,71 @@
                 <w:sz w:val="28"/>
                 <w:szCs w:val="28"/>
               </w:rPr>
-              <w:t xml:space="preserve">In the survey, 50% of participants said that the visual design in this kind of game is somewhat important, and 36% said that it is extremely important, therefore the there must be a clean GUI and  s to ensure there is an aesthetic visual design. Furthermore, in response to the question that asked the participants what kind of visual style they prefer, there was quite a strong interest in all the styles. However, the most popular styles were Sci-fi and Minimalist/clean,  therefore the visual design needs to have a sci-fi aspect (which fits well with the space-theme), and also be clean and sleek. </w:t>
+              <w:t xml:space="preserve">In the survey, 50% of participants said that the visual design in this kind of game is somewhat important, and 36% said that it is extremely important, therefore the </w:t>
+            </w:r>
+            <w:proofErr w:type="spellStart"/>
+            <w:r>
+              <w:rPr>
+                <w:sz w:val="28"/>
+                <w:szCs w:val="28"/>
+              </w:rPr>
+              <w:t>there</w:t>
+            </w:r>
+            <w:proofErr w:type="spellEnd"/>
+            <w:r>
+              <w:rPr>
+                <w:sz w:val="28"/>
+                <w:szCs w:val="28"/>
+              </w:rPr>
+              <w:t xml:space="preserve"> must be a clean GUI </w:t>
+            </w:r>
+            <w:proofErr w:type="gramStart"/>
+            <w:r>
+              <w:rPr>
+                <w:sz w:val="28"/>
+                <w:szCs w:val="28"/>
+              </w:rPr>
+              <w:t>and  s</w:t>
+            </w:r>
+            <w:proofErr w:type="gramEnd"/>
+            <w:r>
+              <w:rPr>
+                <w:sz w:val="28"/>
+                <w:szCs w:val="28"/>
+              </w:rPr>
+              <w:t xml:space="preserve"> to ensure there is an aesthetic visual design. Furthermore, in response to the question that asked the participants what kind of visual style they prefer, there was quite a strong interest in all the styles. However, the most popular styles were Sci-fi and Minimalist/</w:t>
+            </w:r>
+            <w:proofErr w:type="gramStart"/>
+            <w:r>
+              <w:rPr>
+                <w:sz w:val="28"/>
+                <w:szCs w:val="28"/>
+              </w:rPr>
+              <w:t>clean,  therefore</w:t>
+            </w:r>
+            <w:proofErr w:type="gramEnd"/>
+            <w:r>
+              <w:rPr>
+                <w:sz w:val="28"/>
+                <w:szCs w:val="28"/>
+              </w:rPr>
+              <w:t xml:space="preserve"> the visual design needs to have a sci-fi aspect (which fits well with the space-theme</w:t>
+            </w:r>
+            <w:proofErr w:type="gramStart"/>
+            <w:r>
+              <w:rPr>
+                <w:sz w:val="28"/>
+                <w:szCs w:val="28"/>
+              </w:rPr>
+              <w:t>), and</w:t>
+            </w:r>
+            <w:proofErr w:type="gramEnd"/>
+            <w:r>
+              <w:rPr>
+                <w:sz w:val="28"/>
+                <w:szCs w:val="28"/>
+              </w:rPr>
+              <w:t xml:space="preserve"> also be clean and sleek. </w:t>
             </w:r>
           </w:p>
         </w:tc>
@@ -3691,7 +4327,39 @@
                 <w:sz w:val="28"/>
                 <w:szCs w:val="28"/>
               </w:rPr>
-              <w:t>This is an essential feature of the game, since it is going to have upgrades that need to be purchaseable. A shop is a perfect way to organise all of the upgrades into one area, so it is clear where they all are and easy to access.</w:t>
+              <w:t xml:space="preserve">This is an essential feature of the game, since it is going to have upgrades that need to be </w:t>
+            </w:r>
+            <w:proofErr w:type="spellStart"/>
+            <w:r>
+              <w:rPr>
+                <w:sz w:val="28"/>
+                <w:szCs w:val="28"/>
+              </w:rPr>
+              <w:t>purchaseable</w:t>
+            </w:r>
+            <w:proofErr w:type="spellEnd"/>
+            <w:r>
+              <w:rPr>
+                <w:sz w:val="28"/>
+                <w:szCs w:val="28"/>
+              </w:rPr>
+              <w:t xml:space="preserve">. A shop is a perfect way to organise </w:t>
+            </w:r>
+            <w:proofErr w:type="gramStart"/>
+            <w:r>
+              <w:rPr>
+                <w:sz w:val="28"/>
+                <w:szCs w:val="28"/>
+              </w:rPr>
+              <w:t>all of</w:t>
+            </w:r>
+            <w:proofErr w:type="gramEnd"/>
+            <w:r>
+              <w:rPr>
+                <w:sz w:val="28"/>
+                <w:szCs w:val="28"/>
+              </w:rPr>
+              <w:t xml:space="preserve"> the upgrades into one area, so it is clear where they all are and easy to access.</w:t>
             </w:r>
           </w:p>
         </w:tc>
@@ -3736,15 +4404,63 @@
                 <w:sz w:val="28"/>
                 <w:szCs w:val="28"/>
               </w:rPr>
-              <w:t xml:space="preserve">This is a very useful feature, as it allows the user to purcahse a large number of something in one click, without having to click it loads of times (especially if they have a lot of money, which will take a while). It is also extremely easy to implement, so is an essential </w:t>
-            </w:r>
+              <w:t xml:space="preserve">This is a very useful feature, as it allows the user to </w:t>
+            </w:r>
+            <w:proofErr w:type="spellStart"/>
             <w:r>
               <w:rPr>
                 <w:sz w:val="28"/>
                 <w:szCs w:val="28"/>
               </w:rPr>
+              <w:t>purcahse</w:t>
+            </w:r>
+            <w:proofErr w:type="spellEnd"/>
+            <w:r>
+              <w:rPr>
+                <w:sz w:val="28"/>
+                <w:szCs w:val="28"/>
+              </w:rPr>
+              <w:t xml:space="preserve"> </w:t>
+            </w:r>
+            <w:proofErr w:type="gramStart"/>
+            <w:r>
+              <w:rPr>
+                <w:sz w:val="28"/>
+                <w:szCs w:val="28"/>
+              </w:rPr>
+              <w:t>a large number of</w:t>
+            </w:r>
+            <w:proofErr w:type="gramEnd"/>
+            <w:r>
+              <w:rPr>
+                <w:sz w:val="28"/>
+                <w:szCs w:val="28"/>
+              </w:rPr>
+              <w:t xml:space="preserve"> something in one click, without having to click it loads of times (especially if they have a lot of money, which will take a while). It is also extremely easy to implement, so is an essential </w:t>
+            </w:r>
+            <w:r>
+              <w:rPr>
+                <w:sz w:val="28"/>
+                <w:szCs w:val="28"/>
+              </w:rPr>
               <w:lastRenderedPageBreak/>
-              <w:t>feature. I am also taking this feature from Adventure Capitalist and Cookie Clicker, as I have benefitted from it in both of them, making purchasing much more convenient.</w:t>
+              <w:t xml:space="preserve">feature. I am also taking this feature from Adventure Capitalist and Cookie Clicker, as I have benefitted from it in </w:t>
+            </w:r>
+            <w:proofErr w:type="gramStart"/>
+            <w:r>
+              <w:rPr>
+                <w:sz w:val="28"/>
+                <w:szCs w:val="28"/>
+              </w:rPr>
+              <w:t>both of them</w:t>
+            </w:r>
+            <w:proofErr w:type="gramEnd"/>
+            <w:r>
+              <w:rPr>
+                <w:sz w:val="28"/>
+                <w:szCs w:val="28"/>
+              </w:rPr>
+              <w:t>, making purchasing much more convenient.</w:t>
             </w:r>
           </w:p>
         </w:tc>
@@ -3794,7 +4510,89 @@
                 <w:sz w:val="28"/>
                 <w:szCs w:val="28"/>
               </w:rPr>
-              <w:t xml:space="preserve">This feature was the most highly requested in the survey (question 3), with every participant sayign they would like this feature in the game, thus it should definitely be implemented. Just to add, in the survery this feature was labelled as “Workers that earn money for you”, however the workers will actually be clicking the planet so earning population for the player, however this then increases their earnings so essentially workers do earn money for the player indirectly. This is a minor error in my survery and I don’t think the results would be any different if the feature was labelled “Workers that earn population for you”, since the key concept is the actual workers themselves”. Furthermore, workers are a core mechanic in incremental games, something that idly generates resources and can be upgraded. </w:t>
+              <w:t xml:space="preserve">This feature was the most highly requested in the survey (question 3), with every participant </w:t>
+            </w:r>
+            <w:proofErr w:type="spellStart"/>
+            <w:r>
+              <w:rPr>
+                <w:sz w:val="28"/>
+                <w:szCs w:val="28"/>
+              </w:rPr>
+              <w:t>sayign</w:t>
+            </w:r>
+            <w:proofErr w:type="spellEnd"/>
+            <w:r>
+              <w:rPr>
+                <w:sz w:val="28"/>
+                <w:szCs w:val="28"/>
+              </w:rPr>
+              <w:t xml:space="preserve"> they would like this feature in the game, thus it should </w:t>
+            </w:r>
+            <w:proofErr w:type="gramStart"/>
+            <w:r>
+              <w:rPr>
+                <w:sz w:val="28"/>
+                <w:szCs w:val="28"/>
+              </w:rPr>
+              <w:t>definitely be</w:t>
+            </w:r>
+            <w:proofErr w:type="gramEnd"/>
+            <w:r>
+              <w:rPr>
+                <w:sz w:val="28"/>
+                <w:szCs w:val="28"/>
+              </w:rPr>
+              <w:t xml:space="preserve"> implemented. Just to add, in the </w:t>
+            </w:r>
+            <w:proofErr w:type="spellStart"/>
+            <w:r>
+              <w:rPr>
+                <w:sz w:val="28"/>
+                <w:szCs w:val="28"/>
+              </w:rPr>
+              <w:t>survery</w:t>
+            </w:r>
+            <w:proofErr w:type="spellEnd"/>
+            <w:r>
+              <w:rPr>
+                <w:sz w:val="28"/>
+                <w:szCs w:val="28"/>
+              </w:rPr>
+              <w:t xml:space="preserve"> this feature was labelled as “Workers that earn money for you”, however the workers will </w:t>
+            </w:r>
+            <w:proofErr w:type="gramStart"/>
+            <w:r>
+              <w:rPr>
+                <w:sz w:val="28"/>
+                <w:szCs w:val="28"/>
+              </w:rPr>
+              <w:t>actually be</w:t>
+            </w:r>
+            <w:proofErr w:type="gramEnd"/>
+            <w:r>
+              <w:rPr>
+                <w:sz w:val="28"/>
+                <w:szCs w:val="28"/>
+              </w:rPr>
+              <w:t xml:space="preserve"> clicking the planet so earning population for the player, however this then increases their earnings so essentially workers do earn money for the player indirectly. This is a minor error in my </w:t>
+            </w:r>
+            <w:proofErr w:type="spellStart"/>
+            <w:proofErr w:type="gramStart"/>
+            <w:r>
+              <w:rPr>
+                <w:sz w:val="28"/>
+                <w:szCs w:val="28"/>
+              </w:rPr>
+              <w:t>survery</w:t>
+            </w:r>
+            <w:proofErr w:type="spellEnd"/>
+            <w:proofErr w:type="gramEnd"/>
+            <w:r>
+              <w:rPr>
+                <w:sz w:val="28"/>
+                <w:szCs w:val="28"/>
+              </w:rPr>
+              <w:t xml:space="preserve"> and I don’t think the results would be any different if the feature was labelled “Workers that earn population for you”, since the key concept is the actual workers themselves”. Furthermore, workers are a core mechanic in incremental games, something that idly generates resources and can be upgraded. </w:t>
             </w:r>
           </w:p>
         </w:tc>
@@ -3836,7 +4634,71 @@
                 <w:sz w:val="28"/>
                 <w:szCs w:val="28"/>
               </w:rPr>
-              <w:t>This feature was highly requested, with 93% survey particpants chosing it as a feature that should be in the game, meaning it should definitely be implemented. Prestiging is also a core mechanic in many games, including incremental games, as it keeps the game fresh, by allowing the player to restart but with progress multipliers.</w:t>
+              <w:t xml:space="preserve">This feature was highly requested, with 93% survey </w:t>
+            </w:r>
+            <w:proofErr w:type="spellStart"/>
+            <w:r>
+              <w:rPr>
+                <w:sz w:val="28"/>
+                <w:szCs w:val="28"/>
+              </w:rPr>
+              <w:t>particpants</w:t>
+            </w:r>
+            <w:proofErr w:type="spellEnd"/>
+            <w:r>
+              <w:rPr>
+                <w:sz w:val="28"/>
+                <w:szCs w:val="28"/>
+              </w:rPr>
+              <w:t xml:space="preserve"> </w:t>
+            </w:r>
+            <w:proofErr w:type="spellStart"/>
+            <w:r>
+              <w:rPr>
+                <w:sz w:val="28"/>
+                <w:szCs w:val="28"/>
+              </w:rPr>
+              <w:t>chosing</w:t>
+            </w:r>
+            <w:proofErr w:type="spellEnd"/>
+            <w:r>
+              <w:rPr>
+                <w:sz w:val="28"/>
+                <w:szCs w:val="28"/>
+              </w:rPr>
+              <w:t xml:space="preserve"> it as a feature that should be in the game, meaning it should </w:t>
+            </w:r>
+            <w:proofErr w:type="gramStart"/>
+            <w:r>
+              <w:rPr>
+                <w:sz w:val="28"/>
+                <w:szCs w:val="28"/>
+              </w:rPr>
+              <w:t>definitely be</w:t>
+            </w:r>
+            <w:proofErr w:type="gramEnd"/>
+            <w:r>
+              <w:rPr>
+                <w:sz w:val="28"/>
+                <w:szCs w:val="28"/>
+              </w:rPr>
+              <w:t xml:space="preserve"> implemented. </w:t>
+            </w:r>
+            <w:proofErr w:type="spellStart"/>
+            <w:r>
+              <w:rPr>
+                <w:sz w:val="28"/>
+                <w:szCs w:val="28"/>
+              </w:rPr>
+              <w:t>Prestiging</w:t>
+            </w:r>
+            <w:proofErr w:type="spellEnd"/>
+            <w:r>
+              <w:rPr>
+                <w:sz w:val="28"/>
+                <w:szCs w:val="28"/>
+              </w:rPr>
+              <w:t xml:space="preserve"> is also a core mechanic in many games, including incremental games, as it keeps the game fresh, by allowing the player to restart but with progress multipliers.</w:t>
             </w:r>
           </w:p>
         </w:tc>
@@ -3909,7 +4771,23 @@
                 <w:szCs w:val="28"/>
               </w:rPr>
               <w:lastRenderedPageBreak/>
-              <w:t xml:space="preserve">8. Additonal challenges, like space-themed minigames that the player can complete </w:t>
+              <w:t xml:space="preserve">8. </w:t>
+            </w:r>
+            <w:proofErr w:type="spellStart"/>
+            <w:r>
+              <w:rPr>
+                <w:sz w:val="28"/>
+                <w:szCs w:val="28"/>
+              </w:rPr>
+              <w:t>Additonal</w:t>
+            </w:r>
+            <w:proofErr w:type="spellEnd"/>
+            <w:r>
+              <w:rPr>
+                <w:sz w:val="28"/>
+                <w:szCs w:val="28"/>
+              </w:rPr>
+              <w:t xml:space="preserve"> challenges, like space-themed minigames that the player can complete </w:t>
             </w:r>
             <w:r>
               <w:rPr>
@@ -3950,7 +4828,39 @@
                 <w:sz w:val="28"/>
                 <w:szCs w:val="28"/>
               </w:rPr>
-              <w:t>This was highly requested, with 13 survey participants choosing it as a feature that should be in the game. Furthermore, in response to question 6, 64% of particpants said they would like a mix of idle and active gameplay in the game, meaning I need to have features like this to ensure the game has active mechanics to allow the player iteract with it more rather than just watching idle progress.</w:t>
+              <w:t xml:space="preserve">This was highly requested, with 13 survey participants choosing it as a feature that should be in the game. Furthermore, in response to question 6, 64% of </w:t>
+            </w:r>
+            <w:proofErr w:type="spellStart"/>
+            <w:r>
+              <w:rPr>
+                <w:sz w:val="28"/>
+                <w:szCs w:val="28"/>
+              </w:rPr>
+              <w:t>particpants</w:t>
+            </w:r>
+            <w:proofErr w:type="spellEnd"/>
+            <w:r>
+              <w:rPr>
+                <w:sz w:val="28"/>
+                <w:szCs w:val="28"/>
+              </w:rPr>
+              <w:t xml:space="preserve"> said they would like a mix of idle and active gameplay in the game, meaning I need to have features like this to ensure the game has active mechanics to allow the player </w:t>
+            </w:r>
+            <w:proofErr w:type="spellStart"/>
+            <w:r>
+              <w:rPr>
+                <w:sz w:val="28"/>
+                <w:szCs w:val="28"/>
+              </w:rPr>
+              <w:t>iteract</w:t>
+            </w:r>
+            <w:proofErr w:type="spellEnd"/>
+            <w:r>
+              <w:rPr>
+                <w:sz w:val="28"/>
+                <w:szCs w:val="28"/>
+              </w:rPr>
+              <w:t xml:space="preserve"> with it more rather than just watching idle progress.</w:t>
             </w:r>
           </w:p>
         </w:tc>
@@ -3995,7 +4905,23 @@
                 <w:sz w:val="28"/>
                 <w:szCs w:val="28"/>
               </w:rPr>
-              <w:t xml:space="preserve">This was a popular feature amongst the participants of the survey, with 12/14 (86% of) survey participants choosing it in question 3, meaning it is in high demand so should definitely be added to the game. Furthermore, the challenges/minigames should have a unique reward to give the player a better sense of achievement, this reward will be this unique, additional currency. It also just makes the game more engaging, with another currency that the player needs to earn. </w:t>
+              <w:t xml:space="preserve">This was a popular feature amongst the participants of the survey, with 12/14 (86% of) survey participants choosing it in question 3, meaning it is in high demand so should </w:t>
+            </w:r>
+            <w:proofErr w:type="gramStart"/>
+            <w:r>
+              <w:rPr>
+                <w:sz w:val="28"/>
+                <w:szCs w:val="28"/>
+              </w:rPr>
+              <w:t>definitely be</w:t>
+            </w:r>
+            <w:proofErr w:type="gramEnd"/>
+            <w:r>
+              <w:rPr>
+                <w:sz w:val="28"/>
+                <w:szCs w:val="28"/>
+              </w:rPr>
+              <w:t xml:space="preserve"> added to the game. Furthermore, the challenges/minigames should have a unique reward to give the player a better sense of achievement, this reward will be this unique, additional currency. It also just makes the game more engaging, with another currency that the player needs to earn. </w:t>
             </w:r>
           </w:p>
         </w:tc>
@@ -4054,15 +4980,79 @@
                 <w:sz w:val="28"/>
                 <w:szCs w:val="28"/>
               </w:rPr>
-              <w:t xml:space="preserve">This feature was popular amongst the survey participants, as 86% of them selected it as a feature they would like in the game, meaning it should definitely be implemented. Furthermore, it increases player engagement and activity within the game, making it more enaging for them. Again, 64% of paticipants (in response to question 6) said that they would like </w:t>
-            </w:r>
+              <w:t xml:space="preserve">This feature was popular amongst the survey participants, as 86% of them selected it as a feature they would like in the game, meaning it should </w:t>
+            </w:r>
+            <w:proofErr w:type="gramStart"/>
             <w:r>
               <w:rPr>
                 <w:sz w:val="28"/>
                 <w:szCs w:val="28"/>
               </w:rPr>
+              <w:t>definitely be</w:t>
+            </w:r>
+            <w:proofErr w:type="gramEnd"/>
+            <w:r>
+              <w:rPr>
+                <w:sz w:val="28"/>
+                <w:szCs w:val="28"/>
+              </w:rPr>
+              <w:t xml:space="preserve"> implemented. Furthermore, it increases player engagement and activity within the game, making it more </w:t>
+            </w:r>
+            <w:proofErr w:type="spellStart"/>
+            <w:r>
+              <w:rPr>
+                <w:sz w:val="28"/>
+                <w:szCs w:val="28"/>
+              </w:rPr>
+              <w:t>enaging</w:t>
+            </w:r>
+            <w:proofErr w:type="spellEnd"/>
+            <w:r>
+              <w:rPr>
+                <w:sz w:val="28"/>
+                <w:szCs w:val="28"/>
+              </w:rPr>
+              <w:t xml:space="preserve"> for them. Again, 64% of </w:t>
+            </w:r>
+            <w:proofErr w:type="spellStart"/>
+            <w:r>
+              <w:rPr>
+                <w:sz w:val="28"/>
+                <w:szCs w:val="28"/>
+              </w:rPr>
+              <w:t>paticipants</w:t>
+            </w:r>
+            <w:proofErr w:type="spellEnd"/>
+            <w:r>
+              <w:rPr>
+                <w:sz w:val="28"/>
+                <w:szCs w:val="28"/>
+              </w:rPr>
+              <w:t xml:space="preserve"> (in response to question 6) said that they would like </w:t>
+            </w:r>
+            <w:r>
+              <w:rPr>
+                <w:sz w:val="28"/>
+                <w:szCs w:val="28"/>
+              </w:rPr>
               <w:lastRenderedPageBreak/>
-              <w:t>a mix of idle and active gameplay and 14% said they would like more actige gameplay, thus population gambling ensures there is an active side of the game, allowing the player to better influence the game themselves, rather than them just progressing idly.</w:t>
+              <w:t xml:space="preserve">a mix of idle and active gameplay and 14% said they would like more </w:t>
+            </w:r>
+            <w:proofErr w:type="spellStart"/>
+            <w:r>
+              <w:rPr>
+                <w:sz w:val="28"/>
+                <w:szCs w:val="28"/>
+              </w:rPr>
+              <w:t>actige</w:t>
+            </w:r>
+            <w:proofErr w:type="spellEnd"/>
+            <w:r>
+              <w:rPr>
+                <w:sz w:val="28"/>
+                <w:szCs w:val="28"/>
+              </w:rPr>
+              <w:t xml:space="preserve"> gameplay, thus population gambling ensures there is an active side of the game, allowing the player to better influence the game themselves, rather than them just progressing idly.</w:t>
             </w:r>
           </w:p>
         </w:tc>
@@ -4088,7 +5078,23 @@
                 <w:szCs w:val="28"/>
               </w:rPr>
               <w:lastRenderedPageBreak/>
-              <w:t xml:space="preserve">11. Achievements that the player reaches after time playing, for example “Clicked 500 times”. These achievements will grant xp, which goes towards the player’s level. </w:t>
+              <w:t xml:space="preserve">11. Achievements that the player reaches after time playing, for example “Clicked 500 times”. These achievements will grant </w:t>
+            </w:r>
+            <w:proofErr w:type="spellStart"/>
+            <w:r>
+              <w:rPr>
+                <w:sz w:val="28"/>
+                <w:szCs w:val="28"/>
+              </w:rPr>
+              <w:t>xp</w:t>
+            </w:r>
+            <w:proofErr w:type="spellEnd"/>
+            <w:r>
+              <w:rPr>
+                <w:sz w:val="28"/>
+                <w:szCs w:val="28"/>
+              </w:rPr>
+              <w:t xml:space="preserve">, which goes towards the player’s level. </w:t>
             </w:r>
           </w:p>
         </w:tc>
@@ -4108,7 +5114,87 @@
                 <w:sz w:val="28"/>
                 <w:szCs w:val="28"/>
               </w:rPr>
-              <w:t>This was quite a highly requested feature, with 11/14 (79% of) survey participants saying they woulld ike the game to have it, meaning it is a desired feature amongst the stakeholders. Furhtermore, this is a common feature amongst most games, not just incremental games, as it gives the player a sense of achievement, as their progress in the game is being recognised and rewarded. In fact, the (joint) third highest reason for why particpants said they would play this game (in response to question 4), with 7 participants choosing it, was for personal achievement. This confirms that the game needs to recognise the progress of players, and reward them with achievements that then give them even more progress, to give them a sense of achievement.</w:t>
+              <w:t xml:space="preserve">This was quite a highly requested feature, with 11/14 (79% of) survey participants saying they </w:t>
+            </w:r>
+            <w:proofErr w:type="spellStart"/>
+            <w:r>
+              <w:rPr>
+                <w:sz w:val="28"/>
+                <w:szCs w:val="28"/>
+              </w:rPr>
+              <w:t>woulld</w:t>
+            </w:r>
+            <w:proofErr w:type="spellEnd"/>
+            <w:r>
+              <w:rPr>
+                <w:sz w:val="28"/>
+                <w:szCs w:val="28"/>
+              </w:rPr>
+              <w:t xml:space="preserve"> </w:t>
+            </w:r>
+            <w:proofErr w:type="spellStart"/>
+            <w:r>
+              <w:rPr>
+                <w:sz w:val="28"/>
+                <w:szCs w:val="28"/>
+              </w:rPr>
+              <w:t>ike</w:t>
+            </w:r>
+            <w:proofErr w:type="spellEnd"/>
+            <w:r>
+              <w:rPr>
+                <w:sz w:val="28"/>
+                <w:szCs w:val="28"/>
+              </w:rPr>
+              <w:t xml:space="preserve"> the game to have it, meaning it is a desired feature amongst the stakeholders. </w:t>
+            </w:r>
+            <w:proofErr w:type="spellStart"/>
+            <w:r>
+              <w:rPr>
+                <w:sz w:val="28"/>
+                <w:szCs w:val="28"/>
+              </w:rPr>
+              <w:t>Furhtermore</w:t>
+            </w:r>
+            <w:proofErr w:type="spellEnd"/>
+            <w:r>
+              <w:rPr>
+                <w:sz w:val="28"/>
+                <w:szCs w:val="28"/>
+              </w:rPr>
+              <w:t xml:space="preserve">, this is a common feature amongst most games, not just incremental games, as it gives the player a sense of achievement, as their progress in the game is being recognised and rewarded. In fact, the (joint) third highest reason for why </w:t>
+            </w:r>
+            <w:proofErr w:type="spellStart"/>
+            <w:r>
+              <w:rPr>
+                <w:sz w:val="28"/>
+                <w:szCs w:val="28"/>
+              </w:rPr>
+              <w:t>particpants</w:t>
+            </w:r>
+            <w:proofErr w:type="spellEnd"/>
+            <w:r>
+              <w:rPr>
+                <w:sz w:val="28"/>
+                <w:szCs w:val="28"/>
+              </w:rPr>
+              <w:t xml:space="preserve"> said they would play this game (in response to question 4), with 7 participants choosing it, was for personal achievement. This confirms that the game needs to recognise the progress of </w:t>
+            </w:r>
+            <w:proofErr w:type="gramStart"/>
+            <w:r>
+              <w:rPr>
+                <w:sz w:val="28"/>
+                <w:szCs w:val="28"/>
+              </w:rPr>
+              <w:t>players, and</w:t>
+            </w:r>
+            <w:proofErr w:type="gramEnd"/>
+            <w:r>
+              <w:rPr>
+                <w:sz w:val="28"/>
+                <w:szCs w:val="28"/>
+              </w:rPr>
+              <w:t xml:space="preserve"> reward them with achievements that then give them even more progress, to give them a sense of achievement.</w:t>
             </w:r>
           </w:p>
         </w:tc>
@@ -4133,7 +5219,23 @@
                 <w:sz w:val="28"/>
                 <w:szCs w:val="28"/>
               </w:rPr>
-              <w:t xml:space="preserve">12. An option for the player to add and customise their own planets, with unique stats. This will be available to the player once they have reached and fully colonised all of the game’s planets. The player will be able to give the planet any stats they want, giving them free control of how they progress on it. This will be more of a free roam/sandbox mode that the </w:t>
+              <w:t xml:space="preserve">12. An option for the player to add and customise their own planets, with unique stats. This will be available to the player once they have reached and fully colonised </w:t>
+            </w:r>
+            <w:proofErr w:type="gramStart"/>
+            <w:r>
+              <w:rPr>
+                <w:sz w:val="28"/>
+                <w:szCs w:val="28"/>
+              </w:rPr>
+              <w:t>all of</w:t>
+            </w:r>
+            <w:proofErr w:type="gramEnd"/>
+            <w:r>
+              <w:rPr>
+                <w:sz w:val="28"/>
+                <w:szCs w:val="28"/>
+              </w:rPr>
+              <w:t xml:space="preserve"> the game’s planets. The player will be able to give the planet any stats they want, giving them free control of how they progress on it. This will be more of a free roam/sandbox mode that the </w:t>
             </w:r>
             <w:r>
               <w:rPr>
@@ -4196,7 +5298,23 @@
                 <w:szCs w:val="28"/>
               </w:rPr>
               <w:lastRenderedPageBreak/>
-              <w:t>13. Progess saving, where the player’s progress will be saved in the local storage of their browser, allowing them to return to their save whenever they re-open their browser. Furthermore, the player will be able to export their save, which gives them a save code that they need to keep somewhere (like in their notepad), which they can then import into the game on a different device/browser to return to their save.</w:t>
+              <w:t xml:space="preserve">13. </w:t>
+            </w:r>
+            <w:proofErr w:type="spellStart"/>
+            <w:r>
+              <w:rPr>
+                <w:sz w:val="28"/>
+                <w:szCs w:val="28"/>
+              </w:rPr>
+              <w:t>Progess</w:t>
+            </w:r>
+            <w:proofErr w:type="spellEnd"/>
+            <w:r>
+              <w:rPr>
+                <w:sz w:val="28"/>
+                <w:szCs w:val="28"/>
+              </w:rPr>
+              <w:t xml:space="preserve"> saving, where the player’s progress will be saved in the local storage of their browser, allowing them to return to their save whenever they re-open their browser. Furthermore, the player will be able to export their save, which gives them a save code that they need to keep somewhere (like in their notepad), which they can then import into the game on a different device/browser to return to their save.</w:t>
             </w:r>
           </w:p>
           <w:p>
@@ -4232,7 +5350,55 @@
                 <w:sz w:val="28"/>
                 <w:szCs w:val="28"/>
               </w:rPr>
-              <w:t>This was another feature that was requested quite highly, by 79% of participants of the survey, so it should definitely be implemented in the game. Furthermore, progress saving is a key mechanic of many games, as it allows the user to come back to the game at a different time and still have their progress, that they worked hard for. Additionally, 64% of survey particpants said that they would play this kind of game for 15-30 minutes in one session, therefore many players will have to exit the game after this time, and it is important that the game saves their progress so they haven’t wasted their time playing. Players might also switch devices, or browsers, and want to keep their progress, which is why it’s important that they can export their save and then transfer it.</w:t>
+              <w:t xml:space="preserve">This was another feature that was requested quite highly, by 79% of participants of the survey, so it should </w:t>
+            </w:r>
+            <w:proofErr w:type="gramStart"/>
+            <w:r>
+              <w:rPr>
+                <w:sz w:val="28"/>
+                <w:szCs w:val="28"/>
+              </w:rPr>
+              <w:t>definitely be</w:t>
+            </w:r>
+            <w:proofErr w:type="gramEnd"/>
+            <w:r>
+              <w:rPr>
+                <w:sz w:val="28"/>
+                <w:szCs w:val="28"/>
+              </w:rPr>
+              <w:t xml:space="preserve"> implemented in the game. Furthermore, progress saving is a key mechanic of many games, as it allows the user to come back to the game at a different time and still have their progress, that they worked hard for. Additionally, 64% of survey </w:t>
+            </w:r>
+            <w:proofErr w:type="spellStart"/>
+            <w:r>
+              <w:rPr>
+                <w:sz w:val="28"/>
+                <w:szCs w:val="28"/>
+              </w:rPr>
+              <w:t>particpants</w:t>
+            </w:r>
+            <w:proofErr w:type="spellEnd"/>
+            <w:r>
+              <w:rPr>
+                <w:sz w:val="28"/>
+                <w:szCs w:val="28"/>
+              </w:rPr>
+              <w:t xml:space="preserve"> said that they would play this kind of game for 15-30 minutes in one session, therefore many players will have to exit the game after this time, and it is important that the game saves their </w:t>
+            </w:r>
+            <w:proofErr w:type="gramStart"/>
+            <w:r>
+              <w:rPr>
+                <w:sz w:val="28"/>
+                <w:szCs w:val="28"/>
+              </w:rPr>
+              <w:t>progress</w:t>
+            </w:r>
+            <w:proofErr w:type="gramEnd"/>
+            <w:r>
+              <w:rPr>
+                <w:sz w:val="28"/>
+                <w:szCs w:val="28"/>
+              </w:rPr>
+              <w:t xml:space="preserve"> so they haven’t wasted their time playing. Players might also switch devices, or browsers, and want to keep their progress, which is why it’s important that they can export their save and then transfer it.</w:t>
             </w:r>
           </w:p>
         </w:tc>
@@ -4257,7 +5423,71 @@
                 <w:sz w:val="28"/>
                 <w:szCs w:val="28"/>
               </w:rPr>
-              <w:t xml:space="preserve">14. A level mechanic, where the player earns xp through upgrades, purchases and general progression. This xp will increase their level, and once they reach the next level they will get a reward and a congratulations screen will be displayed to them. </w:t>
+              <w:t xml:space="preserve">14. A level mechanic, where the player earns </w:t>
+            </w:r>
+            <w:proofErr w:type="spellStart"/>
+            <w:r>
+              <w:rPr>
+                <w:sz w:val="28"/>
+                <w:szCs w:val="28"/>
+              </w:rPr>
+              <w:t>xp</w:t>
+            </w:r>
+            <w:proofErr w:type="spellEnd"/>
+            <w:r>
+              <w:rPr>
+                <w:sz w:val="28"/>
+                <w:szCs w:val="28"/>
+              </w:rPr>
+              <w:t xml:space="preserve"> through upgrades, purchases and general progression. This </w:t>
+            </w:r>
+            <w:proofErr w:type="spellStart"/>
+            <w:r>
+              <w:rPr>
+                <w:sz w:val="28"/>
+                <w:szCs w:val="28"/>
+              </w:rPr>
+              <w:t>xp</w:t>
+            </w:r>
+            <w:proofErr w:type="spellEnd"/>
+            <w:r>
+              <w:rPr>
+                <w:sz w:val="28"/>
+                <w:szCs w:val="28"/>
+              </w:rPr>
+              <w:t xml:space="preserve"> will increase their level, and once they reach the next </w:t>
+            </w:r>
+            <w:proofErr w:type="gramStart"/>
+            <w:r>
+              <w:rPr>
+                <w:sz w:val="28"/>
+                <w:szCs w:val="28"/>
+              </w:rPr>
+              <w:t>level</w:t>
+            </w:r>
+            <w:proofErr w:type="gramEnd"/>
+            <w:r>
+              <w:rPr>
+                <w:sz w:val="28"/>
+                <w:szCs w:val="28"/>
+              </w:rPr>
+              <w:t xml:space="preserve"> they will get a </w:t>
+            </w:r>
+            <w:proofErr w:type="gramStart"/>
+            <w:r>
+              <w:rPr>
+                <w:sz w:val="28"/>
+                <w:szCs w:val="28"/>
+              </w:rPr>
+              <w:t>reward</w:t>
+            </w:r>
+            <w:proofErr w:type="gramEnd"/>
+            <w:r>
+              <w:rPr>
+                <w:sz w:val="28"/>
+                <w:szCs w:val="28"/>
+              </w:rPr>
+              <w:t xml:space="preserve"> and a congratulations screen will be displayed to them. </w:t>
             </w:r>
           </w:p>
         </w:tc>
@@ -4277,7 +5507,41 @@
                 <w:sz w:val="28"/>
                 <w:szCs w:val="28"/>
               </w:rPr>
-              <w:t>This is another important feature that shows the user their progression in the game, thus giving them a sense of achievement and making them more likely to continue playing to get an even higher level, to earn more rewards. This is a feature thatis inspired from Idle World, but with the removal of it's manual level-up mechanic and replaced with automatic levelling up.</w:t>
+              <w:t xml:space="preserve">This is another important feature that shows the user their progression in the game, thus giving them a sense of achievement and making them more likely to continue playing to get an even higher level, to earn more rewards. This is a feature </w:t>
+            </w:r>
+            <w:proofErr w:type="spellStart"/>
+            <w:r>
+              <w:rPr>
+                <w:sz w:val="28"/>
+                <w:szCs w:val="28"/>
+              </w:rPr>
+              <w:t>thatis</w:t>
+            </w:r>
+            <w:proofErr w:type="spellEnd"/>
+            <w:r>
+              <w:rPr>
+                <w:sz w:val="28"/>
+                <w:szCs w:val="28"/>
+              </w:rPr>
+              <w:t xml:space="preserve"> inspired from Idle World, but with the removal of </w:t>
+            </w:r>
+            <w:proofErr w:type="spellStart"/>
+            <w:proofErr w:type="gramStart"/>
+            <w:r>
+              <w:rPr>
+                <w:sz w:val="28"/>
+                <w:szCs w:val="28"/>
+              </w:rPr>
+              <w:t>it's</w:t>
+            </w:r>
+            <w:proofErr w:type="spellEnd"/>
+            <w:proofErr w:type="gramEnd"/>
+            <w:r>
+              <w:rPr>
+                <w:sz w:val="28"/>
+                <w:szCs w:val="28"/>
+              </w:rPr>
+              <w:t xml:space="preserve"> manual level-up mechanic and replaced with automatic levelling up.</w:t>
             </w:r>
           </w:p>
         </w:tc>
@@ -4480,7 +5744,25 @@
                 <w:sz w:val="28"/>
                 <w:szCs w:val="28"/>
               </w:rPr>
-              <w:t>64% of survey particpants said that they would play this kind of game for 15-30 minutes in one session,</w:t>
+              <w:t xml:space="preserve">64% of survey </w:t>
+            </w:r>
+            <w:proofErr w:type="spellStart"/>
+            <w:r>
+              <w:rPr>
+                <w:rFonts w:ascii="Aptos" w:eastAsia="Aptos" w:hAnsi="Aptos" w:cs="Aptos"/>
+                <w:sz w:val="28"/>
+                <w:szCs w:val="28"/>
+              </w:rPr>
+              <w:t>particpants</w:t>
+            </w:r>
+            <w:proofErr w:type="spellEnd"/>
+            <w:r>
+              <w:rPr>
+                <w:rFonts w:ascii="Aptos" w:eastAsia="Aptos" w:hAnsi="Aptos" w:cs="Aptos"/>
+                <w:sz w:val="28"/>
+                <w:szCs w:val="28"/>
+              </w:rPr>
+              <w:t xml:space="preserve"> said that they would play this kind of game for 15-30 minutes in one session,</w:t>
             </w:r>
             <w:r>
               <w:rPr>
@@ -4933,7 +6215,55 @@
                 <w:sz w:val="28"/>
                 <w:szCs w:val="28"/>
               </w:rPr>
-              <w:t xml:space="preserve">Due to the number of features and mechanics in my game, I will be limiting myself to simple animations. This is because I don’t have much knowledge on web-based animations and I want to focus on how the UI actually looks and the core features. Focussing too much on unique, detailed animations for all the game’s features will take up too much development time, therefore I will ony be implementing basic ones. These </w:t>
+              <w:t xml:space="preserve">Due to the number of features and mechanics in my game, I will be limiting myself to simple animations. This is because I don’t have much knowledge on web-based </w:t>
+            </w:r>
+            <w:proofErr w:type="gramStart"/>
+            <w:r>
+              <w:rPr>
+                <w:sz w:val="28"/>
+                <w:szCs w:val="28"/>
+              </w:rPr>
+              <w:t>animations</w:t>
+            </w:r>
+            <w:proofErr w:type="gramEnd"/>
+            <w:r>
+              <w:rPr>
+                <w:sz w:val="28"/>
+                <w:szCs w:val="28"/>
+              </w:rPr>
+              <w:t xml:space="preserve"> and I want to focus on how the UI </w:t>
+            </w:r>
+            <w:proofErr w:type="gramStart"/>
+            <w:r>
+              <w:rPr>
+                <w:sz w:val="28"/>
+                <w:szCs w:val="28"/>
+              </w:rPr>
+              <w:t>actually looks</w:t>
+            </w:r>
+            <w:proofErr w:type="gramEnd"/>
+            <w:r>
+              <w:rPr>
+                <w:sz w:val="28"/>
+                <w:szCs w:val="28"/>
+              </w:rPr>
+              <w:t xml:space="preserve"> and the core features. Focussing too much on unique, detailed animations for all the game’s features will take up too much development time, therefore I will </w:t>
+            </w:r>
+            <w:proofErr w:type="spellStart"/>
+            <w:r>
+              <w:rPr>
+                <w:sz w:val="28"/>
+                <w:szCs w:val="28"/>
+              </w:rPr>
+              <w:t>ony</w:t>
+            </w:r>
+            <w:proofErr w:type="spellEnd"/>
+            <w:r>
+              <w:rPr>
+                <w:sz w:val="28"/>
+                <w:szCs w:val="28"/>
+              </w:rPr>
+              <w:t xml:space="preserve"> be implementing basic ones. These </w:t>
             </w:r>
             <w:r>
               <w:rPr>
@@ -4984,7 +6314,55 @@
                 <w:sz w:val="28"/>
                 <w:szCs w:val="28"/>
               </w:rPr>
-              <w:t>I am not going to develop any options to change the text language in my game, so it will all  be in English. This is because the main language for all games is English, it is the most widely spoken language so I can assume that the majority of my stakeholders will be English speakers. I also don’t need ot make this game accessible to everyone, but instead I want to focus on making it as good as possible for those who can understand it.</w:t>
+              <w:t xml:space="preserve">I am not going to develop any options to change the text language in my game, so it will </w:t>
+            </w:r>
+            <w:proofErr w:type="gramStart"/>
+            <w:r>
+              <w:rPr>
+                <w:sz w:val="28"/>
+                <w:szCs w:val="28"/>
+              </w:rPr>
+              <w:t>all  be</w:t>
+            </w:r>
+            <w:proofErr w:type="gramEnd"/>
+            <w:r>
+              <w:rPr>
+                <w:sz w:val="28"/>
+                <w:szCs w:val="28"/>
+              </w:rPr>
+              <w:t xml:space="preserve"> in English. This is because the main language for all games is English, it is the most widely spoken language so I can assume that </w:t>
+            </w:r>
+            <w:proofErr w:type="gramStart"/>
+            <w:r>
+              <w:rPr>
+                <w:sz w:val="28"/>
+                <w:szCs w:val="28"/>
+              </w:rPr>
+              <w:t>the majority of</w:t>
+            </w:r>
+            <w:proofErr w:type="gramEnd"/>
+            <w:r>
+              <w:rPr>
+                <w:sz w:val="28"/>
+                <w:szCs w:val="28"/>
+              </w:rPr>
+              <w:t xml:space="preserve"> my stakeholders will be English speakers. I also don’t need </w:t>
+            </w:r>
+            <w:proofErr w:type="spellStart"/>
+            <w:r>
+              <w:rPr>
+                <w:sz w:val="28"/>
+                <w:szCs w:val="28"/>
+              </w:rPr>
+              <w:t>ot</w:t>
+            </w:r>
+            <w:proofErr w:type="spellEnd"/>
+            <w:r>
+              <w:rPr>
+                <w:sz w:val="28"/>
+                <w:szCs w:val="28"/>
+              </w:rPr>
+              <w:t xml:space="preserve"> make this game accessible to everyone, but instead I want to focus on making it as good as possible for those who can understand it.</w:t>
             </w:r>
           </w:p>
         </w:tc>
@@ -5201,7 +6579,23 @@
           <w:sz w:val="28"/>
           <w:szCs w:val="28"/>
         </w:rPr>
-        <w:t>Mobile phones will be able to access it, however the format may make it unplayable as I won’t be developing the game to work for phones.</w:t>
+        <w:t xml:space="preserve">Mobile phones will be able to access </w:t>
+      </w:r>
+      <w:proofErr w:type="gramStart"/>
+      <w:r>
+        <w:rPr>
+          <w:sz w:val="28"/>
+          <w:szCs w:val="28"/>
+        </w:rPr>
+        <w:t>it,</w:t>
+      </w:r>
+      <w:proofErr w:type="gramEnd"/>
+      <w:r>
+        <w:rPr>
+          <w:sz w:val="28"/>
+          <w:szCs w:val="28"/>
+        </w:rPr>
+        <w:t xml:space="preserve"> however the format may make it unplayable as I won’t be developing the game to work for phones.</w:t>
       </w:r>
     </w:p>
     <w:p>
@@ -5245,7 +6639,23 @@
           <w:sz w:val="28"/>
           <w:szCs w:val="28"/>
         </w:rPr>
-        <w:t>The device may need speakers to hear game sound effects and music, however this is not essential.</w:t>
+        <w:t xml:space="preserve">The device may need speakers to hear game sound effects and </w:t>
+      </w:r>
+      <w:proofErr w:type="gramStart"/>
+      <w:r>
+        <w:rPr>
+          <w:sz w:val="28"/>
+          <w:szCs w:val="28"/>
+        </w:rPr>
+        <w:t>music,</w:t>
+      </w:r>
+      <w:proofErr w:type="gramEnd"/>
+      <w:r>
+        <w:rPr>
+          <w:sz w:val="28"/>
+          <w:szCs w:val="28"/>
+        </w:rPr>
+        <w:t xml:space="preserve"> however this is not essential.</w:t>
       </w:r>
     </w:p>
     <w:p>
@@ -5565,7 +6975,15 @@
       </w:r>
       <w:r>
         <w:lastRenderedPageBreak/>
-        <w:t>section, I will explain how each of these sections will be further decomposed into Javascript subroutines, with flowcharts and pseudocode where appropriate.</w:t>
+        <w:t xml:space="preserve">section, I will explain how each of these sections will be further decomposed into </w:t>
+      </w:r>
+      <w:proofErr w:type="spellStart"/>
+      <w:r>
+        <w:t>Javascript</w:t>
+      </w:r>
+      <w:proofErr w:type="spellEnd"/>
+      <w:r>
+        <w:t xml:space="preserve"> subroutines, with flowcharts and pseudocode where appropriate.</w:t>
       </w:r>
     </w:p>
     <w:p/>
@@ -5589,7 +7007,31 @@
         <w:t xml:space="preserve">abstracted, </w:t>
       </w:r>
       <w:r>
-        <w:t>meaning unnecessary details from it can be removed to make the problem simpler to solve. This is mainly because it is a space-themed game, meaning there are a number of features I could include, like stars, meteors, satellites with unique physics and animations. This would allow for an extremely engaging and immersive experience, however would significantly increase the development time, and I would likely not have enough time to complete the project. However, with abstraction, I can remove these unnecessary elements from the problem, meaning I only need to develop what is needed in the requirements of the solution. For example, when developing the Earth planet, I don’t need to design every city and landmark on the Earth, as this is not needed to play the game and would take way too much time. Instead, I can just use/design an image of the Earth, which the player can click, ensuring I have enough time to develop the core features of and the gameplay logic. Abstraction makes the game run smoothly, reducing unnecessary resource usage, and reduces the time it takes to develop the program, due to it’s reduced complexity.</w:t>
+        <w:t xml:space="preserve">meaning unnecessary details from it can be removed to make the problem simpler to solve. This is mainly because it is a space-themed game, meaning there are </w:t>
+      </w:r>
+      <w:proofErr w:type="gramStart"/>
+      <w:r>
+        <w:t>a number of</w:t>
+      </w:r>
+      <w:proofErr w:type="gramEnd"/>
+      <w:r>
+        <w:t xml:space="preserve"> features I could include, like stars, meteors, satellites with unique physics and animations. This would allow for an extremely engaging and immersive experience, </w:t>
+      </w:r>
+      <w:proofErr w:type="gramStart"/>
+      <w:r>
+        <w:t>however</w:t>
+      </w:r>
+      <w:proofErr w:type="gramEnd"/>
+      <w:r>
+        <w:t xml:space="preserve"> would significantly increase the development time, and I would likely not have enough time to complete the project. However, with abstraction, I can remove these unnecessary elements from the problem, meaning I only need to develop what is needed in the requirements of the solution. For example, when developing the Earth planet, I don’t need to design every city and landmark on the Earth, as this is not needed to play the game and would take way too much time. Instead, I can just use/design an image of the Earth, which the player can click, ensuring I have enough time to develop the core features of and the gameplay logic. Abstraction makes the game run smoothly, reducing unnecessary resource usage, and reduces the time it takes to develop the program, due to </w:t>
+      </w:r>
+      <w:proofErr w:type="spellStart"/>
+      <w:r>
+        <w:t>it’s</w:t>
+      </w:r>
+      <w:proofErr w:type="spellEnd"/>
+      <w:r>
+        <w:t xml:space="preserve"> reduced complexity.</w:t>
       </w:r>
     </w:p>
     <w:p/>
@@ -5613,7 +7055,23 @@
         <w:t xml:space="preserve">concurrently, </w:t>
       </w:r>
       <w:r>
-        <w:t>which is where they overlap. For example, once the player is generating idle income from their planet, they can do other tasks like a minigame, which will overlap with the idle income from their planet, meaning the player can play minigames while still earning money from their planet. This makes the gameplay feel more smooth and interactive, as the player can play minigames, browse the store, or look at their achivements, whilst earning money in the background, thus improving their overall experience. Additionally, concurrency makes more efficient use of the processor, idle (waiting) time by overlapping processes.</w:t>
+        <w:t xml:space="preserve">which is where they overlap. For example, once the player is generating idle income from their planet, they can do other tasks like a minigame, which will overlap with the idle income from their planet, meaning the player can play minigames while still earning money from their planet. This makes the gameplay feel </w:t>
+      </w:r>
+      <w:proofErr w:type="gramStart"/>
+      <w:r>
+        <w:t>more smooth and interactive</w:t>
+      </w:r>
+      <w:proofErr w:type="gramEnd"/>
+      <w:r>
+        <w:t xml:space="preserve">, as the player can play minigames, browse the store, or look at their </w:t>
+      </w:r>
+      <w:proofErr w:type="spellStart"/>
+      <w:r>
+        <w:t>achivements</w:t>
+      </w:r>
+      <w:proofErr w:type="spellEnd"/>
+      <w:r>
+        <w:t>, whilst earning money in the background, thus improving their overall experience. Additionally, concurrency makes more efficient use of the processor, idle (waiting) time by overlapping processes.</w:t>
       </w:r>
     </w:p>
     <w:p>
@@ -5651,8 +7109,19 @@
           <w:sz w:val="32"/>
           <w:szCs w:val="32"/>
         </w:rPr>
-        <w:t>Success Crieteria</w:t>
-      </w:r>
+        <w:t xml:space="preserve">Success </w:t>
+      </w:r>
+      <w:proofErr w:type="spellStart"/>
+      <w:r>
+        <w:rPr>
+          <w:b/>
+          <w:bCs/>
+          <w:sz w:val="32"/>
+          <w:szCs w:val="32"/>
+        </w:rPr>
+        <w:t>Crieteria</w:t>
+      </w:r>
+      <w:proofErr w:type="spellEnd"/>
       <w:r>
         <w:rPr>
           <w:b/>
@@ -5676,7 +7145,17 @@
         <w:t xml:space="preserve">1. </w:t>
       </w:r>
       <w:r>
-        <w:t xml:space="preserve">The player should be able to click a planet, to increase it’s population </w:t>
+        <w:t xml:space="preserve">The player should be able to click a planet, to increase </w:t>
+      </w:r>
+      <w:proofErr w:type="spellStart"/>
+      <w:proofErr w:type="gramStart"/>
+      <w:r>
+        <w:t>it’s</w:t>
+      </w:r>
+      <w:proofErr w:type="spellEnd"/>
+      <w:proofErr w:type="gramEnd"/>
+      <w:r>
+        <w:t xml:space="preserve"> population </w:t>
       </w:r>
     </w:p>
     <w:p>
@@ -5692,7 +7171,17 @@
         <w:pStyle w:val="ListParagraph"/>
       </w:pPr>
       <w:r>
-        <w:t>3. The player should be able to purchase workers, with money, which click the planet for them to increase it’s population. These workers should be upgradeable, through cash purchase</w:t>
+        <w:t xml:space="preserve">3. The player should be able to purchase workers, with money, which click the planet for them to increase </w:t>
+      </w:r>
+      <w:proofErr w:type="spellStart"/>
+      <w:proofErr w:type="gramStart"/>
+      <w:r>
+        <w:t>it’s</w:t>
+      </w:r>
+      <w:proofErr w:type="spellEnd"/>
+      <w:proofErr w:type="gramEnd"/>
+      <w:r>
+        <w:t xml:space="preserve"> population. These workers should be upgradeable, through cash purchase</w:t>
       </w:r>
     </w:p>
     <w:p>
@@ -5724,7 +7213,15 @@
         <w:ind w:left="720"/>
       </w:pPr>
       <w:r>
-        <w:t>7.  The player should be able to play minigames, where they can earn an additional currency, which should allow othem to purchase unique, limited multipliers.</w:t>
+        <w:t xml:space="preserve">7.  The player should be able to play minigames, where they can earn an additional currency, which should allow </w:t>
+      </w:r>
+      <w:proofErr w:type="spellStart"/>
+      <w:r>
+        <w:t>othem</w:t>
+      </w:r>
+      <w:proofErr w:type="spellEnd"/>
+      <w:r>
+        <w:t xml:space="preserve"> to purchase unique, limited multipliers.</w:t>
       </w:r>
     </w:p>
     <w:p>
@@ -5740,7 +7237,31 @@
         <w:ind w:left="720"/>
       </w:pPr>
       <w:r>
-        <w:t>9. The player should be able to earn achivements as they progress in the game, for example by clicking the planet a certain amount of times. The player should earn xp each achievement.</w:t>
+        <w:t xml:space="preserve">9. The player should be able to earn </w:t>
+      </w:r>
+      <w:proofErr w:type="spellStart"/>
+      <w:r>
+        <w:t>achivements</w:t>
+      </w:r>
+      <w:proofErr w:type="spellEnd"/>
+      <w:r>
+        <w:t xml:space="preserve"> as they progress in the game, for example by clicking the planet a certain </w:t>
+      </w:r>
+      <w:proofErr w:type="gramStart"/>
+      <w:r>
+        <w:t>amount</w:t>
+      </w:r>
+      <w:proofErr w:type="gramEnd"/>
+      <w:r>
+        <w:t xml:space="preserve"> of times. The player should earn </w:t>
+      </w:r>
+      <w:proofErr w:type="spellStart"/>
+      <w:r>
+        <w:t>xp</w:t>
+      </w:r>
+      <w:proofErr w:type="spellEnd"/>
+      <w:r>
+        <w:t xml:space="preserve"> each achievement.</w:t>
       </w:r>
     </w:p>
     <w:p>
@@ -5748,7 +7269,15 @@
         <w:ind w:left="720"/>
       </w:pPr>
       <w:r>
-        <w:t>10. The player should be able to add their own planets with unique stats, which they can colonise like the default planets. This should only be available once the player has fully colonised all of the default planets.</w:t>
+        <w:t xml:space="preserve">10. The player should be able to add their own planets with unique stats, which they can colonise like the default planets. This should only be available once the player has fully colonised </w:t>
+      </w:r>
+      <w:proofErr w:type="gramStart"/>
+      <w:r>
+        <w:t>all of</w:t>
+      </w:r>
+      <w:proofErr w:type="gramEnd"/>
+      <w:r>
+        <w:t xml:space="preserve"> the default planets.</w:t>
       </w:r>
     </w:p>
     <w:p>
@@ -5764,7 +7293,31 @@
         <w:ind w:left="720"/>
       </w:pPr>
       <w:r>
-        <w:t>12. The player should have a level, which increases as they gain xp. Xp can be earned through upgrades, minigame wins, successful gambles etc. The player should get a congratulations screen when they level up, and get a reward.</w:t>
+        <w:t xml:space="preserve">12. The player should have a level, which increases as they gain </w:t>
+      </w:r>
+      <w:proofErr w:type="spellStart"/>
+      <w:r>
+        <w:t>xp</w:t>
+      </w:r>
+      <w:proofErr w:type="spellEnd"/>
+      <w:r>
+        <w:t xml:space="preserve">. </w:t>
+      </w:r>
+      <w:proofErr w:type="spellStart"/>
+      <w:r>
+        <w:t>Xp</w:t>
+      </w:r>
+      <w:proofErr w:type="spellEnd"/>
+      <w:r>
+        <w:t xml:space="preserve"> can be earned through upgrades, minigame wins, successful gambles etc. The player should get a congratulations screen when they level </w:t>
+      </w:r>
+      <w:proofErr w:type="gramStart"/>
+      <w:r>
+        <w:t>up, and</w:t>
+      </w:r>
+      <w:proofErr w:type="gramEnd"/>
+      <w:r>
+        <w:t xml:space="preserve"> get a reward.</w:t>
       </w:r>
     </w:p>
     <w:p>
@@ -6449,7 +8002,25 @@
           <w:szCs w:val="32"/>
           <w:lang w:val="en-US"/>
         </w:rPr>
-        <w:t>I need to setup the GUI, with all the sections of the game including their buttons, input forms and text displays</w:t>
+        <w:t xml:space="preserve">I need to </w:t>
+      </w:r>
+      <w:proofErr w:type="gramStart"/>
+      <w:r>
+        <w:rPr>
+          <w:sz w:val="32"/>
+          <w:szCs w:val="32"/>
+          <w:lang w:val="en-US"/>
+        </w:rPr>
+        <w:t>setup</w:t>
+      </w:r>
+      <w:proofErr w:type="gramEnd"/>
+      <w:r>
+        <w:rPr>
+          <w:sz w:val="32"/>
+          <w:szCs w:val="32"/>
+          <w:lang w:val="en-US"/>
+        </w:rPr>
+        <w:t xml:space="preserve"> the GUI, with all the sections of the game including their buttons, input forms and text displays</w:t>
       </w:r>
     </w:p>
     <w:p>
@@ -6474,7 +8045,25 @@
           <w:szCs w:val="32"/>
           <w:lang w:val="en-US"/>
         </w:rPr>
-        <w:t>I need to setup a central section, which displays the planet that the player will be clicking, with text underneath to show population and money</w:t>
+        <w:t xml:space="preserve">I need to </w:t>
+      </w:r>
+      <w:proofErr w:type="gramStart"/>
+      <w:r>
+        <w:rPr>
+          <w:sz w:val="32"/>
+          <w:szCs w:val="32"/>
+          <w:lang w:val="en-US"/>
+        </w:rPr>
+        <w:t>setup</w:t>
+      </w:r>
+      <w:proofErr w:type="gramEnd"/>
+      <w:r>
+        <w:rPr>
+          <w:sz w:val="32"/>
+          <w:szCs w:val="32"/>
+          <w:lang w:val="en-US"/>
+        </w:rPr>
+        <w:t xml:space="preserve"> a central section, which displays the planet that the player will be clicking, with text underneath to show population and money</w:t>
       </w:r>
     </w:p>
     <w:p>
@@ -6556,7 +8145,43 @@
           <w:szCs w:val="32"/>
           <w:lang w:val="en-US"/>
         </w:rPr>
-        <w:t xml:space="preserve">I will have an achievements section in the top left of the page, which will display the achievements to complete. For each achievement, the game will display how much xp the player has got out of how much they need to complete the </w:t>
+        <w:t xml:space="preserve">I will have an achievements section </w:t>
+      </w:r>
+      <w:proofErr w:type="gramStart"/>
+      <w:r>
+        <w:rPr>
+          <w:sz w:val="32"/>
+          <w:szCs w:val="32"/>
+          <w:lang w:val="en-US"/>
+        </w:rPr>
+        <w:t>in</w:t>
+      </w:r>
+      <w:proofErr w:type="gramEnd"/>
+      <w:r>
+        <w:rPr>
+          <w:sz w:val="32"/>
+          <w:szCs w:val="32"/>
+          <w:lang w:val="en-US"/>
+        </w:rPr>
+        <w:t xml:space="preserve"> the top left of the page, which will display the achievements to complete. For each achievement, the game will display how much </w:t>
+      </w:r>
+      <w:proofErr w:type="spellStart"/>
+      <w:r>
+        <w:rPr>
+          <w:sz w:val="32"/>
+          <w:szCs w:val="32"/>
+          <w:lang w:val="en-US"/>
+        </w:rPr>
+        <w:t>xp</w:t>
+      </w:r>
+      <w:proofErr w:type="spellEnd"/>
+      <w:r>
+        <w:rPr>
+          <w:sz w:val="32"/>
+          <w:szCs w:val="32"/>
+          <w:lang w:val="en-US"/>
+        </w:rPr>
+        <w:t xml:space="preserve"> the player has got out of how much they need to complete the </w:t>
       </w:r>
       <w:r>
         <w:rPr>
@@ -6637,7 +8262,25 @@
           <w:szCs w:val="32"/>
           <w:lang w:val="en-US"/>
         </w:rPr>
-        <w:t>I will make a population gambling section, with an input form to allow the player to enter the amount of population they would like to gamble. It will also have a win return display that will display the population that the player will earn if they win. I will also make a display that tells the player they have either won or lost.</w:t>
+        <w:t xml:space="preserve">I will make a population gambling section, with an input form to allow the player to enter the amount of population they would like to gamble. It will also have a win return display that will display the population that the </w:t>
+      </w:r>
+      <w:proofErr w:type="gramStart"/>
+      <w:r>
+        <w:rPr>
+          <w:sz w:val="32"/>
+          <w:szCs w:val="32"/>
+          <w:lang w:val="en-US"/>
+        </w:rPr>
+        <w:t>player</w:t>
+      </w:r>
+      <w:proofErr w:type="gramEnd"/>
+      <w:r>
+        <w:rPr>
+          <w:sz w:val="32"/>
+          <w:szCs w:val="32"/>
+          <w:lang w:val="en-US"/>
+        </w:rPr>
+        <w:t xml:space="preserve"> will earn if they win. I will also make a display that tells the player they have either won or lost.</w:t>
       </w:r>
     </w:p>
     <w:p>
@@ -6662,7 +8305,25 @@
           <w:szCs w:val="32"/>
           <w:lang w:val="en-US"/>
         </w:rPr>
-        <w:t>I need to create a the right section of the game, which will be dedicated to purchasable items:</w:t>
+        <w:t xml:space="preserve">I need to create </w:t>
+      </w:r>
+      <w:proofErr w:type="gramStart"/>
+      <w:r>
+        <w:rPr>
+          <w:sz w:val="32"/>
+          <w:szCs w:val="32"/>
+          <w:lang w:val="en-US"/>
+        </w:rPr>
+        <w:t>a</w:t>
+      </w:r>
+      <w:proofErr w:type="gramEnd"/>
+      <w:r>
+        <w:rPr>
+          <w:sz w:val="32"/>
+          <w:szCs w:val="32"/>
+          <w:lang w:val="en-US"/>
+        </w:rPr>
+        <w:t xml:space="preserve"> the right section of the game, which will be dedicated to purchasable items:</w:t>
       </w:r>
     </w:p>
     <w:p>
@@ -6748,7 +8409,25 @@
           <w:lang w:val="en-US"/>
         </w:rPr>
         <w:lastRenderedPageBreak/>
-        <w:t>upgrade the player currently has. In the top right of the shop section, I will make a multi-purchase button, which allows the player to purchase multiple of the same upgrade at once if they have enough money. The player can click this button, switching it between x1, x10, x100, and MAX (which means the maximum number of upgrades that the player can purchase with the amount of money they have). Under the price of each upgrade, I will make some text that corresponds with the multi-purchase setting selected, and if MAX is selected then this text will display the number of each upgrade that the player can possible purchase with the money they currently have.</w:t>
+        <w:t xml:space="preserve">upgrade the player currently has. In the top right of the shop section, I will make a multi-purchase button, which allows the player to purchase multiple of the same upgrade at once if they have enough money. The player can click this button, switching it between x1, x10, x100, and MAX (which means the maximum number of upgrades that the player can purchase with the amount of money they have). Under the price of each upgrade, I will make some text that corresponds with the multi-purchase setting selected, and if MAX is selected then this text will display the number of each upgrade that the player can </w:t>
+      </w:r>
+      <w:proofErr w:type="gramStart"/>
+      <w:r>
+        <w:rPr>
+          <w:sz w:val="32"/>
+          <w:szCs w:val="32"/>
+          <w:lang w:val="en-US"/>
+        </w:rPr>
+        <w:t>possible</w:t>
+      </w:r>
+      <w:proofErr w:type="gramEnd"/>
+      <w:r>
+        <w:rPr>
+          <w:sz w:val="32"/>
+          <w:szCs w:val="32"/>
+          <w:lang w:val="en-US"/>
+        </w:rPr>
+        <w:t xml:space="preserve"> purchase with the money they currently have.</w:t>
       </w:r>
     </w:p>
     <w:p>
@@ -6772,7 +8451,61 @@
           <w:szCs w:val="32"/>
           <w:lang w:val="en-US"/>
         </w:rPr>
-        <w:t xml:space="preserve">I will also have a planet section, underneath the shop, which will display the next planets for the player to colonise. I will put a lock symbol next to each planet, apart from the very  next one which I will put text next to that displays the level needed to unlock the planet. </w:t>
+        <w:t xml:space="preserve">I will also have a planet section, underneath the shop, which will display the next planets for the player to </w:t>
+      </w:r>
+      <w:proofErr w:type="spellStart"/>
+      <w:r>
+        <w:rPr>
+          <w:sz w:val="32"/>
+          <w:szCs w:val="32"/>
+          <w:lang w:val="en-US"/>
+        </w:rPr>
+        <w:t>colonise</w:t>
+      </w:r>
+      <w:proofErr w:type="spellEnd"/>
+      <w:r>
+        <w:rPr>
+          <w:sz w:val="32"/>
+          <w:szCs w:val="32"/>
+          <w:lang w:val="en-US"/>
+        </w:rPr>
+        <w:t xml:space="preserve">. I will put a lock symbol next to each planet, apart from the </w:t>
+      </w:r>
+      <w:proofErr w:type="gramStart"/>
+      <w:r>
+        <w:rPr>
+          <w:sz w:val="32"/>
+          <w:szCs w:val="32"/>
+          <w:lang w:val="en-US"/>
+        </w:rPr>
+        <w:t>very  next</w:t>
+      </w:r>
+      <w:proofErr w:type="gramEnd"/>
+      <w:r>
+        <w:rPr>
+          <w:sz w:val="32"/>
+          <w:szCs w:val="32"/>
+          <w:lang w:val="en-US"/>
+        </w:rPr>
+        <w:t xml:space="preserve"> one which I will </w:t>
+      </w:r>
+      <w:proofErr w:type="gramStart"/>
+      <w:r>
+        <w:rPr>
+          <w:sz w:val="32"/>
+          <w:szCs w:val="32"/>
+          <w:lang w:val="en-US"/>
+        </w:rPr>
+        <w:t>put text</w:t>
+      </w:r>
+      <w:proofErr w:type="gramEnd"/>
+      <w:r>
+        <w:rPr>
+          <w:sz w:val="32"/>
+          <w:szCs w:val="32"/>
+          <w:lang w:val="en-US"/>
+        </w:rPr>
+        <w:t xml:space="preserve"> next to that displays the level needed to unlock the planet. </w:t>
       </w:r>
     </w:p>
     <w:p>
@@ -7733,7 +9466,25 @@
           <w:szCs w:val="32"/>
           <w:lang w:val="en-US"/>
         </w:rPr>
-        <w:t xml:space="preserve"> Here, I need to implement the planet clicking feature, which allows the player to click the planet which increases the planets population</w:t>
+        <w:t xml:space="preserve"> Here, I need to implement the planet clicking feature, which allows the player to click the planet which increases the </w:t>
+      </w:r>
+      <w:proofErr w:type="gramStart"/>
+      <w:r>
+        <w:rPr>
+          <w:sz w:val="32"/>
+          <w:szCs w:val="32"/>
+          <w:lang w:val="en-US"/>
+        </w:rPr>
+        <w:t>planets</w:t>
+      </w:r>
+      <w:proofErr w:type="gramEnd"/>
+      <w:r>
+        <w:rPr>
+          <w:sz w:val="32"/>
+          <w:szCs w:val="32"/>
+          <w:lang w:val="en-US"/>
+        </w:rPr>
+        <w:t xml:space="preserve"> population</w:t>
       </w:r>
     </w:p>
     <w:p>
@@ -7783,7 +9534,25 @@
           <w:szCs w:val="32"/>
           <w:lang w:val="en-US"/>
         </w:rPr>
-        <w:t xml:space="preserve"> I need make the population automatically increase money</w:t>
+        <w:t xml:space="preserve"> I need </w:t>
+      </w:r>
+      <w:proofErr w:type="gramStart"/>
+      <w:r>
+        <w:rPr>
+          <w:sz w:val="32"/>
+          <w:szCs w:val="32"/>
+          <w:lang w:val="en-US"/>
+        </w:rPr>
+        <w:t>make</w:t>
+      </w:r>
+      <w:proofErr w:type="gramEnd"/>
+      <w:r>
+        <w:rPr>
+          <w:sz w:val="32"/>
+          <w:szCs w:val="32"/>
+          <w:lang w:val="en-US"/>
+        </w:rPr>
+        <w:t xml:space="preserve"> the population automatically increase money</w:t>
       </w:r>
     </w:p>
     <w:p>
@@ -8559,7 +10328,25 @@
           <w:szCs w:val="32"/>
           <w:lang w:val="en-US"/>
         </w:rPr>
-        <w:t xml:space="preserve"> In the worker section inside the main section (underneath the planet ) I need to add the option to buy workers that automatically generate population</w:t>
+        <w:t xml:space="preserve"> In the worker section inside the main section (underneath the </w:t>
+      </w:r>
+      <w:proofErr w:type="gramStart"/>
+      <w:r>
+        <w:rPr>
+          <w:sz w:val="32"/>
+          <w:szCs w:val="32"/>
+          <w:lang w:val="en-US"/>
+        </w:rPr>
+        <w:t>planet )</w:t>
+      </w:r>
+      <w:proofErr w:type="gramEnd"/>
+      <w:r>
+        <w:rPr>
+          <w:sz w:val="32"/>
+          <w:szCs w:val="32"/>
+          <w:lang w:val="en-US"/>
+        </w:rPr>
+        <w:t xml:space="preserve"> I need to add the option to buy workers that automatically generate population</w:t>
       </w:r>
     </w:p>
     <w:p>
@@ -8609,7 +10396,25 @@
           <w:szCs w:val="32"/>
           <w:lang w:val="en-US"/>
         </w:rPr>
-        <w:t>I will make a display in the worker section, to display the total amount of population that all the workers are generating per second.</w:t>
+        <w:t xml:space="preserve">I will make a display in the worker </w:t>
+      </w:r>
+      <w:proofErr w:type="gramStart"/>
+      <w:r>
+        <w:rPr>
+          <w:sz w:val="32"/>
+          <w:szCs w:val="32"/>
+          <w:lang w:val="en-US"/>
+        </w:rPr>
+        <w:t>section,</w:t>
+      </w:r>
+      <w:proofErr w:type="gramEnd"/>
+      <w:r>
+        <w:rPr>
+          <w:sz w:val="32"/>
+          <w:szCs w:val="32"/>
+          <w:lang w:val="en-US"/>
+        </w:rPr>
+        <w:t xml:space="preserve"> to display the total amount of population that all the workers are generating per second.</w:t>
       </w:r>
     </w:p>
     <w:p>
@@ -8720,13 +10525,23 @@
           <w:lang w:val="en-US"/>
         </w:rPr>
       </w:pPr>
-      <w:r>
-        <w:rPr>
-          <w:sz w:val="32"/>
-          <w:szCs w:val="32"/>
-          <w:lang w:val="en-US"/>
-        </w:rPr>
-        <w:t xml:space="preserve">In order for the workers to be able to automatically increase population, I need to first </w:t>
+      <w:proofErr w:type="gramStart"/>
+      <w:r>
+        <w:rPr>
+          <w:sz w:val="32"/>
+          <w:szCs w:val="32"/>
+          <w:lang w:val="en-US"/>
+        </w:rPr>
+        <w:t>In order for</w:t>
+      </w:r>
+      <w:proofErr w:type="gramEnd"/>
+      <w:r>
+        <w:rPr>
+          <w:sz w:val="32"/>
+          <w:szCs w:val="32"/>
+          <w:lang w:val="en-US"/>
+        </w:rPr>
+        <w:t xml:space="preserve"> the workers to be able to automatically increase population, I need to first </w:t>
       </w:r>
       <w:r>
         <w:rPr>
@@ -8760,7 +10575,25 @@
           <w:szCs w:val="32"/>
           <w:lang w:val="en-US"/>
         </w:rPr>
-        <w:t>Idle growth is also a core feature of this game since it’s an idle game, so should be developed early on.</w:t>
+        <w:t xml:space="preserve">Idle growth is also a core feature of this game since it’s an idle game, </w:t>
+      </w:r>
+      <w:proofErr w:type="gramStart"/>
+      <w:r>
+        <w:rPr>
+          <w:sz w:val="32"/>
+          <w:szCs w:val="32"/>
+          <w:lang w:val="en-US"/>
+        </w:rPr>
+        <w:t>so</w:t>
+      </w:r>
+      <w:proofErr w:type="gramEnd"/>
+      <w:r>
+        <w:rPr>
+          <w:sz w:val="32"/>
+          <w:szCs w:val="32"/>
+          <w:lang w:val="en-US"/>
+        </w:rPr>
+        <w:t xml:space="preserve"> should be developed early on.</w:t>
       </w:r>
     </w:p>
     <w:p>
@@ -9458,7 +11291,61 @@
           <w:szCs w:val="32"/>
           <w:lang w:val="en-US"/>
         </w:rPr>
-        <w:t>I need to create the shop, which has all the upgrades available for the player to purchase including their price</w:t>
+        <w:t xml:space="preserve">I need to create </w:t>
+      </w:r>
+      <w:proofErr w:type="gramStart"/>
+      <w:r>
+        <w:rPr>
+          <w:sz w:val="32"/>
+          <w:szCs w:val="32"/>
+          <w:lang w:val="en-US"/>
+        </w:rPr>
+        <w:t>the</w:t>
+      </w:r>
+      <w:proofErr w:type="gramEnd"/>
+      <w:r>
+        <w:rPr>
+          <w:sz w:val="32"/>
+          <w:szCs w:val="32"/>
+          <w:lang w:val="en-US"/>
+        </w:rPr>
+        <w:t xml:space="preserve"> </w:t>
+      </w:r>
+      <w:proofErr w:type="gramStart"/>
+      <w:r>
+        <w:rPr>
+          <w:sz w:val="32"/>
+          <w:szCs w:val="32"/>
+          <w:lang w:val="en-US"/>
+        </w:rPr>
+        <w:t>shop, which</w:t>
+      </w:r>
+      <w:proofErr w:type="gramEnd"/>
+      <w:r>
+        <w:rPr>
+          <w:sz w:val="32"/>
+          <w:szCs w:val="32"/>
+          <w:lang w:val="en-US"/>
+        </w:rPr>
+        <w:t xml:space="preserve"> has all the upgrades available for the player to </w:t>
+      </w:r>
+      <w:proofErr w:type="gramStart"/>
+      <w:r>
+        <w:rPr>
+          <w:sz w:val="32"/>
+          <w:szCs w:val="32"/>
+          <w:lang w:val="en-US"/>
+        </w:rPr>
+        <w:t>purchase</w:t>
+      </w:r>
+      <w:proofErr w:type="gramEnd"/>
+      <w:r>
+        <w:rPr>
+          <w:sz w:val="32"/>
+          <w:szCs w:val="32"/>
+          <w:lang w:val="en-US"/>
+        </w:rPr>
+        <w:t xml:space="preserve"> including their price</w:t>
       </w:r>
     </w:p>
     <w:p>
@@ -9608,13 +11495,23 @@
           <w:lang w:val="en-US"/>
         </w:rPr>
       </w:pPr>
-      <w:r>
-        <w:rPr>
-          <w:sz w:val="32"/>
-          <w:szCs w:val="32"/>
-          <w:lang w:val="en-US"/>
-        </w:rPr>
-        <w:t>Achivement upgrades</w:t>
+      <w:proofErr w:type="spellStart"/>
+      <w:r>
+        <w:rPr>
+          <w:sz w:val="32"/>
+          <w:szCs w:val="32"/>
+          <w:lang w:val="en-US"/>
+        </w:rPr>
+        <w:t>Achivement</w:t>
+      </w:r>
+      <w:proofErr w:type="spellEnd"/>
+      <w:r>
+        <w:rPr>
+          <w:sz w:val="32"/>
+          <w:szCs w:val="32"/>
+          <w:lang w:val="en-US"/>
+        </w:rPr>
+        <w:t xml:space="preserve"> upgrades</w:t>
       </w:r>
     </w:p>
     <w:p>
@@ -9663,7 +11560,43 @@
           <w:szCs w:val="32"/>
           <w:lang w:val="en-US"/>
         </w:rPr>
-        <w:t>I need program the purchasing system and ensure purchased upgrades actually apply effect</w:t>
+        <w:t xml:space="preserve">I need </w:t>
+      </w:r>
+      <w:proofErr w:type="gramStart"/>
+      <w:r>
+        <w:rPr>
+          <w:sz w:val="32"/>
+          <w:szCs w:val="32"/>
+          <w:lang w:val="en-US"/>
+        </w:rPr>
+        <w:t>program</w:t>
+      </w:r>
+      <w:proofErr w:type="gramEnd"/>
+      <w:r>
+        <w:rPr>
+          <w:sz w:val="32"/>
+          <w:szCs w:val="32"/>
+          <w:lang w:val="en-US"/>
+        </w:rPr>
+        <w:t xml:space="preserve"> the purchasing system and ensure purchased upgrades </w:t>
+      </w:r>
+      <w:proofErr w:type="gramStart"/>
+      <w:r>
+        <w:rPr>
+          <w:sz w:val="32"/>
+          <w:szCs w:val="32"/>
+          <w:lang w:val="en-US"/>
+        </w:rPr>
+        <w:t>actually apply</w:t>
+      </w:r>
+      <w:proofErr w:type="gramEnd"/>
+      <w:r>
+        <w:rPr>
+          <w:sz w:val="32"/>
+          <w:szCs w:val="32"/>
+          <w:lang w:val="en-US"/>
+        </w:rPr>
+        <w:t xml:space="preserve"> effect</w:t>
       </w:r>
     </w:p>
     <w:p>
@@ -10381,8 +12314,17 @@
                 <w:sz w:val="32"/>
                 <w:szCs w:val="32"/>
               </w:rPr>
-              <w:t>The money should decrease by the price of the upggrade</w:t>
-            </w:r>
+              <w:t xml:space="preserve">The money should decrease by the price of the </w:t>
+            </w:r>
+            <w:proofErr w:type="spellStart"/>
+            <w:r>
+              <w:rPr>
+                <w:sz w:val="32"/>
+                <w:szCs w:val="32"/>
+              </w:rPr>
+              <w:t>upggrade</w:t>
+            </w:r>
+            <w:proofErr w:type="spellEnd"/>
           </w:p>
         </w:tc>
         <w:tc>
@@ -10896,7 +12838,25 @@
           <w:szCs w:val="32"/>
           <w:lang w:val="en-US"/>
         </w:rPr>
-        <w:t>it to a json string, us</w:t>
+        <w:t xml:space="preserve">it to a </w:t>
+      </w:r>
+      <w:proofErr w:type="spellStart"/>
+      <w:r>
+        <w:rPr>
+          <w:sz w:val="32"/>
+          <w:szCs w:val="32"/>
+          <w:lang w:val="en-US"/>
+        </w:rPr>
+        <w:t>json</w:t>
+      </w:r>
+      <w:proofErr w:type="spellEnd"/>
+      <w:r>
+        <w:rPr>
+          <w:sz w:val="32"/>
+          <w:szCs w:val="32"/>
+          <w:lang w:val="en-US"/>
+        </w:rPr>
+        <w:t xml:space="preserve"> string, us</w:t>
       </w:r>
       <w:r>
         <w:rPr>
@@ -10945,7 +12905,25 @@
           <w:szCs w:val="32"/>
           <w:lang w:val="en-US"/>
         </w:rPr>
-        <w:t>e original json string and the checksum</w:t>
+        <w:t xml:space="preserve">e original </w:t>
+      </w:r>
+      <w:proofErr w:type="spellStart"/>
+      <w:r>
+        <w:rPr>
+          <w:sz w:val="32"/>
+          <w:szCs w:val="32"/>
+          <w:lang w:val="en-US"/>
+        </w:rPr>
+        <w:t>json</w:t>
+      </w:r>
+      <w:proofErr w:type="spellEnd"/>
+      <w:r>
+        <w:rPr>
+          <w:sz w:val="32"/>
+          <w:szCs w:val="32"/>
+          <w:lang w:val="en-US"/>
+        </w:rPr>
+        <w:t xml:space="preserve"> string and the checksum</w:t>
       </w:r>
     </w:p>
     <w:p>
@@ -10970,7 +12948,43 @@
           <w:szCs w:val="32"/>
           <w:lang w:val="en-US"/>
         </w:rPr>
-        <w:t>For the import feature, I will use an algorithm that recalculates the checksum using the json string in the export code, compares it to the checksum, and if it matches will import the progression data. If the json string in the export code does not match the checksum, then the game will not allow the player to import the code, telling them that it is invalid.</w:t>
+        <w:t xml:space="preserve">For the import feature, I will use an algorithm that recalculates the checksum using the </w:t>
+      </w:r>
+      <w:proofErr w:type="spellStart"/>
+      <w:r>
+        <w:rPr>
+          <w:sz w:val="32"/>
+          <w:szCs w:val="32"/>
+          <w:lang w:val="en-US"/>
+        </w:rPr>
+        <w:t>json</w:t>
+      </w:r>
+      <w:proofErr w:type="spellEnd"/>
+      <w:r>
+        <w:rPr>
+          <w:sz w:val="32"/>
+          <w:szCs w:val="32"/>
+          <w:lang w:val="en-US"/>
+        </w:rPr>
+        <w:t xml:space="preserve"> string in the export code, compares it to the checksum, and if it matches will import the progression data. If the </w:t>
+      </w:r>
+      <w:proofErr w:type="spellStart"/>
+      <w:r>
+        <w:rPr>
+          <w:sz w:val="32"/>
+          <w:szCs w:val="32"/>
+          <w:lang w:val="en-US"/>
+        </w:rPr>
+        <w:t>json</w:t>
+      </w:r>
+      <w:proofErr w:type="spellEnd"/>
+      <w:r>
+        <w:rPr>
+          <w:sz w:val="32"/>
+          <w:szCs w:val="32"/>
+          <w:lang w:val="en-US"/>
+        </w:rPr>
+        <w:t xml:space="preserve"> string in the export code does not match the checksum, then the game will not allow the player to import the code, telling them that it is invalid.</w:t>
       </w:r>
     </w:p>
     <w:p>
@@ -11095,7 +13109,43 @@
           <w:szCs w:val="32"/>
           <w:lang w:val="en-US"/>
         </w:rPr>
-        <w:t>won’t have to keep restarting the game to test features that occur later on the game. I can make different saves for different progress levels and test them easily.</w:t>
+        <w:t xml:space="preserve">won’t have to keep restarting the game to test features that occur </w:t>
+      </w:r>
+      <w:proofErr w:type="gramStart"/>
+      <w:r>
+        <w:rPr>
+          <w:sz w:val="32"/>
+          <w:szCs w:val="32"/>
+          <w:lang w:val="en-US"/>
+        </w:rPr>
+        <w:t>later on</w:t>
+      </w:r>
+      <w:proofErr w:type="gramEnd"/>
+      <w:r>
+        <w:rPr>
+          <w:sz w:val="32"/>
+          <w:szCs w:val="32"/>
+          <w:lang w:val="en-US"/>
+        </w:rPr>
+        <w:t xml:space="preserve"> the game. I can make different </w:t>
+      </w:r>
+      <w:proofErr w:type="gramStart"/>
+      <w:r>
+        <w:rPr>
+          <w:sz w:val="32"/>
+          <w:szCs w:val="32"/>
+          <w:lang w:val="en-US"/>
+        </w:rPr>
+        <w:t>saves</w:t>
+      </w:r>
+      <w:proofErr w:type="gramEnd"/>
+      <w:r>
+        <w:rPr>
+          <w:sz w:val="32"/>
+          <w:szCs w:val="32"/>
+          <w:lang w:val="en-US"/>
+        </w:rPr>
+        <w:t xml:space="preserve"> for different progress levels and test them easily.</w:t>
       </w:r>
     </w:p>
     <w:p>
@@ -12031,7 +14081,25 @@
           <w:szCs w:val="32"/>
           <w:lang w:val="en-US"/>
         </w:rPr>
-        <w:t xml:space="preserve"> will depend on the player’s population, so the higher their population, the higher the population multiplier will get when they prestige</w:t>
+        <w:t xml:space="preserve"> will depend on the player’s population, so the higher their population, the higher </w:t>
+      </w:r>
+      <w:proofErr w:type="gramStart"/>
+      <w:r>
+        <w:rPr>
+          <w:sz w:val="32"/>
+          <w:szCs w:val="32"/>
+          <w:lang w:val="en-US"/>
+        </w:rPr>
+        <w:t>the population</w:t>
+      </w:r>
+      <w:proofErr w:type="gramEnd"/>
+      <w:r>
+        <w:rPr>
+          <w:sz w:val="32"/>
+          <w:szCs w:val="32"/>
+          <w:lang w:val="en-US"/>
+        </w:rPr>
+        <w:t xml:space="preserve"> multiplier will get when they prestige</w:t>
       </w:r>
       <w:r>
         <w:rPr>
@@ -12097,7 +14165,25 @@
           <w:szCs w:val="32"/>
           <w:lang w:val="en-US"/>
         </w:rPr>
-        <w:t>I need to also make prestiging require a certain population, so the player can’t prestige as much as they want, whenever they want. The population that will be required to prestige will increase with each prestige.</w:t>
+        <w:t xml:space="preserve">I need to also make </w:t>
+      </w:r>
+      <w:proofErr w:type="spellStart"/>
+      <w:r>
+        <w:rPr>
+          <w:sz w:val="32"/>
+          <w:szCs w:val="32"/>
+          <w:lang w:val="en-US"/>
+        </w:rPr>
+        <w:t>prestiging</w:t>
+      </w:r>
+      <w:proofErr w:type="spellEnd"/>
+      <w:r>
+        <w:rPr>
+          <w:sz w:val="32"/>
+          <w:szCs w:val="32"/>
+          <w:lang w:val="en-US"/>
+        </w:rPr>
+        <w:t xml:space="preserve"> require a certain population, so the player can’t prestige as much as they want, whenever they want. The population that will be required to prestige will increase with each prestige.</w:t>
       </w:r>
     </w:p>
     <w:p>
@@ -12122,7 +14208,25 @@
           <w:szCs w:val="32"/>
           <w:lang w:val="en-US"/>
         </w:rPr>
-        <w:t>I will also make the game keep some of the players progress, so the reset is not too hard. The player will keep their:</w:t>
+        <w:t xml:space="preserve">I will also make the game keep some of the players progress, so the reset is not too hard. The player will keep </w:t>
+      </w:r>
+      <w:proofErr w:type="gramStart"/>
+      <w:r>
+        <w:rPr>
+          <w:sz w:val="32"/>
+          <w:szCs w:val="32"/>
+          <w:lang w:val="en-US"/>
+        </w:rPr>
+        <w:t>their</w:t>
+      </w:r>
+      <w:proofErr w:type="gramEnd"/>
+      <w:r>
+        <w:rPr>
+          <w:sz w:val="32"/>
+          <w:szCs w:val="32"/>
+          <w:lang w:val="en-US"/>
+        </w:rPr>
+        <w:t>:</w:t>
       </w:r>
     </w:p>
     <w:p>
@@ -12321,7 +14425,43 @@
           <w:szCs w:val="32"/>
           <w:lang w:val="en-US"/>
         </w:rPr>
-        <w:t xml:space="preserve">Now that I have implemented the core mechanics and the saving feature, I need to start adding features that extend the life of the game. Therefore, I will implement prestiging here so I can start to make the game into a long term game. </w:t>
+        <w:t xml:space="preserve">Now that I have implemented the core mechanics and the saving feature, I need to start adding features that extend the life of the game. Therefore, I will implement </w:t>
+      </w:r>
+      <w:proofErr w:type="spellStart"/>
+      <w:r>
+        <w:rPr>
+          <w:sz w:val="32"/>
+          <w:szCs w:val="32"/>
+          <w:lang w:val="en-US"/>
+        </w:rPr>
+        <w:t>prestiging</w:t>
+      </w:r>
+      <w:proofErr w:type="spellEnd"/>
+      <w:r>
+        <w:rPr>
+          <w:sz w:val="32"/>
+          <w:szCs w:val="32"/>
+          <w:lang w:val="en-US"/>
+        </w:rPr>
+        <w:t xml:space="preserve"> here so I can start to make the game into a </w:t>
+      </w:r>
+      <w:proofErr w:type="gramStart"/>
+      <w:r>
+        <w:rPr>
+          <w:sz w:val="32"/>
+          <w:szCs w:val="32"/>
+          <w:lang w:val="en-US"/>
+        </w:rPr>
+        <w:t>long term</w:t>
+      </w:r>
+      <w:proofErr w:type="gramEnd"/>
+      <w:r>
+        <w:rPr>
+          <w:sz w:val="32"/>
+          <w:szCs w:val="32"/>
+          <w:lang w:val="en-US"/>
+        </w:rPr>
+        <w:t xml:space="preserve"> game. </w:t>
       </w:r>
     </w:p>
     <w:p>
@@ -12685,7 +14825,23 @@
                 <w:sz w:val="32"/>
                 <w:szCs w:val="32"/>
               </w:rPr>
-              <w:t>Is the player prevented from prestiging until they reach a certain population</w:t>
+              <w:t xml:space="preserve">Is the player prevented from </w:t>
+            </w:r>
+            <w:proofErr w:type="spellStart"/>
+            <w:r>
+              <w:rPr>
+                <w:sz w:val="32"/>
+                <w:szCs w:val="32"/>
+              </w:rPr>
+              <w:t>prestiging</w:t>
+            </w:r>
+            <w:proofErr w:type="spellEnd"/>
+            <w:r>
+              <w:rPr>
+                <w:sz w:val="32"/>
+                <w:szCs w:val="32"/>
+              </w:rPr>
+              <w:t xml:space="preserve"> until they reach a certain population</w:t>
             </w:r>
           </w:p>
         </w:tc>
@@ -12809,8 +14965,17 @@
                 <w:szCs w:val="32"/>
               </w:rPr>
               <w:lastRenderedPageBreak/>
-              <w:t>progress after prestiging</w:t>
-            </w:r>
+              <w:t xml:space="preserve">progress after </w:t>
+            </w:r>
+            <w:proofErr w:type="spellStart"/>
+            <w:r>
+              <w:rPr>
+                <w:sz w:val="32"/>
+                <w:szCs w:val="32"/>
+              </w:rPr>
+              <w:t>prestiging</w:t>
+            </w:r>
+            <w:proofErr w:type="spellEnd"/>
           </w:p>
         </w:tc>
         <w:tc>
@@ -13130,7 +15295,25 @@
           <w:szCs w:val="32"/>
           <w:lang w:val="en-US"/>
         </w:rPr>
-        <w:t xml:space="preserve"> I need to add the ability to purchase new planets, allowing the player to colonise them in the same way as the previous planet </w:t>
+        <w:t xml:space="preserve"> I need to add the ability to purchase new planets, allowing the player to </w:t>
+      </w:r>
+      <w:proofErr w:type="spellStart"/>
+      <w:r>
+        <w:rPr>
+          <w:sz w:val="32"/>
+          <w:szCs w:val="32"/>
+          <w:lang w:val="en-US"/>
+        </w:rPr>
+        <w:t>colonise</w:t>
+      </w:r>
+      <w:proofErr w:type="spellEnd"/>
+      <w:r>
+        <w:rPr>
+          <w:sz w:val="32"/>
+          <w:szCs w:val="32"/>
+          <w:lang w:val="en-US"/>
+        </w:rPr>
+        <w:t xml:space="preserve"> them in the same way as the previous planet </w:t>
       </w:r>
     </w:p>
     <w:p>
@@ -13155,7 +15338,43 @@
           <w:szCs w:val="32"/>
           <w:lang w:val="en-US"/>
         </w:rPr>
-        <w:t xml:space="preserve">I need to make planets require a certain level to colonise. For the next planet to colonise, I will </w:t>
+        <w:t xml:space="preserve">I need to make planets require a certain level to </w:t>
+      </w:r>
+      <w:proofErr w:type="spellStart"/>
+      <w:r>
+        <w:rPr>
+          <w:sz w:val="32"/>
+          <w:szCs w:val="32"/>
+          <w:lang w:val="en-US"/>
+        </w:rPr>
+        <w:t>colonise</w:t>
+      </w:r>
+      <w:proofErr w:type="spellEnd"/>
+      <w:r>
+        <w:rPr>
+          <w:sz w:val="32"/>
+          <w:szCs w:val="32"/>
+          <w:lang w:val="en-US"/>
+        </w:rPr>
+        <w:t xml:space="preserve">. For the next planet to </w:t>
+      </w:r>
+      <w:proofErr w:type="spellStart"/>
+      <w:r>
+        <w:rPr>
+          <w:sz w:val="32"/>
+          <w:szCs w:val="32"/>
+          <w:lang w:val="en-US"/>
+        </w:rPr>
+        <w:t>colonise</w:t>
+      </w:r>
+      <w:proofErr w:type="spellEnd"/>
+      <w:r>
+        <w:rPr>
+          <w:sz w:val="32"/>
+          <w:szCs w:val="32"/>
+          <w:lang w:val="en-US"/>
+        </w:rPr>
+        <w:t xml:space="preserve">, I will </w:t>
       </w:r>
       <w:r>
         <w:rPr>
@@ -13164,7 +15383,25 @@
           <w:lang w:val="en-US"/>
         </w:rPr>
         <w:lastRenderedPageBreak/>
-        <w:t>show the level required to colonise (which will be 50 for the first planet after Earth), and for planets after that I will show a lock symbol until the next planet is unlocked.</w:t>
+        <w:t xml:space="preserve">show the level required to </w:t>
+      </w:r>
+      <w:proofErr w:type="spellStart"/>
+      <w:r>
+        <w:rPr>
+          <w:sz w:val="32"/>
+          <w:szCs w:val="32"/>
+          <w:lang w:val="en-US"/>
+        </w:rPr>
+        <w:t>colonise</w:t>
+      </w:r>
+      <w:proofErr w:type="spellEnd"/>
+      <w:r>
+        <w:rPr>
+          <w:sz w:val="32"/>
+          <w:szCs w:val="32"/>
+          <w:lang w:val="en-US"/>
+        </w:rPr>
+        <w:t xml:space="preserve"> (which will be 50 for the first planet after Earth), and for planets after that I will show a lock symbol until the next planet is unlocked.</w:t>
       </w:r>
     </w:p>
     <w:p>
@@ -13281,7 +15518,25 @@
           <w:szCs w:val="32"/>
           <w:lang w:val="en-US"/>
         </w:rPr>
-        <w:t xml:space="preserve">Now that I have built the core mechanics, I can develop other planets and just replicate these core mechanics on them, since the mechanics will be the same on all planets, but just will slightly different upgrades and progress. </w:t>
+        <w:t xml:space="preserve">Now that I have built the core mechanics, I can develop other planets and just replicate these core mechanics on them, since the mechanics will be the same on all planets, but just will slightly </w:t>
+      </w:r>
+      <w:proofErr w:type="gramStart"/>
+      <w:r>
+        <w:rPr>
+          <w:sz w:val="32"/>
+          <w:szCs w:val="32"/>
+          <w:lang w:val="en-US"/>
+        </w:rPr>
+        <w:t>different</w:t>
+      </w:r>
+      <w:proofErr w:type="gramEnd"/>
+      <w:r>
+        <w:rPr>
+          <w:sz w:val="32"/>
+          <w:szCs w:val="32"/>
+          <w:lang w:val="en-US"/>
+        </w:rPr>
+        <w:t xml:space="preserve"> upgrades and progress. </w:t>
       </w:r>
     </w:p>
     <w:p>
@@ -14067,7 +16322,25 @@
           <w:szCs w:val="32"/>
           <w:lang w:val="en-US"/>
         </w:rPr>
-        <w:t>The win screen will also display the gems and xp that the player earned from the minigame.</w:t>
+        <w:t xml:space="preserve">The win screen will also display the gems and </w:t>
+      </w:r>
+      <w:proofErr w:type="spellStart"/>
+      <w:r>
+        <w:rPr>
+          <w:sz w:val="32"/>
+          <w:szCs w:val="32"/>
+          <w:lang w:val="en-US"/>
+        </w:rPr>
+        <w:t>xp</w:t>
+      </w:r>
+      <w:proofErr w:type="spellEnd"/>
+      <w:r>
+        <w:rPr>
+          <w:sz w:val="32"/>
+          <w:szCs w:val="32"/>
+          <w:lang w:val="en-US"/>
+        </w:rPr>
+        <w:t xml:space="preserve"> that the player earned from the minigame.</w:t>
       </w:r>
     </w:p>
     <w:p>
@@ -14313,7 +16586,43 @@
           <w:lang w:val="en-US"/>
         </w:rPr>
         <w:lastRenderedPageBreak/>
-        <w:t>A grid of 8 cards are displayed, face down and the player  flips 2 of them at a time, trying to match pairs</w:t>
+        <w:t xml:space="preserve">A grid of 8 cards </w:t>
+      </w:r>
+      <w:proofErr w:type="gramStart"/>
+      <w:r>
+        <w:rPr>
+          <w:sz w:val="32"/>
+          <w:szCs w:val="32"/>
+          <w:lang w:val="en-US"/>
+        </w:rPr>
+        <w:t>are</w:t>
+      </w:r>
+      <w:proofErr w:type="gramEnd"/>
+      <w:r>
+        <w:rPr>
+          <w:sz w:val="32"/>
+          <w:szCs w:val="32"/>
+          <w:lang w:val="en-US"/>
+        </w:rPr>
+        <w:t xml:space="preserve"> displayed, face down and the </w:t>
+      </w:r>
+      <w:proofErr w:type="gramStart"/>
+      <w:r>
+        <w:rPr>
+          <w:sz w:val="32"/>
+          <w:szCs w:val="32"/>
+          <w:lang w:val="en-US"/>
+        </w:rPr>
+        <w:t>player  flips</w:t>
+      </w:r>
+      <w:proofErr w:type="gramEnd"/>
+      <w:r>
+        <w:rPr>
+          <w:sz w:val="32"/>
+          <w:szCs w:val="32"/>
+          <w:lang w:val="en-US"/>
+        </w:rPr>
+        <w:t xml:space="preserve"> 2 of them at a time, trying to match pairs</w:t>
       </w:r>
     </w:p>
     <w:p>
@@ -14555,7 +16864,25 @@
           <w:szCs w:val="32"/>
           <w:lang w:val="en-US"/>
         </w:rPr>
-        <w:t>Planet guesser (easiest) – 20 minute cooldown</w:t>
+        <w:t xml:space="preserve">Planet guesser (easiest) – </w:t>
+      </w:r>
+      <w:proofErr w:type="gramStart"/>
+      <w:r>
+        <w:rPr>
+          <w:sz w:val="32"/>
+          <w:szCs w:val="32"/>
+          <w:lang w:val="en-US"/>
+        </w:rPr>
+        <w:t>20 minute</w:t>
+      </w:r>
+      <w:proofErr w:type="gramEnd"/>
+      <w:r>
+        <w:rPr>
+          <w:sz w:val="32"/>
+          <w:szCs w:val="32"/>
+          <w:lang w:val="en-US"/>
+        </w:rPr>
+        <w:t xml:space="preserve"> cooldown</w:t>
       </w:r>
     </w:p>
     <w:p>
@@ -14580,7 +16907,25 @@
           <w:lang w:val="en-US"/>
         </w:rPr>
         <w:lastRenderedPageBreak/>
-        <w:t>Speed clicker (medium) – 10 minute cooldown</w:t>
+        <w:t xml:space="preserve">Speed clicker (medium) – </w:t>
+      </w:r>
+      <w:proofErr w:type="gramStart"/>
+      <w:r>
+        <w:rPr>
+          <w:sz w:val="32"/>
+          <w:szCs w:val="32"/>
+          <w:lang w:val="en-US"/>
+        </w:rPr>
+        <w:t>10 minute</w:t>
+      </w:r>
+      <w:proofErr w:type="gramEnd"/>
+      <w:r>
+        <w:rPr>
+          <w:sz w:val="32"/>
+          <w:szCs w:val="32"/>
+          <w:lang w:val="en-US"/>
+        </w:rPr>
+        <w:t xml:space="preserve"> cooldown</w:t>
       </w:r>
     </w:p>
     <w:p>
@@ -14604,7 +16949,25 @@
           <w:szCs w:val="32"/>
           <w:lang w:val="en-US"/>
         </w:rPr>
-        <w:t>Memory game (hardest) – 5 minute cooldown</w:t>
+        <w:t xml:space="preserve">Memory game (hardest) – </w:t>
+      </w:r>
+      <w:proofErr w:type="gramStart"/>
+      <w:r>
+        <w:rPr>
+          <w:sz w:val="32"/>
+          <w:szCs w:val="32"/>
+          <w:lang w:val="en-US"/>
+        </w:rPr>
+        <w:t>5 minute</w:t>
+      </w:r>
+      <w:proofErr w:type="gramEnd"/>
+      <w:r>
+        <w:rPr>
+          <w:sz w:val="32"/>
+          <w:szCs w:val="32"/>
+          <w:lang w:val="en-US"/>
+        </w:rPr>
+        <w:t xml:space="preserve"> cooldown</w:t>
       </w:r>
     </w:p>
     <w:p>
@@ -14929,7 +17292,61 @@
           <w:lang w:val="en-US"/>
         </w:rPr>
         <w:lastRenderedPageBreak/>
-        <w:t>I will make a display that shows the player, before they actually gamble, how much population they will get back if they win.</w:t>
+        <w:t xml:space="preserve">I will make a display that shows the </w:t>
+      </w:r>
+      <w:proofErr w:type="gramStart"/>
+      <w:r>
+        <w:rPr>
+          <w:sz w:val="32"/>
+          <w:szCs w:val="32"/>
+          <w:lang w:val="en-US"/>
+        </w:rPr>
+        <w:t>player</w:t>
+      </w:r>
+      <w:proofErr w:type="gramEnd"/>
+      <w:r>
+        <w:rPr>
+          <w:sz w:val="32"/>
+          <w:szCs w:val="32"/>
+          <w:lang w:val="en-US"/>
+        </w:rPr>
+        <w:t xml:space="preserve">, before they </w:t>
+      </w:r>
+      <w:proofErr w:type="gramStart"/>
+      <w:r>
+        <w:rPr>
+          <w:sz w:val="32"/>
+          <w:szCs w:val="32"/>
+          <w:lang w:val="en-US"/>
+        </w:rPr>
+        <w:t>actually gamble</w:t>
+      </w:r>
+      <w:proofErr w:type="gramEnd"/>
+      <w:r>
+        <w:rPr>
+          <w:sz w:val="32"/>
+          <w:szCs w:val="32"/>
+          <w:lang w:val="en-US"/>
+        </w:rPr>
+        <w:t xml:space="preserve">, how </w:t>
+      </w:r>
+      <w:proofErr w:type="gramStart"/>
+      <w:r>
+        <w:rPr>
+          <w:sz w:val="32"/>
+          <w:szCs w:val="32"/>
+          <w:lang w:val="en-US"/>
+        </w:rPr>
+        <w:t>much</w:t>
+      </w:r>
+      <w:proofErr w:type="gramEnd"/>
+      <w:r>
+        <w:rPr>
+          <w:sz w:val="32"/>
+          <w:szCs w:val="32"/>
+          <w:lang w:val="en-US"/>
+        </w:rPr>
+        <w:t xml:space="preserve"> population they will get back if they win.</w:t>
       </w:r>
     </w:p>
     <w:p>
@@ -15004,7 +17421,25 @@
           <w:szCs w:val="32"/>
           <w:lang w:val="en-US"/>
         </w:rPr>
-        <w:t>I need to then make the population actually update when the player wins or loses</w:t>
+        <w:t xml:space="preserve">I need to then make the population </w:t>
+      </w:r>
+      <w:proofErr w:type="gramStart"/>
+      <w:r>
+        <w:rPr>
+          <w:sz w:val="32"/>
+          <w:szCs w:val="32"/>
+          <w:lang w:val="en-US"/>
+        </w:rPr>
+        <w:t>actually update</w:t>
+      </w:r>
+      <w:proofErr w:type="gramEnd"/>
+      <w:r>
+        <w:rPr>
+          <w:sz w:val="32"/>
+          <w:szCs w:val="32"/>
+          <w:lang w:val="en-US"/>
+        </w:rPr>
+        <w:t xml:space="preserve"> when the player wins or loses</w:t>
       </w:r>
     </w:p>
     <w:p>
@@ -15511,7 +17946,23 @@
                 <w:sz w:val="32"/>
                 <w:szCs w:val="32"/>
               </w:rPr>
-              <w:t>Does the player lose the majority of gambles</w:t>
+              <w:t xml:space="preserve">Does the player lose </w:t>
+            </w:r>
+            <w:proofErr w:type="gramStart"/>
+            <w:r>
+              <w:rPr>
+                <w:sz w:val="32"/>
+                <w:szCs w:val="32"/>
+              </w:rPr>
+              <w:t>the majority of</w:t>
+            </w:r>
+            <w:proofErr w:type="gramEnd"/>
+            <w:r>
+              <w:rPr>
+                <w:sz w:val="32"/>
+                <w:szCs w:val="32"/>
+              </w:rPr>
+              <w:t xml:space="preserve"> gambles</w:t>
             </w:r>
           </w:p>
         </w:tc>
@@ -15662,7 +18113,23 @@
                 <w:sz w:val="32"/>
                 <w:szCs w:val="32"/>
               </w:rPr>
-              <w:t>Gamble a certain amount of population , remembering the population before the gamble, until a win</w:t>
+              <w:t xml:space="preserve">Gamble a certain amount of </w:t>
+            </w:r>
+            <w:proofErr w:type="gramStart"/>
+            <w:r>
+              <w:rPr>
+                <w:sz w:val="32"/>
+                <w:szCs w:val="32"/>
+              </w:rPr>
+              <w:t>population ,</w:t>
+            </w:r>
+            <w:proofErr w:type="gramEnd"/>
+            <w:r>
+              <w:rPr>
+                <w:sz w:val="32"/>
+                <w:szCs w:val="32"/>
+              </w:rPr>
+              <w:t xml:space="preserve"> remembering the population before the gamble, until a win</w:t>
             </w:r>
           </w:p>
         </w:tc>
@@ -16269,7 +18736,25 @@
           <w:szCs w:val="32"/>
           <w:lang w:val="en-US"/>
         </w:rPr>
-        <w:t>I need to implement a level system, where the player has a level that increases as they earn xp.</w:t>
+        <w:t xml:space="preserve">I need to implement a level system, where the player has a level that increases as they earn </w:t>
+      </w:r>
+      <w:proofErr w:type="spellStart"/>
+      <w:r>
+        <w:rPr>
+          <w:sz w:val="32"/>
+          <w:szCs w:val="32"/>
+          <w:lang w:val="en-US"/>
+        </w:rPr>
+        <w:t>xp</w:t>
+      </w:r>
+      <w:proofErr w:type="spellEnd"/>
+      <w:r>
+        <w:rPr>
+          <w:sz w:val="32"/>
+          <w:szCs w:val="32"/>
+          <w:lang w:val="en-US"/>
+        </w:rPr>
+        <w:t>.</w:t>
       </w:r>
     </w:p>
     <w:p>
@@ -16293,7 +18778,43 @@
           <w:szCs w:val="32"/>
           <w:lang w:val="en-US"/>
         </w:rPr>
-        <w:t>I will make the player will start at level one, needing 1000 xp to get to the next level.</w:t>
+        <w:t xml:space="preserve">I will make the </w:t>
+      </w:r>
+      <w:proofErr w:type="gramStart"/>
+      <w:r>
+        <w:rPr>
+          <w:sz w:val="32"/>
+          <w:szCs w:val="32"/>
+          <w:lang w:val="en-US"/>
+        </w:rPr>
+        <w:t>player will</w:t>
+      </w:r>
+      <w:proofErr w:type="gramEnd"/>
+      <w:r>
+        <w:rPr>
+          <w:sz w:val="32"/>
+          <w:szCs w:val="32"/>
+          <w:lang w:val="en-US"/>
+        </w:rPr>
+        <w:t xml:space="preserve"> start at level one, needing 1000 </w:t>
+      </w:r>
+      <w:proofErr w:type="spellStart"/>
+      <w:r>
+        <w:rPr>
+          <w:sz w:val="32"/>
+          <w:szCs w:val="32"/>
+          <w:lang w:val="en-US"/>
+        </w:rPr>
+        <w:t>xp</w:t>
+      </w:r>
+      <w:proofErr w:type="spellEnd"/>
+      <w:r>
+        <w:rPr>
+          <w:sz w:val="32"/>
+          <w:szCs w:val="32"/>
+          <w:lang w:val="en-US"/>
+        </w:rPr>
+        <w:t xml:space="preserve"> to get to the next level.</w:t>
       </w:r>
     </w:p>
     <w:p>
@@ -16317,7 +18838,43 @@
           <w:szCs w:val="32"/>
           <w:lang w:val="en-US"/>
         </w:rPr>
-        <w:t>I need to make the amount of xp that the player needs to get to the next level will increase exponentially, making it harder and harder to level up each time</w:t>
+        <w:t xml:space="preserve">I need to make the amount of </w:t>
+      </w:r>
+      <w:proofErr w:type="spellStart"/>
+      <w:r>
+        <w:rPr>
+          <w:sz w:val="32"/>
+          <w:szCs w:val="32"/>
+          <w:lang w:val="en-US"/>
+        </w:rPr>
+        <w:t>xp</w:t>
+      </w:r>
+      <w:proofErr w:type="spellEnd"/>
+      <w:r>
+        <w:rPr>
+          <w:sz w:val="32"/>
+          <w:szCs w:val="32"/>
+          <w:lang w:val="en-US"/>
+        </w:rPr>
+        <w:t xml:space="preserve"> that the player needs to get to the next level will increase exponentially, making it </w:t>
+      </w:r>
+      <w:proofErr w:type="gramStart"/>
+      <w:r>
+        <w:rPr>
+          <w:sz w:val="32"/>
+          <w:szCs w:val="32"/>
+          <w:lang w:val="en-US"/>
+        </w:rPr>
+        <w:t>harder and harder</w:t>
+      </w:r>
+      <w:proofErr w:type="gramEnd"/>
+      <w:r>
+        <w:rPr>
+          <w:sz w:val="32"/>
+          <w:szCs w:val="32"/>
+          <w:lang w:val="en-US"/>
+        </w:rPr>
+        <w:t xml:space="preserve"> to level up each time</w:t>
       </w:r>
     </w:p>
     <w:p>
@@ -16341,7 +18898,25 @@
           <w:szCs w:val="32"/>
           <w:lang w:val="en-US"/>
         </w:rPr>
-        <w:t xml:space="preserve">The rewards for levelling up will be a certain amount of xp, a percentage of the players population, and a few gems. </w:t>
+        <w:t xml:space="preserve">The rewards for levelling up will be a certain amount of </w:t>
+      </w:r>
+      <w:proofErr w:type="spellStart"/>
+      <w:r>
+        <w:rPr>
+          <w:sz w:val="32"/>
+          <w:szCs w:val="32"/>
+          <w:lang w:val="en-US"/>
+        </w:rPr>
+        <w:t>xp</w:t>
+      </w:r>
+      <w:proofErr w:type="spellEnd"/>
+      <w:r>
+        <w:rPr>
+          <w:sz w:val="32"/>
+          <w:szCs w:val="32"/>
+          <w:lang w:val="en-US"/>
+        </w:rPr>
+        <w:t xml:space="preserve">, a percentage of the players population, and a few gems. </w:t>
       </w:r>
     </w:p>
     <w:p>
@@ -16444,15 +19019,97 @@
           <w:szCs w:val="32"/>
           <w:lang w:val="en-US"/>
         </w:rPr>
-        <w:t xml:space="preserve">At this point, I would have created the xp system where the player can earn xp, as well as an achievement system where the player completes achievements to get more xp. Therefore, </w:t>
-      </w:r>
-      <w:r>
-        <w:rPr>
-          <w:sz w:val="32"/>
-          <w:szCs w:val="32"/>
-          <w:lang w:val="en-US"/>
-        </w:rPr>
-        <w:t>it  makes sense to add the level system at this stage so the xp the player earns will go towards their level</w:t>
+        <w:t xml:space="preserve">At this point, I would have created the </w:t>
+      </w:r>
+      <w:proofErr w:type="spellStart"/>
+      <w:r>
+        <w:rPr>
+          <w:sz w:val="32"/>
+          <w:szCs w:val="32"/>
+          <w:lang w:val="en-US"/>
+        </w:rPr>
+        <w:t>xp</w:t>
+      </w:r>
+      <w:proofErr w:type="spellEnd"/>
+      <w:r>
+        <w:rPr>
+          <w:sz w:val="32"/>
+          <w:szCs w:val="32"/>
+          <w:lang w:val="en-US"/>
+        </w:rPr>
+        <w:t xml:space="preserve"> system where the player can earn </w:t>
+      </w:r>
+      <w:proofErr w:type="spellStart"/>
+      <w:r>
+        <w:rPr>
+          <w:sz w:val="32"/>
+          <w:szCs w:val="32"/>
+          <w:lang w:val="en-US"/>
+        </w:rPr>
+        <w:t>xp</w:t>
+      </w:r>
+      <w:proofErr w:type="spellEnd"/>
+      <w:r>
+        <w:rPr>
+          <w:sz w:val="32"/>
+          <w:szCs w:val="32"/>
+          <w:lang w:val="en-US"/>
+        </w:rPr>
+        <w:t xml:space="preserve">, as well as an achievement system where the player completes achievements to get more </w:t>
+      </w:r>
+      <w:proofErr w:type="spellStart"/>
+      <w:r>
+        <w:rPr>
+          <w:sz w:val="32"/>
+          <w:szCs w:val="32"/>
+          <w:lang w:val="en-US"/>
+        </w:rPr>
+        <w:t>xp</w:t>
+      </w:r>
+      <w:proofErr w:type="spellEnd"/>
+      <w:r>
+        <w:rPr>
+          <w:sz w:val="32"/>
+          <w:szCs w:val="32"/>
+          <w:lang w:val="en-US"/>
+        </w:rPr>
+        <w:t xml:space="preserve">. Therefore, </w:t>
+      </w:r>
+      <w:proofErr w:type="gramStart"/>
+      <w:r>
+        <w:rPr>
+          <w:sz w:val="32"/>
+          <w:szCs w:val="32"/>
+          <w:lang w:val="en-US"/>
+        </w:rPr>
+        <w:t>it  makes</w:t>
+      </w:r>
+      <w:proofErr w:type="gramEnd"/>
+      <w:r>
+        <w:rPr>
+          <w:sz w:val="32"/>
+          <w:szCs w:val="32"/>
+          <w:lang w:val="en-US"/>
+        </w:rPr>
+        <w:t xml:space="preserve"> sense to add the level system at this stage so the </w:t>
+      </w:r>
+      <w:proofErr w:type="spellStart"/>
+      <w:r>
+        <w:rPr>
+          <w:sz w:val="32"/>
+          <w:szCs w:val="32"/>
+          <w:lang w:val="en-US"/>
+        </w:rPr>
+        <w:t>xp</w:t>
+      </w:r>
+      <w:proofErr w:type="spellEnd"/>
+      <w:r>
+        <w:rPr>
+          <w:sz w:val="32"/>
+          <w:szCs w:val="32"/>
+          <w:lang w:val="en-US"/>
+        </w:rPr>
+        <w:t xml:space="preserve"> the player earns will go towards their level</w:t>
       </w:r>
     </w:p>
     <w:p>
@@ -16476,7 +19133,61 @@
           <w:szCs w:val="32"/>
           <w:lang w:val="en-US"/>
         </w:rPr>
-        <w:t xml:space="preserve">It will also be easy to implement this once I have the xp set up, as I just need to increase a progress bar based on how much xp there is, and create </w:t>
+        <w:t xml:space="preserve">It will also be easy to implement this once I have the </w:t>
+      </w:r>
+      <w:proofErr w:type="spellStart"/>
+      <w:r>
+        <w:rPr>
+          <w:sz w:val="32"/>
+          <w:szCs w:val="32"/>
+          <w:lang w:val="en-US"/>
+        </w:rPr>
+        <w:t>xp</w:t>
+      </w:r>
+      <w:proofErr w:type="spellEnd"/>
+      <w:r>
+        <w:rPr>
+          <w:sz w:val="32"/>
+          <w:szCs w:val="32"/>
+          <w:lang w:val="en-US"/>
+        </w:rPr>
+        <w:t xml:space="preserve"> set up, as I just need to increase </w:t>
+      </w:r>
+      <w:proofErr w:type="gramStart"/>
+      <w:r>
+        <w:rPr>
+          <w:sz w:val="32"/>
+          <w:szCs w:val="32"/>
+          <w:lang w:val="en-US"/>
+        </w:rPr>
+        <w:t>a progress</w:t>
+      </w:r>
+      <w:proofErr w:type="gramEnd"/>
+      <w:r>
+        <w:rPr>
+          <w:sz w:val="32"/>
+          <w:szCs w:val="32"/>
+          <w:lang w:val="en-US"/>
+        </w:rPr>
+        <w:t xml:space="preserve"> bar based on how much </w:t>
+      </w:r>
+      <w:proofErr w:type="spellStart"/>
+      <w:r>
+        <w:rPr>
+          <w:sz w:val="32"/>
+          <w:szCs w:val="32"/>
+          <w:lang w:val="en-US"/>
+        </w:rPr>
+        <w:t>xp</w:t>
+      </w:r>
+      <w:proofErr w:type="spellEnd"/>
+      <w:r>
+        <w:rPr>
+          <w:sz w:val="32"/>
+          <w:szCs w:val="32"/>
+          <w:lang w:val="en-US"/>
+        </w:rPr>
+        <w:t xml:space="preserve"> there is, and create </w:t>
       </w:r>
       <w:r>
         <w:rPr>
@@ -16789,7 +19500,25 @@
           <w:szCs w:val="32"/>
           <w:lang w:val="en-US"/>
         </w:rPr>
-        <w:t>Since the main game loops is finished at this stage, I can add the offline earnings</w:t>
+        <w:t xml:space="preserve">Since the main game loops </w:t>
+      </w:r>
+      <w:proofErr w:type="gramStart"/>
+      <w:r>
+        <w:rPr>
+          <w:sz w:val="32"/>
+          <w:szCs w:val="32"/>
+          <w:lang w:val="en-US"/>
+        </w:rPr>
+        <w:t>is</w:t>
+      </w:r>
+      <w:proofErr w:type="gramEnd"/>
+      <w:r>
+        <w:rPr>
+          <w:sz w:val="32"/>
+          <w:szCs w:val="32"/>
+          <w:lang w:val="en-US"/>
+        </w:rPr>
+        <w:t xml:space="preserve"> finished at this stage, I can add the offline earnings</w:t>
       </w:r>
     </w:p>
     <w:p>
@@ -16963,7 +19692,25 @@
           <w:szCs w:val="32"/>
           <w:lang w:val="en-US"/>
         </w:rPr>
-        <w:t>I need to develop the planet customisation feature, where the player can add their own planets with unique stats</w:t>
+        <w:t xml:space="preserve">I need to develop the planet </w:t>
+      </w:r>
+      <w:proofErr w:type="spellStart"/>
+      <w:r>
+        <w:rPr>
+          <w:sz w:val="32"/>
+          <w:szCs w:val="32"/>
+          <w:lang w:val="en-US"/>
+        </w:rPr>
+        <w:t>customisation</w:t>
+      </w:r>
+      <w:proofErr w:type="spellEnd"/>
+      <w:r>
+        <w:rPr>
+          <w:sz w:val="32"/>
+          <w:szCs w:val="32"/>
+          <w:lang w:val="en-US"/>
+        </w:rPr>
+        <w:t xml:space="preserve"> feature, where the player can add their own planets with unique stats</w:t>
       </w:r>
     </w:p>
     <w:p>
@@ -16988,7 +19735,25 @@
           <w:szCs w:val="32"/>
           <w:lang w:val="en-US"/>
         </w:rPr>
-        <w:t>I need to make an overlay screen that will appear over the main game, which allows the player to customise their own, unique planet</w:t>
+        <w:t xml:space="preserve">I need to make an overlay screen that will appear over the main game, which allows the player to </w:t>
+      </w:r>
+      <w:proofErr w:type="spellStart"/>
+      <w:r>
+        <w:rPr>
+          <w:sz w:val="32"/>
+          <w:szCs w:val="32"/>
+          <w:lang w:val="en-US"/>
+        </w:rPr>
+        <w:t>customise</w:t>
+      </w:r>
+      <w:proofErr w:type="spellEnd"/>
+      <w:r>
+        <w:rPr>
+          <w:sz w:val="32"/>
+          <w:szCs w:val="32"/>
+          <w:lang w:val="en-US"/>
+        </w:rPr>
+        <w:t xml:space="preserve"> their own, unique planet</w:t>
       </w:r>
     </w:p>
     <w:p>
@@ -17013,7 +19778,43 @@
           <w:szCs w:val="32"/>
           <w:lang w:val="en-US"/>
         </w:rPr>
-        <w:t>The screen will have dropdown menus with different headings, grouping them into the different parts of the planet that hey customise. These dropdown menus will be:</w:t>
+        <w:t xml:space="preserve">The screen will have dropdown menus with different headings, grouping them into the different parts of the planet that </w:t>
+      </w:r>
+      <w:proofErr w:type="gramStart"/>
+      <w:r>
+        <w:rPr>
+          <w:sz w:val="32"/>
+          <w:szCs w:val="32"/>
+          <w:lang w:val="en-US"/>
+        </w:rPr>
+        <w:t>hey</w:t>
+      </w:r>
+      <w:proofErr w:type="gramEnd"/>
+      <w:r>
+        <w:rPr>
+          <w:sz w:val="32"/>
+          <w:szCs w:val="32"/>
+          <w:lang w:val="en-US"/>
+        </w:rPr>
+        <w:t xml:space="preserve"> </w:t>
+      </w:r>
+      <w:proofErr w:type="spellStart"/>
+      <w:r>
+        <w:rPr>
+          <w:sz w:val="32"/>
+          <w:szCs w:val="32"/>
+          <w:lang w:val="en-US"/>
+        </w:rPr>
+        <w:t>customise</w:t>
+      </w:r>
+      <w:proofErr w:type="spellEnd"/>
+      <w:r>
+        <w:rPr>
+          <w:sz w:val="32"/>
+          <w:szCs w:val="32"/>
+          <w:lang w:val="en-US"/>
+        </w:rPr>
+        <w:t>. These dropdown menus will be:</w:t>
       </w:r>
     </w:p>
     <w:p>
@@ -17263,7 +20064,25 @@
           <w:szCs w:val="32"/>
           <w:lang w:val="en-US"/>
         </w:rPr>
-        <w:t>This is an end game feature, which only unlocks once all planets have been colonised, so it should be the final feature</w:t>
+        <w:t xml:space="preserve">This is an end game feature, which only unlocks once all planets have been </w:t>
+      </w:r>
+      <w:proofErr w:type="spellStart"/>
+      <w:r>
+        <w:rPr>
+          <w:sz w:val="32"/>
+          <w:szCs w:val="32"/>
+          <w:lang w:val="en-US"/>
+        </w:rPr>
+        <w:t>colonised</w:t>
+      </w:r>
+      <w:proofErr w:type="spellEnd"/>
+      <w:r>
+        <w:rPr>
+          <w:sz w:val="32"/>
+          <w:szCs w:val="32"/>
+          <w:lang w:val="en-US"/>
+        </w:rPr>
+        <w:t>, so it should be the final feature</w:t>
       </w:r>
     </w:p>
     <w:p>
@@ -17288,7 +20107,25 @@
           <w:szCs w:val="32"/>
           <w:lang w:val="en-US"/>
         </w:rPr>
-        <w:t>Without this, the player can still play the majority of the game, just without an extra sandbox feature at the end of the game, meaning it would not be a big problem if I ran out of time for this feature</w:t>
+        <w:t xml:space="preserve">Without this, the player can still play </w:t>
+      </w:r>
+      <w:proofErr w:type="gramStart"/>
+      <w:r>
+        <w:rPr>
+          <w:sz w:val="32"/>
+          <w:szCs w:val="32"/>
+          <w:lang w:val="en-US"/>
+        </w:rPr>
+        <w:t>the majority of</w:t>
+      </w:r>
+      <w:proofErr w:type="gramEnd"/>
+      <w:r>
+        <w:rPr>
+          <w:sz w:val="32"/>
+          <w:szCs w:val="32"/>
+          <w:lang w:val="en-US"/>
+        </w:rPr>
+        <w:t xml:space="preserve"> the game, just without an extra sandbox feature at the end of the game, meaning it would not be a big problem if I ran out of time for this feature</w:t>
       </w:r>
     </w:p>
     <w:p>
@@ -17507,15 +20344,69 @@
           <w:szCs w:val="32"/>
           <w:lang w:val="en-US"/>
         </w:rPr>
-        <w:t>This is not an actual</w:t>
-      </w:r>
-      <w:r>
-        <w:rPr>
-          <w:sz w:val="32"/>
-          <w:szCs w:val="32"/>
-          <w:lang w:val="en-US"/>
-        </w:rPr>
-        <w:t xml:space="preserve"> functionality of the game, it is just to make it look better so should be left to the end once all the essential features are complete.</w:t>
+        <w:t xml:space="preserve">This is not </w:t>
+      </w:r>
+      <w:proofErr w:type="gramStart"/>
+      <w:r>
+        <w:rPr>
+          <w:sz w:val="32"/>
+          <w:szCs w:val="32"/>
+          <w:lang w:val="en-US"/>
+        </w:rPr>
+        <w:t>an</w:t>
+      </w:r>
+      <w:proofErr w:type="gramEnd"/>
+      <w:r>
+        <w:rPr>
+          <w:sz w:val="32"/>
+          <w:szCs w:val="32"/>
+          <w:lang w:val="en-US"/>
+        </w:rPr>
+        <w:t xml:space="preserve"> actual</w:t>
+      </w:r>
+      <w:r>
+        <w:rPr>
+          <w:sz w:val="32"/>
+          <w:szCs w:val="32"/>
+          <w:lang w:val="en-US"/>
+        </w:rPr>
+        <w:t xml:space="preserve"> functionality of the </w:t>
+      </w:r>
+      <w:proofErr w:type="gramStart"/>
+      <w:r>
+        <w:rPr>
+          <w:sz w:val="32"/>
+          <w:szCs w:val="32"/>
+          <w:lang w:val="en-US"/>
+        </w:rPr>
+        <w:t>game,</w:t>
+      </w:r>
+      <w:proofErr w:type="gramEnd"/>
+      <w:r>
+        <w:rPr>
+          <w:sz w:val="32"/>
+          <w:szCs w:val="32"/>
+          <w:lang w:val="en-US"/>
+        </w:rPr>
+        <w:t xml:space="preserve"> it is just to make it look better </w:t>
+      </w:r>
+      <w:proofErr w:type="gramStart"/>
+      <w:r>
+        <w:rPr>
+          <w:sz w:val="32"/>
+          <w:szCs w:val="32"/>
+          <w:lang w:val="en-US"/>
+        </w:rPr>
+        <w:t>so</w:t>
+      </w:r>
+      <w:proofErr w:type="gramEnd"/>
+      <w:r>
+        <w:rPr>
+          <w:sz w:val="32"/>
+          <w:szCs w:val="32"/>
+          <w:lang w:val="en-US"/>
+        </w:rPr>
+        <w:t xml:space="preserve"> should be left to the end once all the essential features are complete.</w:t>
       </w:r>
     </w:p>
     <w:p>
@@ -17766,7 +20657,23 @@
           <w:sz w:val="32"/>
           <w:szCs w:val="32"/>
         </w:rPr>
-        <w:t>This is the title section, displaying the name of the game and the current planet that the player is on. The title is in big text, in the top center, making it clear what game is being played and what planet you are on</w:t>
+        <w:t xml:space="preserve">This is the title section, displaying the name of the game and the current planet that the player is on. The title is in big text, in the top </w:t>
+      </w:r>
+      <w:proofErr w:type="spellStart"/>
+      <w:r>
+        <w:rPr>
+          <w:sz w:val="32"/>
+          <w:szCs w:val="32"/>
+        </w:rPr>
+        <w:t>center</w:t>
+      </w:r>
+      <w:proofErr w:type="spellEnd"/>
+      <w:r>
+        <w:rPr>
+          <w:sz w:val="32"/>
+          <w:szCs w:val="32"/>
+        </w:rPr>
+        <w:t>, making it clear what game is being played and what planet you are on</w:t>
       </w:r>
     </w:p>
     <w:p>
@@ -17813,7 +20720,23 @@
           <w:sz w:val="32"/>
           <w:szCs w:val="32"/>
         </w:rPr>
-        <w:t xml:space="preserve">This is the achievements section, which displays the achievements that the user can complete, and how much progress they have made so far in completing them. Since this is not (directly) an active gameplay feature or a purchase feature, I have put it in the top left, as it is not something that the player will be constantly checking so can be separate from the gameplay and purchase features. The user can easily check there achievements from time to time by looking to the top left, but it does not get in the way of the main game loop. When the player </w:t>
+        <w:t xml:space="preserve">This is the achievements section, which displays the achievements that the user can complete, and how much progress they have made so far in completing them. Since this is not (directly) an active gameplay feature or a purchase feature, I have put it in the top left, as it is not something that the player will be constantly checking so can be separate from the gameplay and purchase features. The user can easily check </w:t>
+      </w:r>
+      <w:proofErr w:type="gramStart"/>
+      <w:r>
+        <w:rPr>
+          <w:sz w:val="32"/>
+          <w:szCs w:val="32"/>
+        </w:rPr>
+        <w:t>there</w:t>
+      </w:r>
+      <w:proofErr w:type="gramEnd"/>
+      <w:r>
+        <w:rPr>
+          <w:sz w:val="32"/>
+          <w:szCs w:val="32"/>
+        </w:rPr>
+        <w:t xml:space="preserve"> achievements from time to time by looking to the top left, but it does not get in the way of the main game loop. When the player </w:t>
       </w:r>
       <w:r>
         <w:rPr>
@@ -17894,7 +20817,39 @@
           <w:sz w:val="32"/>
           <w:szCs w:val="32"/>
         </w:rPr>
-        <w:t>This is the level section, which displays the player's level and the amount of xp they are into the current level. This is right above the planet, in the top center of the screen, making it easily visible</w:t>
+        <w:t xml:space="preserve">This is the level section, which displays the player's level and the amount of </w:t>
+      </w:r>
+      <w:proofErr w:type="spellStart"/>
+      <w:r>
+        <w:rPr>
+          <w:sz w:val="32"/>
+          <w:szCs w:val="32"/>
+        </w:rPr>
+        <w:t>xp</w:t>
+      </w:r>
+      <w:proofErr w:type="spellEnd"/>
+      <w:r>
+        <w:rPr>
+          <w:sz w:val="32"/>
+          <w:szCs w:val="32"/>
+        </w:rPr>
+        <w:t xml:space="preserve"> they are into the current level. This is right above the planet, in the top </w:t>
+      </w:r>
+      <w:proofErr w:type="spellStart"/>
+      <w:r>
+        <w:rPr>
+          <w:sz w:val="32"/>
+          <w:szCs w:val="32"/>
+        </w:rPr>
+        <w:t>center</w:t>
+      </w:r>
+      <w:proofErr w:type="spellEnd"/>
+      <w:r>
+        <w:rPr>
+          <w:sz w:val="32"/>
+          <w:szCs w:val="32"/>
+        </w:rPr>
+        <w:t xml:space="preserve"> of the screen, making it easily visible</w:t>
       </w:r>
       <w:r>
         <w:rPr>
@@ -17968,7 +20923,23 @@
           <w:sz w:val="32"/>
           <w:szCs w:val="32"/>
         </w:rPr>
-        <w:t>This is the minigames section, where the player can select any of the 3 minigames to play, Each button is contained within its own box inside this section, making them easy to differentiate and select the desired one. Game 1, Game 2, and Game 3 are just placeholders and will be replaced with the actual name of the minigame once developed</w:t>
+        <w:t xml:space="preserve">This is the minigames section, where the player can select any of the 3 minigames to play, </w:t>
+      </w:r>
+      <w:proofErr w:type="gramStart"/>
+      <w:r>
+        <w:rPr>
+          <w:sz w:val="32"/>
+          <w:szCs w:val="32"/>
+        </w:rPr>
+        <w:t>Each</w:t>
+      </w:r>
+      <w:proofErr w:type="gramEnd"/>
+      <w:r>
+        <w:rPr>
+          <w:sz w:val="32"/>
+          <w:szCs w:val="32"/>
+        </w:rPr>
+        <w:t xml:space="preserve"> button is contained within its own box inside this section, making them easy to differentiate and select the desired one. Game 1, Game 2, and Game 3 are just placeholders and will be replaced with the actual name of the minigame once developed</w:t>
       </w:r>
     </w:p>
     <w:p>
@@ -18066,7 +21037,23 @@
           <w:sz w:val="32"/>
           <w:szCs w:val="32"/>
         </w:rPr>
-        <w:t>This is the population gambling section, where the user can enter an amount of their population in the form, and gamble it with a change of multiplying or losing it. Once the user has entered the amount of population they want to gamble, they can see how much they will get back if they win, allowing them to see if a gamble is worth it to them. To gamble, the player will click the gamble button, and will be presented with either "YOU WON" or "YOU LOST" depending on whether they won or lost.  The text colour for the win message is green, as green is associated with winning in this context, and the text colour for the loss message is green as red is associated with losing in this context</w:t>
+        <w:t xml:space="preserve">This is the population gambling section, where the user can enter an amount of their population in the form, and gamble it with a change of multiplying or losing it. Once the user has entered the amount of population they want to gamble, they can see how much they will get back if they win, allowing them to see if a gamble is worth it to them. To gamble, the player will click the gamble </w:t>
+      </w:r>
+      <w:proofErr w:type="gramStart"/>
+      <w:r>
+        <w:rPr>
+          <w:sz w:val="32"/>
+          <w:szCs w:val="32"/>
+        </w:rPr>
+        <w:t>button, and</w:t>
+      </w:r>
+      <w:proofErr w:type="gramEnd"/>
+      <w:r>
+        <w:rPr>
+          <w:sz w:val="32"/>
+          <w:szCs w:val="32"/>
+        </w:rPr>
+        <w:t xml:space="preserve"> will be presented with either "YOU WON" or "YOU LOST" depending on whether they won or lost.  The text colour for the win message is green, as green is associated with winning in this context, and the text colour for the loss message is green as red is associated with losing in this context</w:t>
       </w:r>
     </w:p>
     <w:p>
@@ -18151,7 +21138,23 @@
           <w:sz w:val="32"/>
           <w:szCs w:val="32"/>
         </w:rPr>
-        <w:t>This is the main section, where the clickable planet is displayed, which will be a clip art image of either Earth, Mercury, Venus, or Mars depending on what planet the player is on. This section will also contain the planet's population, the player's money, and the money that they are currently earning per second. I have put the population and money right under the planet, which makes it satisfying for the player since they can see how much they're going up as they are clicking. The main section is the biggest section of the game, right in the center, drawing attention to it and making it clear that it is the main part of the game. The planet is the biggest element, as it the core feature of the game loop.</w:t>
+        <w:t xml:space="preserve">This is the main section, where the clickable planet is displayed, which will be a clip art image of either Earth, Mercury, Venus, or Mars depending on what planet the player is on. This section will also contain the planet's population, the player's money, and the money that they are currently earning per second. I have put the population and money right under the planet, which makes it satisfying for the player since they can see how much they're going up as they are clicking. The main section is the biggest section of the game, right in the </w:t>
+      </w:r>
+      <w:proofErr w:type="spellStart"/>
+      <w:r>
+        <w:rPr>
+          <w:sz w:val="32"/>
+          <w:szCs w:val="32"/>
+        </w:rPr>
+        <w:t>center</w:t>
+      </w:r>
+      <w:proofErr w:type="spellEnd"/>
+      <w:r>
+        <w:rPr>
+          <w:sz w:val="32"/>
+          <w:szCs w:val="32"/>
+        </w:rPr>
+        <w:t>, drawing attention to it and making it clear that it is the main part of the game. The planet is the biggest element, as it the core feature of the game loop.</w:t>
       </w:r>
     </w:p>
     <w:p>
@@ -18193,7 +21196,39 @@
           <w:sz w:val="32"/>
           <w:szCs w:val="32"/>
         </w:rPr>
-        <w:t>This is the worker section, where the player can purchase workers that automatically increase the population of the planet. Although this is a purchase feature, I have not grouped it with the other purchase features on the right section of the game since workers are a special type of purchase that directly links to the planet, so I have put it under the planet, within the main section, keeping it grouped together with the planet. There is a button to purchase a worker, which displays its current price. Under this, there will be a text display that shows how much population all the workers are generating per second, so the player can decide whether they should buy more or they need to upgrade their workers.</w:t>
+        <w:t xml:space="preserve">This is the worker section, where the player can purchase workers that automatically increase the population of the planet. Although this is a purchase feature, I have not grouped it with the other purchase features on the right section of the game since workers are a special type of purchase that directly links to the planet, so I have put it under the planet, within the main section, keeping it grouped together with the planet. There is a button to purchase a worker, which displays its current price. Under this, there will be a text display that shows how much population all the workers are generating per second, so the player can decide whether they should buy </w:t>
+      </w:r>
+      <w:proofErr w:type="gramStart"/>
+      <w:r>
+        <w:rPr>
+          <w:sz w:val="32"/>
+          <w:szCs w:val="32"/>
+        </w:rPr>
+        <w:t>more</w:t>
+      </w:r>
+      <w:proofErr w:type="gramEnd"/>
+      <w:r>
+        <w:rPr>
+          <w:sz w:val="32"/>
+          <w:szCs w:val="32"/>
+        </w:rPr>
+        <w:t xml:space="preserve"> or </w:t>
+      </w:r>
+      <w:proofErr w:type="gramStart"/>
+      <w:r>
+        <w:rPr>
+          <w:sz w:val="32"/>
+          <w:szCs w:val="32"/>
+        </w:rPr>
+        <w:t>they need</w:t>
+      </w:r>
+      <w:proofErr w:type="gramEnd"/>
+      <w:r>
+        <w:rPr>
+          <w:sz w:val="32"/>
+          <w:szCs w:val="32"/>
+        </w:rPr>
+        <w:t xml:space="preserve"> to upgrade their workers.</w:t>
       </w:r>
     </w:p>
     <w:p>
@@ -18295,7 +21330,55 @@
           <w:sz w:val="32"/>
           <w:szCs w:val="32"/>
         </w:rPr>
-        <w:t xml:space="preserve">This is the shop section, which displays the upgrades (and their price) that the player can purchase, as well as the number of each upgrade that they have purchased underneath the name in the bottom left. Since there will be lots of upgrade here, There will be a scroll wheel to scroll through them, allowing them all to fit and not be too small or squashed. In the top left, there is the multi-purchase button, allowing the player to purchase multiple of the same upgrade if they have enough money. Clicking the button once will change it to x10, twice to x100 and three times to MAX (Meaning the maximum amount of upgrades that the player can purchase with the amount of money they have, accounting for the price scaling). In the bottom right of each upgrade, there will be a number that shows how much of each upgrade that the the player will be purchasing (which corresponds with the multi-purchase button in the top left of the shop). If this number, and the upgrade name, are in green text then the player has enough money to purchase the upgrade, but if it is in red then they don't. The red and green colours make it obvious to the player whether they can afford an upgrade, due to the connotations of green with money and access and those of red with restriction, meaning they don't constantly have to check their money to see if they can afford </w:t>
+        <w:t xml:space="preserve">This is the shop section, which displays the upgrades (and their price) that the player can purchase, as well as the number of each upgrade that they have purchased underneath the name in the bottom left. Since there will be lots of upgrade here, </w:t>
+      </w:r>
+      <w:proofErr w:type="gramStart"/>
+      <w:r>
+        <w:rPr>
+          <w:sz w:val="32"/>
+          <w:szCs w:val="32"/>
+        </w:rPr>
+        <w:t>There</w:t>
+      </w:r>
+      <w:proofErr w:type="gramEnd"/>
+      <w:r>
+        <w:rPr>
+          <w:sz w:val="32"/>
+          <w:szCs w:val="32"/>
+        </w:rPr>
+        <w:t xml:space="preserve"> will be a scroll wheel to scroll through them, allowing them all to fit and not be too small or squashed. In the top left, there is the multi-purchase button, allowing the player to purchase multiple of the same upgrade if they have enough money. Clicking the button once will change it to x10, twice to x100 and three times to MAX (Meaning the maximum </w:t>
+      </w:r>
+      <w:proofErr w:type="gramStart"/>
+      <w:r>
+        <w:rPr>
+          <w:sz w:val="32"/>
+          <w:szCs w:val="32"/>
+        </w:rPr>
+        <w:t>amount</w:t>
+      </w:r>
+      <w:proofErr w:type="gramEnd"/>
+      <w:r>
+        <w:rPr>
+          <w:sz w:val="32"/>
+          <w:szCs w:val="32"/>
+        </w:rPr>
+        <w:t xml:space="preserve"> of upgrades that the player can purchase with the amount of money they have, accounting for the price scaling). In the bottom right of each upgrade, there will be a number that shows how much of each upgrade that the </w:t>
+      </w:r>
+      <w:proofErr w:type="spellStart"/>
+      <w:r>
+        <w:rPr>
+          <w:sz w:val="32"/>
+          <w:szCs w:val="32"/>
+        </w:rPr>
+        <w:t>the</w:t>
+      </w:r>
+      <w:proofErr w:type="spellEnd"/>
+      <w:r>
+        <w:rPr>
+          <w:sz w:val="32"/>
+          <w:szCs w:val="32"/>
+        </w:rPr>
+        <w:t xml:space="preserve"> player will be purchasing (which corresponds with the multi-purchase button in the top left of the shop). If this number, and the upgrade name, are in green text then the player has enough money to purchase the upgrade, but if it is in red then they don't. The red and green colours make it obvious to the player whether they can afford an upgrade, due to the connotations of green with money and access and those of red with restriction, meaning they don't constantly have to check their money to see if they can afford </w:t>
       </w:r>
       <w:r>
         <w:rPr>
@@ -18524,7 +21607,39 @@
           <w:sz w:val="32"/>
           <w:szCs w:val="32"/>
         </w:rPr>
-        <w:t>This is the level up screen, which appears over the main page when the player levels up. It tells them what level they reached, along with how much xp, population and gems they earned. The emojis make it more exciting and lively, which increases the sense of reward from levelling up. When the player levels up, this screen will appear over the main game, with the game still running in the background.</w:t>
+        <w:t xml:space="preserve">This is the level up screen, which appears over the main page when the player levels up. It tells them what level they reached, along with how much </w:t>
+      </w:r>
+      <w:proofErr w:type="spellStart"/>
+      <w:r>
+        <w:rPr>
+          <w:sz w:val="32"/>
+          <w:szCs w:val="32"/>
+        </w:rPr>
+        <w:t>xp</w:t>
+      </w:r>
+      <w:proofErr w:type="spellEnd"/>
+      <w:r>
+        <w:rPr>
+          <w:sz w:val="32"/>
+          <w:szCs w:val="32"/>
+        </w:rPr>
+        <w:t xml:space="preserve">, population and gems they earned. The emojis make it </w:t>
+      </w:r>
+      <w:proofErr w:type="gramStart"/>
+      <w:r>
+        <w:rPr>
+          <w:sz w:val="32"/>
+          <w:szCs w:val="32"/>
+        </w:rPr>
+        <w:t>more exciting and lively</w:t>
+      </w:r>
+      <w:proofErr w:type="gramEnd"/>
+      <w:r>
+        <w:rPr>
+          <w:sz w:val="32"/>
+          <w:szCs w:val="32"/>
+        </w:rPr>
+        <w:t>, which increases the sense of reward from levelling up. When the player levels up, this screen will appear over the main game, with the game still running in the background.</w:t>
       </w:r>
     </w:p>
     <w:p>
@@ -18677,7 +21792,23 @@
           <w:sz w:val="32"/>
           <w:szCs w:val="32"/>
         </w:rPr>
-        <w:t xml:space="preserve">This is the minigame screen, where the player will be able to play the minigame they selected. The minigame screen will appear over the main game, with the game running in the background. I have divided this screen into 3 sections. The top section simply displays the name of the current minigame. The middle section displays the actual game being played, and this screen is the biggest out of the 3 as it is the main focus and the player needs to be able to see what they are doing clearly. At the bottom, there is a game stats section, which displays the stats of the game the </w:t>
+        <w:t xml:space="preserve">This is the minigame screen, where the player will be able to play the minigame they selected. The minigame screen will appear over the main game, with the game running in the background. I have divided this screen into 3 sections. The top section simply displays the name of the current minigame. The middle section displays the actual game being played, and this screen is the biggest out of the 3 as it is the </w:t>
+      </w:r>
+      <w:proofErr w:type="gramStart"/>
+      <w:r>
+        <w:rPr>
+          <w:sz w:val="32"/>
+          <w:szCs w:val="32"/>
+        </w:rPr>
+        <w:t>main focus</w:t>
+      </w:r>
+      <w:proofErr w:type="gramEnd"/>
+      <w:r>
+        <w:rPr>
+          <w:sz w:val="32"/>
+          <w:szCs w:val="32"/>
+        </w:rPr>
+        <w:t xml:space="preserve"> and the player needs to be able to see what they are doing clearly. At the bottom, there is a game stats section, which displays the stats of the game the </w:t>
       </w:r>
       <w:r>
         <w:rPr>
@@ -18801,7 +21932,23 @@
           <w:sz w:val="32"/>
           <w:szCs w:val="32"/>
         </w:rPr>
-        <w:t>This is the minigame win screen, which will display if the player wins the game. It shows them how many gems and xp they</w:t>
+        <w:t xml:space="preserve">This is the minigame win screen, which will display if the player wins the game. It shows them how many gems and </w:t>
+      </w:r>
+      <w:proofErr w:type="spellStart"/>
+      <w:r>
+        <w:rPr>
+          <w:sz w:val="32"/>
+          <w:szCs w:val="32"/>
+        </w:rPr>
+        <w:t>xp</w:t>
+      </w:r>
+      <w:proofErr w:type="spellEnd"/>
+      <w:r>
+        <w:rPr>
+          <w:sz w:val="32"/>
+          <w:szCs w:val="32"/>
+        </w:rPr>
+        <w:t xml:space="preserve"> they</w:t>
       </w:r>
       <w:r>
         <w:rPr>
@@ -18927,7 +22074,23 @@
           <w:sz w:val="32"/>
           <w:szCs w:val="32"/>
         </w:rPr>
-        <w:t>This is the minigame loss screen, which will display if the player loses a game. It shows that they earned no gems or xp. The screen has death symbol emojis for the title and cross symbols for the rewards, which makes it clear that this is a loss and they have not earned any rewards.  </w:t>
+        <w:t xml:space="preserve">This is the minigame loss screen, which will display if the player loses a game. It shows that they earned no gems or </w:t>
+      </w:r>
+      <w:proofErr w:type="spellStart"/>
+      <w:r>
+        <w:rPr>
+          <w:sz w:val="32"/>
+          <w:szCs w:val="32"/>
+        </w:rPr>
+        <w:t>xp</w:t>
+      </w:r>
+      <w:proofErr w:type="spellEnd"/>
+      <w:r>
+        <w:rPr>
+          <w:sz w:val="32"/>
+          <w:szCs w:val="32"/>
+        </w:rPr>
+        <w:t>. The screen has death symbol emojis for the title and cross symbols for the rewards, which makes it clear that this is a loss and they have not earned any rewards.  </w:t>
       </w:r>
     </w:p>
     <w:p>
@@ -18969,7 +22132,23 @@
           <w:sz w:val="32"/>
           <w:szCs w:val="32"/>
         </w:rPr>
-        <w:t xml:space="preserve">These 2 screens are only used for minigames where the player can either win or lose. If they win, they are displayed the win screen and get the set rewards, whereas if they lose they are </w:t>
+        <w:t xml:space="preserve">These 2 screens are only used for minigames where the player can either win or lose. If they win, they are displayed the win screen and get the set rewards, whereas if they </w:t>
+      </w:r>
+      <w:proofErr w:type="gramStart"/>
+      <w:r>
+        <w:rPr>
+          <w:sz w:val="32"/>
+          <w:szCs w:val="32"/>
+        </w:rPr>
+        <w:t>lose</w:t>
+      </w:r>
+      <w:proofErr w:type="gramEnd"/>
+      <w:r>
+        <w:rPr>
+          <w:sz w:val="32"/>
+          <w:szCs w:val="32"/>
+        </w:rPr>
+        <w:t xml:space="preserve"> they are </w:t>
       </w:r>
       <w:r>
         <w:rPr>
@@ -18984,7 +22163,23 @@
           <w:sz w:val="32"/>
           <w:szCs w:val="32"/>
         </w:rPr>
-        <w:t>. For minigames that give a reward that is based of how much score the player got, with no way to lose, the following screen will be used:</w:t>
+        <w:t xml:space="preserve">. For minigames that give a reward that is based </w:t>
+      </w:r>
+      <w:proofErr w:type="spellStart"/>
+      <w:r>
+        <w:rPr>
+          <w:sz w:val="32"/>
+          <w:szCs w:val="32"/>
+        </w:rPr>
+        <w:t>of</w:t>
+      </w:r>
+      <w:proofErr w:type="spellEnd"/>
+      <w:r>
+        <w:rPr>
+          <w:sz w:val="32"/>
+          <w:szCs w:val="32"/>
+        </w:rPr>
+        <w:t xml:space="preserve"> how much score the player got, with no way to lose, the following screen will be used:</w:t>
       </w:r>
     </w:p>
     <w:p>
@@ -19088,7 +22283,15 @@
           <w:sz w:val="32"/>
           <w:szCs w:val="32"/>
         </w:rPr>
-        <w:t>This is the minigame score screen, which displays how much the player scored and the rewards they earned from achieving that score. This is used for minigames where the player doesn't either win or lose,</w:t>
+        <w:t xml:space="preserve">This is the minigame score screen, which displays how much the player scored and the rewards they earned from achieving that score. This is used for minigames where the player doesn't either win or </w:t>
+      </w:r>
+      <w:proofErr w:type="gramStart"/>
+      <w:r>
+        <w:rPr>
+          <w:sz w:val="32"/>
+          <w:szCs w:val="32"/>
+        </w:rPr>
+        <w:t>lose,</w:t>
       </w:r>
       <w:r>
         <w:rPr>
@@ -19102,7 +22305,15 @@
           <w:sz w:val="32"/>
           <w:szCs w:val="32"/>
         </w:rPr>
-        <w:t xml:space="preserve">but instead gets a score which determines how much reward they get.  </w:t>
+        <w:t>but</w:t>
+      </w:r>
+      <w:proofErr w:type="gramEnd"/>
+      <w:r>
+        <w:rPr>
+          <w:sz w:val="32"/>
+          <w:szCs w:val="32"/>
+        </w:rPr>
+        <w:t xml:space="preserve"> instead gets a score which determines how much reward they get.  </w:t>
       </w:r>
     </w:p>
     <w:p>
@@ -20392,7 +23603,23 @@
           <w:sz w:val="28"/>
           <w:szCs w:val="28"/>
         </w:rPr>
-        <w:t>Container undearneath the achievements container, with 3 shorter</w:t>
+        <w:t xml:space="preserve">Container </w:t>
+      </w:r>
+      <w:proofErr w:type="spellStart"/>
+      <w:r>
+        <w:rPr>
+          <w:sz w:val="28"/>
+          <w:szCs w:val="28"/>
+        </w:rPr>
+        <w:t>undearneath</w:t>
+      </w:r>
+      <w:proofErr w:type="spellEnd"/>
+      <w:r>
+        <w:rPr>
+          <w:sz w:val="28"/>
+          <w:szCs w:val="28"/>
+        </w:rPr>
+        <w:t xml:space="preserve"> the achievements container, with 3 shorter</w:t>
       </w:r>
       <w:r>
         <w:rPr>
@@ -20873,7 +24100,23 @@
           <w:sz w:val="28"/>
           <w:szCs w:val="28"/>
         </w:rPr>
-        <w:t>Text at the top oreading “</w:t>
+        <w:t xml:space="preserve">Text at the top </w:t>
+      </w:r>
+      <w:proofErr w:type="spellStart"/>
+      <w:r>
+        <w:rPr>
+          <w:sz w:val="28"/>
+          <w:szCs w:val="28"/>
+        </w:rPr>
+        <w:t>oreading</w:t>
+      </w:r>
+      <w:proofErr w:type="spellEnd"/>
+      <w:r>
+        <w:rPr>
+          <w:sz w:val="28"/>
+          <w:szCs w:val="28"/>
+        </w:rPr>
+        <w:t xml:space="preserve"> “</w:t>
       </w:r>
       <w:r>
         <w:rPr>
@@ -20920,7 +24163,23 @@
           <w:sz w:val="28"/>
           <w:szCs w:val="28"/>
         </w:rPr>
-        <w:t>Small input form underneath reading “Enter amount”</w:t>
+        <w:t xml:space="preserve">Small input </w:t>
+      </w:r>
+      <w:proofErr w:type="spellStart"/>
+      <w:r>
+        <w:rPr>
+          <w:sz w:val="28"/>
+          <w:szCs w:val="28"/>
+        </w:rPr>
+        <w:t>form</w:t>
+      </w:r>
+      <w:proofErr w:type="spellEnd"/>
+      <w:r>
+        <w:rPr>
+          <w:sz w:val="28"/>
+          <w:szCs w:val="28"/>
+        </w:rPr>
+        <w:t xml:space="preserve"> underneath reading “Enter amount”</w:t>
       </w:r>
     </w:p>
     <w:p>
@@ -20940,8 +24199,33 @@
           <w:sz w:val="28"/>
           <w:szCs w:val="28"/>
         </w:rPr>
-        <w:t>Text to the right of the input form reading “Win return: ”</w:t>
-      </w:r>
+        <w:t xml:space="preserve">Text to the right of the input </w:t>
+      </w:r>
+      <w:proofErr w:type="spellStart"/>
+      <w:r>
+        <w:rPr>
+          <w:sz w:val="28"/>
+          <w:szCs w:val="28"/>
+        </w:rPr>
+        <w:t>form</w:t>
+      </w:r>
+      <w:proofErr w:type="spellEnd"/>
+      <w:r>
+        <w:rPr>
+          <w:sz w:val="28"/>
+          <w:szCs w:val="28"/>
+        </w:rPr>
+        <w:t xml:space="preserve"> reading “Win return</w:t>
+      </w:r>
+      <w:proofErr w:type="gramStart"/>
+      <w:r>
+        <w:rPr>
+          <w:sz w:val="28"/>
+          <w:szCs w:val="28"/>
+        </w:rPr>
+        <w:t>: ”</w:t>
+      </w:r>
+      <w:proofErr w:type="gramEnd"/>
     </w:p>
     <w:p>
       <w:pPr>
@@ -21201,8 +24485,18 @@
           <w:sz w:val="28"/>
           <w:szCs w:val="28"/>
         </w:rPr>
-        <w:t>in the top left, but still connected to it. Text inside the container reading “Gems:   “</w:t>
-      </w:r>
+        <w:t>in the top left, but still connected to it. Text inside the container reading “Gems:</w:t>
+      </w:r>
+      <w:proofErr w:type="gramStart"/>
+      <w:r>
+        <w:rPr>
+          <w:rFonts w:ascii="Segoe UI Emoji" w:hAnsi="Segoe UI Emoji" w:cs="Segoe UI Emoji"/>
+          <w:sz w:val="28"/>
+          <w:szCs w:val="28"/>
+        </w:rPr>
+        <w:t xml:space="preserve">   “</w:t>
+      </w:r>
+      <w:proofErr w:type="gramEnd"/>
     </w:p>
     <w:p>
       <w:pPr>
@@ -21229,7 +24523,23 @@
           <w:sz w:val="28"/>
           <w:szCs w:val="28"/>
         </w:rPr>
-        <w:t>Container undearneath the</w:t>
+        <w:t xml:space="preserve">Container </w:t>
+      </w:r>
+      <w:proofErr w:type="spellStart"/>
+      <w:r>
+        <w:rPr>
+          <w:sz w:val="28"/>
+          <w:szCs w:val="28"/>
+        </w:rPr>
+        <w:t>undearneath</w:t>
+      </w:r>
+      <w:proofErr w:type="spellEnd"/>
+      <w:r>
+        <w:rPr>
+          <w:sz w:val="28"/>
+          <w:szCs w:val="28"/>
+        </w:rPr>
+        <w:t xml:space="preserve"> the</w:t>
       </w:r>
       <w:r>
         <w:rPr>
@@ -21697,7 +25007,23 @@
           <w:sz w:val="28"/>
           <w:szCs w:val="28"/>
         </w:rPr>
-        <w:t>Text in the 4 buttons : “Mercury”, “Venus”, “Mars”, “Custom planet” respectively</w:t>
+        <w:t xml:space="preserve">Text in the 4 </w:t>
+      </w:r>
+      <w:proofErr w:type="gramStart"/>
+      <w:r>
+        <w:rPr>
+          <w:sz w:val="28"/>
+          <w:szCs w:val="28"/>
+        </w:rPr>
+        <w:t>buttons :</w:t>
+      </w:r>
+      <w:proofErr w:type="gramEnd"/>
+      <w:r>
+        <w:rPr>
+          <w:sz w:val="28"/>
+          <w:szCs w:val="28"/>
+        </w:rPr>
+        <w:t xml:space="preserve"> “Mercury”, “Venus”, “Mars”, “Custom planet” respectively</w:t>
       </w:r>
     </w:p>
     <w:p>
@@ -21717,7 +25043,23 @@
           <w:sz w:val="28"/>
           <w:szCs w:val="28"/>
         </w:rPr>
-        <w:t>Button adjacent to the first button with text inside reading “Lvl 50”</w:t>
+        <w:t>Button adjacent to the first button with text inside reading “</w:t>
+      </w:r>
+      <w:proofErr w:type="spellStart"/>
+      <w:r>
+        <w:rPr>
+          <w:sz w:val="28"/>
+          <w:szCs w:val="28"/>
+        </w:rPr>
+        <w:t>Lvl</w:t>
+      </w:r>
+      <w:proofErr w:type="spellEnd"/>
+      <w:r>
+        <w:rPr>
+          <w:sz w:val="28"/>
+          <w:szCs w:val="28"/>
+        </w:rPr>
+        <w:t xml:space="preserve"> 50”</w:t>
       </w:r>
     </w:p>
     <w:p>
@@ -22825,7 +26167,67 @@
           <w:sz w:val="32"/>
           <w:szCs w:val="32"/>
         </w:rPr>
-        <w:t>In the GUI design, I have an east Gradient from #7BCFFF to #C77DFF for level progress bar, however, I will not implement this in this stage as I am going to add the level progress bar  when I actually implement the level system, since is will not go up until the level system is implemented</w:t>
+        <w:t xml:space="preserve">In the GUI design, I have an east Gradient from #7BCFFF to #C77DFF for level progress bar, however, I will not implement this in this stage as I am going to add the level progress </w:t>
+      </w:r>
+      <w:proofErr w:type="gramStart"/>
+      <w:r>
+        <w:rPr>
+          <w:b/>
+          <w:bCs/>
+          <w:sz w:val="32"/>
+          <w:szCs w:val="32"/>
+        </w:rPr>
+        <w:t>bar  when</w:t>
+      </w:r>
+      <w:proofErr w:type="gramEnd"/>
+      <w:r>
+        <w:rPr>
+          <w:b/>
+          <w:bCs/>
+          <w:sz w:val="32"/>
+          <w:szCs w:val="32"/>
+        </w:rPr>
+        <w:t xml:space="preserve"> I </w:t>
+      </w:r>
+      <w:proofErr w:type="gramStart"/>
+      <w:r>
+        <w:rPr>
+          <w:b/>
+          <w:bCs/>
+          <w:sz w:val="32"/>
+          <w:szCs w:val="32"/>
+        </w:rPr>
+        <w:t>actually implement</w:t>
+      </w:r>
+      <w:proofErr w:type="gramEnd"/>
+      <w:r>
+        <w:rPr>
+          <w:b/>
+          <w:bCs/>
+          <w:sz w:val="32"/>
+          <w:szCs w:val="32"/>
+        </w:rPr>
+        <w:t xml:space="preserve"> the level system, since </w:t>
+      </w:r>
+      <w:proofErr w:type="spellStart"/>
+      <w:r>
+        <w:rPr>
+          <w:b/>
+          <w:bCs/>
+          <w:sz w:val="32"/>
+          <w:szCs w:val="32"/>
+        </w:rPr>
+        <w:t>is</w:t>
+      </w:r>
+      <w:proofErr w:type="spellEnd"/>
+      <w:r>
+        <w:rPr>
+          <w:b/>
+          <w:bCs/>
+          <w:sz w:val="32"/>
+          <w:szCs w:val="32"/>
+        </w:rPr>
+        <w:t xml:space="preserve"> will not go up until the level system is implemented</w:t>
       </w:r>
     </w:p>
     <w:p>
@@ -23167,7 +26569,39 @@
           <w:sz w:val="32"/>
           <w:szCs w:val="32"/>
         </w:rPr>
-        <w:t xml:space="preserve">top center of the page, which contains 2 divs, one for the title and one for the level section. </w:t>
+        <w:t xml:space="preserve">top </w:t>
+      </w:r>
+      <w:proofErr w:type="spellStart"/>
+      <w:r>
+        <w:rPr>
+          <w:sz w:val="32"/>
+          <w:szCs w:val="32"/>
+        </w:rPr>
+        <w:t>center</w:t>
+      </w:r>
+      <w:proofErr w:type="spellEnd"/>
+      <w:r>
+        <w:rPr>
+          <w:sz w:val="32"/>
+          <w:szCs w:val="32"/>
+        </w:rPr>
+        <w:t xml:space="preserve"> of the page, which contains 2 </w:t>
+      </w:r>
+      <w:proofErr w:type="spellStart"/>
+      <w:r>
+        <w:rPr>
+          <w:sz w:val="32"/>
+          <w:szCs w:val="32"/>
+        </w:rPr>
+        <w:t>divs</w:t>
+      </w:r>
+      <w:proofErr w:type="spellEnd"/>
+      <w:r>
+        <w:rPr>
+          <w:sz w:val="32"/>
+          <w:szCs w:val="32"/>
+        </w:rPr>
+        <w:t xml:space="preserve">, one for the title and one for the level section. </w:t>
       </w:r>
       <w:r>
         <w:rPr>
@@ -23182,14 +26616,38 @@
           <w:szCs w:val="32"/>
         </w:rPr>
         <w:lastRenderedPageBreak/>
-        <w:t xml:space="preserve">sections in the same div, is because I am using a grid and these 2 divs are on different rows, meaning there would be a big gap between them which I don’t want. By putting them in the same div, I can </w:t>
-      </w:r>
-      <w:r>
-        <w:rPr>
-          <w:sz w:val="32"/>
-          <w:szCs w:val="32"/>
-        </w:rPr>
-        <w:t xml:space="preserve">set the grid-row of the title div to 1 / span 2, which makes it span over 2 rows, </w:t>
+        <w:t xml:space="preserve">sections in the same div, is because I am using a grid and these 2 </w:t>
+      </w:r>
+      <w:proofErr w:type="spellStart"/>
+      <w:r>
+        <w:rPr>
+          <w:sz w:val="32"/>
+          <w:szCs w:val="32"/>
+        </w:rPr>
+        <w:t>divs</w:t>
+      </w:r>
+      <w:proofErr w:type="spellEnd"/>
+      <w:r>
+        <w:rPr>
+          <w:sz w:val="32"/>
+          <w:szCs w:val="32"/>
+        </w:rPr>
+        <w:t xml:space="preserve"> are on different rows, meaning there would be a big gap between them which I don’t want. By putting them in the same div, I can </w:t>
+      </w:r>
+      <w:r>
+        <w:rPr>
+          <w:sz w:val="32"/>
+          <w:szCs w:val="32"/>
+        </w:rPr>
+        <w:t xml:space="preserve">set the grid-row of the title div to 1 / span 2, which makes it span over 2 </w:t>
+      </w:r>
+      <w:proofErr w:type="gramStart"/>
+      <w:r>
+        <w:rPr>
+          <w:sz w:val="32"/>
+          <w:szCs w:val="32"/>
+        </w:rPr>
+        <w:t xml:space="preserve">rows, </w:t>
       </w:r>
       <w:r>
         <w:rPr>
@@ -23203,7 +26661,31 @@
           <w:sz w:val="32"/>
           <w:szCs w:val="32"/>
         </w:rPr>
-        <w:t>so the 2 divs are essentially in the same row</w:t>
+        <w:t>so</w:t>
+      </w:r>
+      <w:proofErr w:type="gramEnd"/>
+      <w:r>
+        <w:rPr>
+          <w:sz w:val="32"/>
+          <w:szCs w:val="32"/>
+        </w:rPr>
+        <w:t xml:space="preserve"> the 2 </w:t>
+      </w:r>
+      <w:proofErr w:type="spellStart"/>
+      <w:r>
+        <w:rPr>
+          <w:sz w:val="32"/>
+          <w:szCs w:val="32"/>
+        </w:rPr>
+        <w:t>divs</w:t>
+      </w:r>
+      <w:proofErr w:type="spellEnd"/>
+      <w:r>
+        <w:rPr>
+          <w:sz w:val="32"/>
+          <w:szCs w:val="32"/>
+        </w:rPr>
+        <w:t xml:space="preserve"> are essentially in the same row</w:t>
       </w:r>
       <w:r>
         <w:rPr>
@@ -23245,7 +26727,23 @@
           <w:sz w:val="32"/>
           <w:szCs w:val="32"/>
         </w:rPr>
-        <w:t>Free Icons Png (</w:t>
+        <w:t xml:space="preserve">Free Icons </w:t>
+      </w:r>
+      <w:proofErr w:type="spellStart"/>
+      <w:r>
+        <w:rPr>
+          <w:sz w:val="32"/>
+          <w:szCs w:val="32"/>
+        </w:rPr>
+        <w:t>Png</w:t>
+      </w:r>
+      <w:proofErr w:type="spellEnd"/>
+      <w:r>
+        <w:rPr>
+          <w:sz w:val="32"/>
+          <w:szCs w:val="32"/>
+        </w:rPr>
+        <w:t xml:space="preserve"> (</w:t>
       </w:r>
       <w:hyperlink r:id="rId34" w:history="1">
         <w:r>
@@ -23254,8 +26752,18 @@
             <w:sz w:val="32"/>
             <w:szCs w:val="32"/>
           </w:rPr>
-          <w:t>Save Icon PNG Transparent Background, Free Download #5404 - FreeIconsPNG</w:t>
+          <w:t xml:space="preserve">Save Icon PNG Transparent Background, Free Download #5404 - </w:t>
         </w:r>
+        <w:proofErr w:type="spellStart"/>
+        <w:r>
+          <w:rPr>
+            <w:rStyle w:val="Hyperlink"/>
+            <w:sz w:val="32"/>
+            <w:szCs w:val="32"/>
+          </w:rPr>
+          <w:t>FreeIconsPNG</w:t>
+        </w:r>
+        <w:proofErr w:type="spellEnd"/>
       </w:hyperlink>
       <w:r>
         <w:rPr>
@@ -23276,7 +26784,23 @@
           <w:sz w:val="32"/>
           <w:szCs w:val="32"/>
         </w:rPr>
-        <w:t xml:space="preserve"> I have set the position of the title div to relative, and the save button to absolute, so I can independantly </w:t>
+        <w:t xml:space="preserve"> I have set the position of the title div to relative, and the save button to absolute, so I can </w:t>
+      </w:r>
+      <w:proofErr w:type="spellStart"/>
+      <w:r>
+        <w:rPr>
+          <w:sz w:val="32"/>
+          <w:szCs w:val="32"/>
+        </w:rPr>
+        <w:t>independantly</w:t>
+      </w:r>
+      <w:proofErr w:type="spellEnd"/>
+      <w:r>
+        <w:rPr>
+          <w:sz w:val="32"/>
+          <w:szCs w:val="32"/>
+        </w:rPr>
+        <w:t xml:space="preserve"> </w:t>
       </w:r>
       <w:r>
         <w:rPr>
@@ -23711,8 +27235,72 @@
             <w:sz w:val="32"/>
             <w:szCs w:val="32"/>
           </w:rPr>
-          <w:t>Earth Transprent Png Free - Earth Drawing Png Clipart (#1635836) - PinClipart</w:t>
+          <w:t xml:space="preserve">Earth </w:t>
         </w:r>
+        <w:proofErr w:type="spellStart"/>
+        <w:r>
+          <w:rPr>
+            <w:rStyle w:val="Hyperlink"/>
+            <w:sz w:val="32"/>
+            <w:szCs w:val="32"/>
+          </w:rPr>
+          <w:t>Transprent</w:t>
+        </w:r>
+        <w:proofErr w:type="spellEnd"/>
+        <w:r>
+          <w:rPr>
+            <w:rStyle w:val="Hyperlink"/>
+            <w:sz w:val="32"/>
+            <w:szCs w:val="32"/>
+          </w:rPr>
+          <w:t xml:space="preserve"> </w:t>
+        </w:r>
+        <w:proofErr w:type="spellStart"/>
+        <w:r>
+          <w:rPr>
+            <w:rStyle w:val="Hyperlink"/>
+            <w:sz w:val="32"/>
+            <w:szCs w:val="32"/>
+          </w:rPr>
+          <w:t>Png</w:t>
+        </w:r>
+        <w:proofErr w:type="spellEnd"/>
+        <w:r>
+          <w:rPr>
+            <w:rStyle w:val="Hyperlink"/>
+            <w:sz w:val="32"/>
+            <w:szCs w:val="32"/>
+          </w:rPr>
+          <w:t xml:space="preserve"> Free - Earth Drawing </w:t>
+        </w:r>
+        <w:proofErr w:type="spellStart"/>
+        <w:r>
+          <w:rPr>
+            <w:rStyle w:val="Hyperlink"/>
+            <w:sz w:val="32"/>
+            <w:szCs w:val="32"/>
+          </w:rPr>
+          <w:t>Png</w:t>
+        </w:r>
+        <w:proofErr w:type="spellEnd"/>
+        <w:r>
+          <w:rPr>
+            <w:rStyle w:val="Hyperlink"/>
+            <w:sz w:val="32"/>
+            <w:szCs w:val="32"/>
+          </w:rPr>
+          <w:t xml:space="preserve"> Clipart (#1635836) - </w:t>
+        </w:r>
+        <w:proofErr w:type="spellStart"/>
+        <w:r>
+          <w:rPr>
+            <w:rStyle w:val="Hyperlink"/>
+            <w:sz w:val="32"/>
+            <w:szCs w:val="32"/>
+          </w:rPr>
+          <w:t>PinClipart</w:t>
+        </w:r>
+        <w:proofErr w:type="spellEnd"/>
       </w:hyperlink>
       <w:r>
         <w:rPr>
@@ -23726,7 +27314,39 @@
           <w:sz w:val="32"/>
           <w:szCs w:val="32"/>
         </w:rPr>
-        <w:t xml:space="preserve"> I removed the background and border from the button, so only the planet image is visible. I have also created a div inside of the center div, for the worker section. Inside this, I have the title for the section, and also a div for</w:t>
+        <w:t xml:space="preserve"> I removed the background and border from the button, so only the planet image is visible. I have also created a div inside of the </w:t>
+      </w:r>
+      <w:proofErr w:type="spellStart"/>
+      <w:r>
+        <w:rPr>
+          <w:sz w:val="32"/>
+          <w:szCs w:val="32"/>
+        </w:rPr>
+        <w:t>center</w:t>
+      </w:r>
+      <w:proofErr w:type="spellEnd"/>
+      <w:r>
+        <w:rPr>
+          <w:sz w:val="32"/>
+          <w:szCs w:val="32"/>
+        </w:rPr>
+        <w:t xml:space="preserve"> div, for the worker section. Inside this, I have the title for the section, </w:t>
+      </w:r>
+      <w:proofErr w:type="gramStart"/>
+      <w:r>
+        <w:rPr>
+          <w:sz w:val="32"/>
+          <w:szCs w:val="32"/>
+        </w:rPr>
+        <w:t>and also</w:t>
+      </w:r>
+      <w:proofErr w:type="gramEnd"/>
+      <w:r>
+        <w:rPr>
+          <w:sz w:val="32"/>
+          <w:szCs w:val="32"/>
+        </w:rPr>
+        <w:t xml:space="preserve"> a div for</w:t>
       </w:r>
       <w:r>
         <w:rPr>
@@ -23740,7 +27360,23 @@
           <w:sz w:val="32"/>
           <w:szCs w:val="32"/>
         </w:rPr>
-        <w:t>, including the worker button , the total workers display and the total worker generation display</w:t>
+        <w:t xml:space="preserve">, including the worker </w:t>
+      </w:r>
+      <w:proofErr w:type="gramStart"/>
+      <w:r>
+        <w:rPr>
+          <w:sz w:val="32"/>
+          <w:szCs w:val="32"/>
+        </w:rPr>
+        <w:t>button ,</w:t>
+      </w:r>
+      <w:proofErr w:type="gramEnd"/>
+      <w:r>
+        <w:rPr>
+          <w:sz w:val="32"/>
+          <w:szCs w:val="32"/>
+        </w:rPr>
+        <w:t xml:space="preserve"> the total workers display and the total worker generation display</w:t>
       </w:r>
       <w:r>
         <w:rPr>
@@ -24226,7 +27862,71 @@
           <w:sz w:val="32"/>
           <w:szCs w:val="32"/>
         </w:rPr>
-        <w:t>have created a div for the achievements section, with 3 divs inside for each achievements. I’ve aligned all the elements in the center and given each achievement a border and the correc text.</w:t>
+        <w:t xml:space="preserve">have created a div for the achievements section, with 3 </w:t>
+      </w:r>
+      <w:proofErr w:type="spellStart"/>
+      <w:r>
+        <w:rPr>
+          <w:sz w:val="32"/>
+          <w:szCs w:val="32"/>
+        </w:rPr>
+        <w:t>divs</w:t>
+      </w:r>
+      <w:proofErr w:type="spellEnd"/>
+      <w:r>
+        <w:rPr>
+          <w:sz w:val="32"/>
+          <w:szCs w:val="32"/>
+        </w:rPr>
+        <w:t xml:space="preserve"> inside for each </w:t>
+      </w:r>
+      <w:proofErr w:type="gramStart"/>
+      <w:r>
+        <w:rPr>
+          <w:sz w:val="32"/>
+          <w:szCs w:val="32"/>
+        </w:rPr>
+        <w:t>achievements</w:t>
+      </w:r>
+      <w:proofErr w:type="gramEnd"/>
+      <w:r>
+        <w:rPr>
+          <w:sz w:val="32"/>
+          <w:szCs w:val="32"/>
+        </w:rPr>
+        <w:t xml:space="preserve">. I’ve aligned all the elements in the </w:t>
+      </w:r>
+      <w:proofErr w:type="spellStart"/>
+      <w:r>
+        <w:rPr>
+          <w:sz w:val="32"/>
+          <w:szCs w:val="32"/>
+        </w:rPr>
+        <w:t>center</w:t>
+      </w:r>
+      <w:proofErr w:type="spellEnd"/>
+      <w:r>
+        <w:rPr>
+          <w:sz w:val="32"/>
+          <w:szCs w:val="32"/>
+        </w:rPr>
+        <w:t xml:space="preserve"> and given each achievement a border and the </w:t>
+      </w:r>
+      <w:proofErr w:type="spellStart"/>
+      <w:r>
+        <w:rPr>
+          <w:sz w:val="32"/>
+          <w:szCs w:val="32"/>
+        </w:rPr>
+        <w:t>correc</w:t>
+      </w:r>
+      <w:proofErr w:type="spellEnd"/>
+      <w:r>
+        <w:rPr>
+          <w:sz w:val="32"/>
+          <w:szCs w:val="32"/>
+        </w:rPr>
+        <w:t xml:space="preserve"> text.</w:t>
       </w:r>
       <w:r>
         <w:rPr>
@@ -24241,7 +27941,23 @@
           <w:szCs w:val="32"/>
         </w:rPr>
         <w:lastRenderedPageBreak/>
-        <w:t xml:space="preserve">inside the “left” div I have created because it is in the top right page, and not </w:t>
+        <w:t xml:space="preserve">inside the “left” div I have created because it is in the top right </w:t>
+      </w:r>
+      <w:proofErr w:type="gramStart"/>
+      <w:r>
+        <w:rPr>
+          <w:sz w:val="32"/>
+          <w:szCs w:val="32"/>
+        </w:rPr>
+        <w:t>page, and</w:t>
+      </w:r>
+      <w:proofErr w:type="gramEnd"/>
+      <w:r>
+        <w:rPr>
+          <w:sz w:val="32"/>
+          <w:szCs w:val="32"/>
+        </w:rPr>
+        <w:t xml:space="preserve"> not </w:t>
       </w:r>
       <w:r>
         <w:rPr>
@@ -26500,7 +30216,23 @@
           <w:sz w:val="32"/>
           <w:szCs w:val="32"/>
         </w:rPr>
-        <w:t xml:space="preserve"> and not embedded inside another container like the next 2 sections. Inside the effects div, I havce a div for the gems, as this needs to be a container in the top left of the effects section.</w:t>
+        <w:t xml:space="preserve"> and not embedded inside another container like the next 2 sections. Inside the effects div, I </w:t>
+      </w:r>
+      <w:proofErr w:type="spellStart"/>
+      <w:r>
+        <w:rPr>
+          <w:sz w:val="32"/>
+          <w:szCs w:val="32"/>
+        </w:rPr>
+        <w:t>havce</w:t>
+      </w:r>
+      <w:proofErr w:type="spellEnd"/>
+      <w:r>
+        <w:rPr>
+          <w:sz w:val="32"/>
+          <w:szCs w:val="32"/>
+        </w:rPr>
+        <w:t xml:space="preserve"> a div for the gems, as this needs to be a container in the top left of the effects section.</w:t>
       </w:r>
       <w:r>
         <w:rPr>
@@ -26536,7 +30268,23 @@
           <w:sz w:val="32"/>
           <w:szCs w:val="32"/>
         </w:rPr>
-        <w:t xml:space="preserve"> separate divs for each row of effects, is so that I can group the effect and price together and then arrange them side by side, then stack each one on top of each other. I do this</w:t>
+        <w:t xml:space="preserve"> separate </w:t>
+      </w:r>
+      <w:proofErr w:type="spellStart"/>
+      <w:r>
+        <w:rPr>
+          <w:sz w:val="32"/>
+          <w:szCs w:val="32"/>
+        </w:rPr>
+        <w:t>divs</w:t>
+      </w:r>
+      <w:proofErr w:type="spellEnd"/>
+      <w:r>
+        <w:rPr>
+          <w:sz w:val="32"/>
+          <w:szCs w:val="32"/>
+        </w:rPr>
+        <w:t xml:space="preserve"> for each row of effects, is so that I can group the effect and price together and then arrange them side by side, then stack each one on top of each other. I do this</w:t>
       </w:r>
       <w:r>
         <w:rPr>
@@ -27312,7 +31060,55 @@
           <w:sz w:val="32"/>
           <w:szCs w:val="32"/>
         </w:rPr>
-        <w:t xml:space="preserve">I have used the same css code for this button as for the gems display in the effects section (except with a margin-buttom of 215px to push it to the top of the section). This css ensures it can be positioned in the top left of the section without </w:t>
+        <w:t xml:space="preserve">I have used the same </w:t>
+      </w:r>
+      <w:proofErr w:type="spellStart"/>
+      <w:r>
+        <w:rPr>
+          <w:sz w:val="32"/>
+          <w:szCs w:val="32"/>
+        </w:rPr>
+        <w:t>css</w:t>
+      </w:r>
+      <w:proofErr w:type="spellEnd"/>
+      <w:r>
+        <w:rPr>
+          <w:sz w:val="32"/>
+          <w:szCs w:val="32"/>
+        </w:rPr>
+        <w:t xml:space="preserve"> code for this button as for the gems display in the effects section (except with a margin-</w:t>
+      </w:r>
+      <w:proofErr w:type="spellStart"/>
+      <w:r>
+        <w:rPr>
+          <w:sz w:val="32"/>
+          <w:szCs w:val="32"/>
+        </w:rPr>
+        <w:t>buttom</w:t>
+      </w:r>
+      <w:proofErr w:type="spellEnd"/>
+      <w:r>
+        <w:rPr>
+          <w:sz w:val="32"/>
+          <w:szCs w:val="32"/>
+        </w:rPr>
+        <w:t xml:space="preserve"> of 215px to push it to the top of the section). This </w:t>
+      </w:r>
+      <w:proofErr w:type="spellStart"/>
+      <w:r>
+        <w:rPr>
+          <w:sz w:val="32"/>
+          <w:szCs w:val="32"/>
+        </w:rPr>
+        <w:t>css</w:t>
+      </w:r>
+      <w:proofErr w:type="spellEnd"/>
+      <w:r>
+        <w:rPr>
+          <w:sz w:val="32"/>
+          <w:szCs w:val="32"/>
+        </w:rPr>
+        <w:t xml:space="preserve"> ensures it can be positioned in the top left of the section without </w:t>
       </w:r>
       <w:r>
         <w:rPr>
@@ -27326,7 +31122,23 @@
           <w:sz w:val="32"/>
           <w:szCs w:val="32"/>
         </w:rPr>
-        <w:t xml:space="preserve"> title text, followed by another div for the shop list. Similar to the effects section, I then have a shop row </w:t>
+        <w:t xml:space="preserve"> title text, followed by another div for the shop list. </w:t>
+      </w:r>
+      <w:proofErr w:type="gramStart"/>
+      <w:r>
+        <w:rPr>
+          <w:sz w:val="32"/>
+          <w:szCs w:val="32"/>
+        </w:rPr>
+        <w:t>Similar to</w:t>
+      </w:r>
+      <w:proofErr w:type="gramEnd"/>
+      <w:r>
+        <w:rPr>
+          <w:sz w:val="32"/>
+          <w:szCs w:val="32"/>
+        </w:rPr>
+        <w:t xml:space="preserve"> the effects section, I then have a shop row </w:t>
       </w:r>
       <w:r>
         <w:rPr>
@@ -27424,7 +31236,23 @@
           <w:sz w:val="32"/>
           <w:szCs w:val="32"/>
         </w:rPr>
-        <w:t xml:space="preserve">very right hand side of the button. </w:t>
+        <w:t xml:space="preserve">very </w:t>
+      </w:r>
+      <w:proofErr w:type="gramStart"/>
+      <w:r>
+        <w:rPr>
+          <w:sz w:val="32"/>
+          <w:szCs w:val="32"/>
+        </w:rPr>
+        <w:t>right hand</w:t>
+      </w:r>
+      <w:proofErr w:type="gramEnd"/>
+      <w:r>
+        <w:rPr>
+          <w:sz w:val="32"/>
+          <w:szCs w:val="32"/>
+        </w:rPr>
+        <w:t xml:space="preserve"> side of the button. </w:t>
       </w:r>
       <w:r>
         <w:rPr>
@@ -27445,7 +31273,23 @@
           <w:sz w:val="32"/>
           <w:szCs w:val="32"/>
         </w:rPr>
-        <w:t>I have also set the overflow-y of the shop list to auto, which creates a scrollo bar for the upgrades, so that when I add more the player will be able to scroll through them all, without them taking up loads of space on the page.</w:t>
+        <w:t xml:space="preserve">I have also set the overflow-y of the shop list to auto, which creates a </w:t>
+      </w:r>
+      <w:proofErr w:type="spellStart"/>
+      <w:r>
+        <w:rPr>
+          <w:sz w:val="32"/>
+          <w:szCs w:val="32"/>
+        </w:rPr>
+        <w:t>scrollo</w:t>
+      </w:r>
+      <w:proofErr w:type="spellEnd"/>
+      <w:r>
+        <w:rPr>
+          <w:sz w:val="32"/>
+          <w:szCs w:val="32"/>
+        </w:rPr>
+        <w:t xml:space="preserve"> bar for the upgrades, so that when I add more the player will be able to scroll through them all, without them taking up loads of space on the page.</w:t>
       </w:r>
       <w:r>
         <w:rPr>
@@ -27954,7 +31798,23 @@
           <w:sz w:val="32"/>
           <w:szCs w:val="32"/>
         </w:rPr>
-        <w:t xml:space="preserve">This is because for all of these elements, I set a border with the same border radius, </w:t>
+        <w:t xml:space="preserve">This is because for </w:t>
+      </w:r>
+      <w:proofErr w:type="gramStart"/>
+      <w:r>
+        <w:rPr>
+          <w:sz w:val="32"/>
+          <w:szCs w:val="32"/>
+        </w:rPr>
+        <w:t>all of</w:t>
+      </w:r>
+      <w:proofErr w:type="gramEnd"/>
+      <w:r>
+        <w:rPr>
+          <w:sz w:val="32"/>
+          <w:szCs w:val="32"/>
+        </w:rPr>
+        <w:t xml:space="preserve"> these elements, I set a border with the same border radius, </w:t>
       </w:r>
       <w:r>
         <w:rPr>
@@ -27969,7 +31829,23 @@
           <w:szCs w:val="32"/>
         </w:rPr>
         <w:lastRenderedPageBreak/>
-        <w:t xml:space="preserve">10px, and center the text. Because of this, I can </w:t>
+        <w:t xml:space="preserve">10px, and </w:t>
+      </w:r>
+      <w:proofErr w:type="spellStart"/>
+      <w:r>
+        <w:rPr>
+          <w:sz w:val="32"/>
+          <w:szCs w:val="32"/>
+        </w:rPr>
+        <w:t>center</w:t>
+      </w:r>
+      <w:proofErr w:type="spellEnd"/>
+      <w:r>
+        <w:rPr>
+          <w:sz w:val="32"/>
+          <w:szCs w:val="32"/>
+        </w:rPr>
+        <w:t xml:space="preserve"> the text. Because of this, I can </w:t>
       </w:r>
       <w:r>
         <w:rPr>
@@ -28060,6 +31936,7 @@
           <w:szCs w:val="32"/>
         </w:rPr>
       </w:pPr>
+      <w:proofErr w:type="spellStart"/>
       <w:r>
         <w:rPr>
           <w:sz w:val="32"/>
@@ -28067,6 +31944,7 @@
         </w:rPr>
         <w:t>center</w:t>
       </w:r>
+      <w:proofErr w:type="spellEnd"/>
     </w:p>
     <w:p>
       <w:pPr>
@@ -28316,7 +32194,23 @@
           <w:sz w:val="32"/>
           <w:szCs w:val="32"/>
         </w:rPr>
-        <w:t>delete the css that individually sets the properties for each of these classes, and do it all at once:</w:t>
+        <w:t xml:space="preserve">delete the </w:t>
+      </w:r>
+      <w:proofErr w:type="spellStart"/>
+      <w:r>
+        <w:rPr>
+          <w:sz w:val="32"/>
+          <w:szCs w:val="32"/>
+        </w:rPr>
+        <w:t>css</w:t>
+      </w:r>
+      <w:proofErr w:type="spellEnd"/>
+      <w:r>
+        <w:rPr>
+          <w:sz w:val="32"/>
+          <w:szCs w:val="32"/>
+        </w:rPr>
+        <w:t xml:space="preserve"> that individually sets the properties for each of these classes, and do it all at once:</w:t>
       </w:r>
     </w:p>
     <w:p>
@@ -28384,7 +32278,23 @@
           <w:sz w:val="32"/>
           <w:szCs w:val="32"/>
         </w:rPr>
-        <w:t>This cleans up the css code a bit, removing duplication of code</w:t>
+        <w:t xml:space="preserve">This cleans up the </w:t>
+      </w:r>
+      <w:proofErr w:type="spellStart"/>
+      <w:r>
+        <w:rPr>
+          <w:sz w:val="32"/>
+          <w:szCs w:val="32"/>
+        </w:rPr>
+        <w:t>css</w:t>
+      </w:r>
+      <w:proofErr w:type="spellEnd"/>
+      <w:r>
+        <w:rPr>
+          <w:sz w:val="32"/>
+          <w:szCs w:val="32"/>
+        </w:rPr>
+        <w:t xml:space="preserve"> code a bit, removing duplication of code</w:t>
       </w:r>
     </w:p>
     <w:p>
@@ -28527,14 +32437,62 @@
           <w:sz w:val="32"/>
           <w:szCs w:val="32"/>
         </w:rPr>
-        <w:t xml:space="preserve">has the title of the section at the top. Like with the previous 2 sections, I have a div for the planets list, and then a planet row div for each row. Inside this, I have a div for the planet, which displays the planet name, and then a div for the planet unlock button. The first planet unlock button reads “Lvl 50”, and then eahc one after has a lock image inside, which I got </w:t>
-      </w:r>
-      <w:r>
-        <w:rPr>
-          <w:sz w:val="32"/>
-          <w:szCs w:val="32"/>
-        </w:rPr>
-        <w:t>from Free Icons Png (</w:t>
+        <w:t>has the title of the section at the top. Like with the previous 2 sections, I have a div for the planets list, and then a planet row div for each row. Inside this, I have a div for the planet, which displays the planet name, and then a div for the planet unlock button. The first planet unlock button reads “</w:t>
+      </w:r>
+      <w:proofErr w:type="spellStart"/>
+      <w:r>
+        <w:rPr>
+          <w:sz w:val="32"/>
+          <w:szCs w:val="32"/>
+        </w:rPr>
+        <w:t>Lvl</w:t>
+      </w:r>
+      <w:proofErr w:type="spellEnd"/>
+      <w:r>
+        <w:rPr>
+          <w:sz w:val="32"/>
+          <w:szCs w:val="32"/>
+        </w:rPr>
+        <w:t xml:space="preserve"> 50”, and then </w:t>
+      </w:r>
+      <w:proofErr w:type="spellStart"/>
+      <w:r>
+        <w:rPr>
+          <w:sz w:val="32"/>
+          <w:szCs w:val="32"/>
+        </w:rPr>
+        <w:t>eahc</w:t>
+      </w:r>
+      <w:proofErr w:type="spellEnd"/>
+      <w:r>
+        <w:rPr>
+          <w:sz w:val="32"/>
+          <w:szCs w:val="32"/>
+        </w:rPr>
+        <w:t xml:space="preserve"> one after has a lock image inside, which I got </w:t>
+      </w:r>
+      <w:r>
+        <w:rPr>
+          <w:sz w:val="32"/>
+          <w:szCs w:val="32"/>
+        </w:rPr>
+        <w:t xml:space="preserve">from Free Icons </w:t>
+      </w:r>
+      <w:proofErr w:type="spellStart"/>
+      <w:r>
+        <w:rPr>
+          <w:sz w:val="32"/>
+          <w:szCs w:val="32"/>
+        </w:rPr>
+        <w:t>Png</w:t>
+      </w:r>
+      <w:proofErr w:type="spellEnd"/>
+      <w:r>
+        <w:rPr>
+          <w:sz w:val="32"/>
+          <w:szCs w:val="32"/>
+        </w:rPr>
+        <w:t xml:space="preserve"> (</w:t>
       </w:r>
       <w:hyperlink r:id="rId64" w:history="1">
         <w:r>
@@ -28543,8 +32501,18 @@
             <w:sz w:val="32"/>
             <w:szCs w:val="32"/>
           </w:rPr>
-          <w:t>Black Lock Icon PNG Transparent Background, Free Download #29059 - FreeIconsPNG</w:t>
+          <w:t xml:space="preserve">Black Lock Icon PNG Transparent Background, Free Download #29059 - </w:t>
         </w:r>
+        <w:proofErr w:type="spellStart"/>
+        <w:r>
+          <w:rPr>
+            <w:rStyle w:val="Hyperlink"/>
+            <w:sz w:val="32"/>
+            <w:szCs w:val="32"/>
+          </w:rPr>
+          <w:t>FreeIconsPNG</w:t>
+        </w:r>
+        <w:proofErr w:type="spellEnd"/>
       </w:hyperlink>
       <w:r>
         <w:rPr>
@@ -28837,7 +32805,25 @@
           <w:szCs w:val="32"/>
           <w:lang w:val="en-US"/>
         </w:rPr>
-        <w:t>I added a linear gradient to the body, from top to bottom which creates a south gradient. I used the colours from the desig</w:t>
+        <w:t xml:space="preserve">I added a linear gradient to the body, from top to bottom which creates a south gradient. I used the </w:t>
+      </w:r>
+      <w:proofErr w:type="spellStart"/>
+      <w:r>
+        <w:rPr>
+          <w:sz w:val="32"/>
+          <w:szCs w:val="32"/>
+          <w:lang w:val="en-US"/>
+        </w:rPr>
+        <w:t>colours</w:t>
+      </w:r>
+      <w:proofErr w:type="spellEnd"/>
+      <w:r>
+        <w:rPr>
+          <w:sz w:val="32"/>
+          <w:szCs w:val="32"/>
+          <w:lang w:val="en-US"/>
+        </w:rPr>
+        <w:t xml:space="preserve"> from the desig</w:t>
       </w:r>
       <w:r>
         <w:rPr>
@@ -28940,7 +32926,25 @@
           <w:szCs w:val="32"/>
           <w:lang w:val="en-US"/>
         </w:rPr>
-        <w:t xml:space="preserve">The gradient has been correctly applied, however since my game doesn’t fully fit in the visible viewpoint of the page and you need to scroll down to see it all, the gradient resets at the bottom of the </w:t>
+        <w:t xml:space="preserve">The gradient has been correctly applied, however since my game doesn’t fully fit </w:t>
+      </w:r>
+      <w:proofErr w:type="gramStart"/>
+      <w:r>
+        <w:rPr>
+          <w:sz w:val="32"/>
+          <w:szCs w:val="32"/>
+          <w:lang w:val="en-US"/>
+        </w:rPr>
+        <w:t>in</w:t>
+      </w:r>
+      <w:proofErr w:type="gramEnd"/>
+      <w:r>
+        <w:rPr>
+          <w:sz w:val="32"/>
+          <w:szCs w:val="32"/>
+          <w:lang w:val="en-US"/>
+        </w:rPr>
+        <w:t xml:space="preserve"> the visible viewpoint of the page and you need to scroll down to see it all, the gradient resets at the bottom of the </w:t>
       </w:r>
       <w:r>
         <w:rPr>
@@ -29611,14 +33615,32 @@
           <w:sz w:val="32"/>
           <w:szCs w:val="32"/>
         </w:rPr>
-        <w:t>Also, in order to make the text of the next planet to unlock red, and the rest of the planets grey, I gave the h3</w:t>
-      </w:r>
+        <w:t xml:space="preserve">Also, </w:t>
+      </w:r>
+      <w:proofErr w:type="gramStart"/>
       <w:r>
         <w:rPr>
           <w:color w:val="auto"/>
           <w:sz w:val="32"/>
           <w:szCs w:val="32"/>
         </w:rPr>
+        <w:t>in order to</w:t>
+      </w:r>
+      <w:proofErr w:type="gramEnd"/>
+      <w:r>
+        <w:rPr>
+          <w:color w:val="auto"/>
+          <w:sz w:val="32"/>
+          <w:szCs w:val="32"/>
+        </w:rPr>
+        <w:t xml:space="preserve"> make the text of the next planet to unlock red, and the rest of the planets grey, I gave the h3</w:t>
+      </w:r>
+      <w:r>
+        <w:rPr>
+          <w:color w:val="auto"/>
+          <w:sz w:val="32"/>
+          <w:szCs w:val="32"/>
+        </w:rPr>
         <w:t xml:space="preserve"> and unlock text</w:t>
       </w:r>
       <w:r>
@@ -29635,16 +33657,52 @@
           <w:sz w:val="32"/>
           <w:szCs w:val="32"/>
         </w:rPr>
-        <w:t xml:space="preserve"> the class “next-planet”. I </w:t>
-      </w:r>
+        <w:t xml:space="preserve"> the class “</w:t>
+      </w:r>
+      <w:proofErr w:type="gramStart"/>
       <w:r>
         <w:rPr>
           <w:color w:val="auto"/>
           <w:sz w:val="32"/>
           <w:szCs w:val="32"/>
         </w:rPr>
+        <w:t>next-planet</w:t>
+      </w:r>
+      <w:proofErr w:type="gramEnd"/>
+      <w:r>
+        <w:rPr>
+          <w:color w:val="auto"/>
+          <w:sz w:val="32"/>
+          <w:szCs w:val="32"/>
+        </w:rPr>
+        <w:t xml:space="preserve">”. I </w:t>
+      </w:r>
+      <w:r>
+        <w:rPr>
+          <w:color w:val="auto"/>
+          <w:sz w:val="32"/>
+          <w:szCs w:val="32"/>
+        </w:rPr>
         <w:lastRenderedPageBreak/>
-        <w:t>then applied the red text to this and then the grey text to the rest of the planets using the “planet-row” id. When the player unlocks a planet, I will use the JavaScript to change the give the id “next-planet” to the h3 and unlock text of the next planet to unlock:</w:t>
+        <w:t>then applied the red text to this and then the grey text to the rest of the planets using the “planet-row” id. When the player unlocks a planet, I will use the JavaScript to change the give the id “</w:t>
+      </w:r>
+      <w:proofErr w:type="gramStart"/>
+      <w:r>
+        <w:rPr>
+          <w:color w:val="auto"/>
+          <w:sz w:val="32"/>
+          <w:szCs w:val="32"/>
+        </w:rPr>
+        <w:t>next-planet</w:t>
+      </w:r>
+      <w:proofErr w:type="gramEnd"/>
+      <w:r>
+        <w:rPr>
+          <w:color w:val="auto"/>
+          <w:sz w:val="32"/>
+          <w:szCs w:val="32"/>
+        </w:rPr>
+        <w:t>” to the h3 and unlock text of the next planet to unlock:</w:t>
       </w:r>
     </w:p>
     <w:p/>
@@ -29802,7 +33860,39 @@
           <w:sz w:val="32"/>
           <w:szCs w:val="32"/>
         </w:rPr>
-        <w:t>I have already assigned borders to all the containers at this point, but they are just plain black borders and I did this so that I could get an idea of how the GUI is looking before applying the styling. Now I have set the correct colours for all the borders in the css:</w:t>
+        <w:t xml:space="preserve">I have already assigned borders to all the containers at this point, but they are just plain black </w:t>
+      </w:r>
+      <w:proofErr w:type="gramStart"/>
+      <w:r>
+        <w:rPr>
+          <w:sz w:val="32"/>
+          <w:szCs w:val="32"/>
+        </w:rPr>
+        <w:t>borders</w:t>
+      </w:r>
+      <w:proofErr w:type="gramEnd"/>
+      <w:r>
+        <w:rPr>
+          <w:sz w:val="32"/>
+          <w:szCs w:val="32"/>
+        </w:rPr>
+        <w:t xml:space="preserve"> and I did this so that I could get an idea of how the GUI is looking before applying the styling. Now I have set the correct colours for all the borders in the </w:t>
+      </w:r>
+      <w:proofErr w:type="spellStart"/>
+      <w:r>
+        <w:rPr>
+          <w:sz w:val="32"/>
+          <w:szCs w:val="32"/>
+        </w:rPr>
+        <w:t>css</w:t>
+      </w:r>
+      <w:proofErr w:type="spellEnd"/>
+      <w:r>
+        <w:rPr>
+          <w:sz w:val="32"/>
+          <w:szCs w:val="32"/>
+        </w:rPr>
+        <w:t>:</w:t>
       </w:r>
     </w:p>
     <w:p>
@@ -29961,7 +34051,55 @@
           <w:sz w:val="32"/>
           <w:szCs w:val="32"/>
         </w:rPr>
-        <w:t xml:space="preserve">I then added the line “color: white;” in the body of the css, to set all text to white. Since this is at the start of the css, every other time the colour of text is set it will overwrite this. This allows me to set the text colour of specific elements, and any elements I don’t set the colour of will be set to the default of white. </w:t>
+        <w:t>I then added the line “</w:t>
+      </w:r>
+      <w:proofErr w:type="spellStart"/>
+      <w:r>
+        <w:rPr>
+          <w:sz w:val="32"/>
+          <w:szCs w:val="32"/>
+        </w:rPr>
+        <w:t>color</w:t>
+      </w:r>
+      <w:proofErr w:type="spellEnd"/>
+      <w:r>
+        <w:rPr>
+          <w:sz w:val="32"/>
+          <w:szCs w:val="32"/>
+        </w:rPr>
+        <w:t xml:space="preserve">: white;” in the body of the </w:t>
+      </w:r>
+      <w:proofErr w:type="spellStart"/>
+      <w:r>
+        <w:rPr>
+          <w:sz w:val="32"/>
+          <w:szCs w:val="32"/>
+        </w:rPr>
+        <w:t>css</w:t>
+      </w:r>
+      <w:proofErr w:type="spellEnd"/>
+      <w:r>
+        <w:rPr>
+          <w:sz w:val="32"/>
+          <w:szCs w:val="32"/>
+        </w:rPr>
+        <w:t xml:space="preserve">, to set all text to white. Since this is at the start of the </w:t>
+      </w:r>
+      <w:proofErr w:type="spellStart"/>
+      <w:r>
+        <w:rPr>
+          <w:sz w:val="32"/>
+          <w:szCs w:val="32"/>
+        </w:rPr>
+        <w:t>css</w:t>
+      </w:r>
+      <w:proofErr w:type="spellEnd"/>
+      <w:r>
+        <w:rPr>
+          <w:sz w:val="32"/>
+          <w:szCs w:val="32"/>
+        </w:rPr>
+        <w:t xml:space="preserve">, every other time the colour of text is set it will overwrite this. This allows me to set the text colour of specific elements, and any elements I don’t set the colour of will be set to the default of white. </w:t>
       </w:r>
     </w:p>
     <w:p>
@@ -30165,7 +34303,39 @@
           <w:sz w:val="32"/>
           <w:szCs w:val="32"/>
         </w:rPr>
-        <w:t xml:space="preserve"> for the correct buttons/displays according to the design. I also gave the gamble button the class “gamble-button” to access it in the css as I realised I had not done this:</w:t>
+        <w:t xml:space="preserve"> for the correct buttons/displays according to the design. I also gave the gamble button the class “gamble-button” to access it in the </w:t>
+      </w:r>
+      <w:proofErr w:type="spellStart"/>
+      <w:r>
+        <w:rPr>
+          <w:sz w:val="32"/>
+          <w:szCs w:val="32"/>
+        </w:rPr>
+        <w:t>css</w:t>
+      </w:r>
+      <w:proofErr w:type="spellEnd"/>
+      <w:r>
+        <w:rPr>
+          <w:sz w:val="32"/>
+          <w:szCs w:val="32"/>
+        </w:rPr>
+        <w:t xml:space="preserve"> as I </w:t>
+      </w:r>
+      <w:proofErr w:type="gramStart"/>
+      <w:r>
+        <w:rPr>
+          <w:sz w:val="32"/>
+          <w:szCs w:val="32"/>
+        </w:rPr>
+        <w:t>realised</w:t>
+      </w:r>
+      <w:proofErr w:type="gramEnd"/>
+      <w:r>
+        <w:rPr>
+          <w:sz w:val="32"/>
+          <w:szCs w:val="32"/>
+        </w:rPr>
+        <w:t xml:space="preserve"> I had not done this:</w:t>
       </w:r>
     </w:p>
     <w:p>
@@ -30589,7 +34759,23 @@
           <w:szCs w:val="32"/>
         </w:rPr>
         <w:lastRenderedPageBreak/>
-        <w:t>multi-purchase state is inside an h3 tag inside the button tag. Because I will need to access this in the JavaScript later, I put the text inside a span, inside the h3 which is inside the button. I then gave the span the id “multi-purchase-state” so I can access it in the css, and I will give it an id when I need to access it in the JavaScript:</w:t>
+        <w:t xml:space="preserve">multi-purchase state is inside an h3 tag inside the button tag. Because I will need to access this in the JavaScript later, I put the text inside a span, inside the h3 which is inside the button. I then gave the span the id “multi-purchase-state” so I can access it in the </w:t>
+      </w:r>
+      <w:proofErr w:type="spellStart"/>
+      <w:r>
+        <w:rPr>
+          <w:sz w:val="32"/>
+          <w:szCs w:val="32"/>
+        </w:rPr>
+        <w:t>css</w:t>
+      </w:r>
+      <w:proofErr w:type="spellEnd"/>
+      <w:r>
+        <w:rPr>
+          <w:sz w:val="32"/>
+          <w:szCs w:val="32"/>
+        </w:rPr>
+        <w:t>, and I will give it an id when I need to access it in the JavaScript:</w:t>
       </w:r>
     </w:p>
     <w:p>
@@ -30670,7 +34856,23 @@
           <w:sz w:val="32"/>
           <w:szCs w:val="32"/>
         </w:rPr>
-        <w:t>I then set the border and text colour for the multi-purchase button in the css, using the new class for the text colour:</w:t>
+        <w:t xml:space="preserve">I then set the border and text colour for the multi-purchase button in the </w:t>
+      </w:r>
+      <w:proofErr w:type="spellStart"/>
+      <w:r>
+        <w:rPr>
+          <w:sz w:val="32"/>
+          <w:szCs w:val="32"/>
+        </w:rPr>
+        <w:t>css</w:t>
+      </w:r>
+      <w:proofErr w:type="spellEnd"/>
+      <w:r>
+        <w:rPr>
+          <w:sz w:val="32"/>
+          <w:szCs w:val="32"/>
+        </w:rPr>
+        <w:t>, using the new class for the text colour:</w:t>
       </w:r>
     </w:p>
     <w:p>
@@ -30916,7 +35118,15 @@
     <w:p/>
     <w:p>
       <w:r>
-        <w:t>I put the HTML code in the head of my HTML under where I link my css stylesheet:</w:t>
+        <w:t xml:space="preserve">I put the HTML code in the head of my HTML under where I link my </w:t>
+      </w:r>
+      <w:proofErr w:type="spellStart"/>
+      <w:r>
+        <w:t>css</w:t>
+      </w:r>
+      <w:proofErr w:type="spellEnd"/>
+      <w:r>
+        <w:t xml:space="preserve"> stylesheet:</w:t>
       </w:r>
     </w:p>
     <w:p/>
@@ -30977,7 +35187,23 @@
     </w:p>
     <w:p>
       <w:r>
-        <w:t>I then put the css code near the top of my css, under the body:</w:t>
+        <w:t xml:space="preserve">I then put the </w:t>
+      </w:r>
+      <w:proofErr w:type="spellStart"/>
+      <w:r>
+        <w:t>css</w:t>
+      </w:r>
+      <w:proofErr w:type="spellEnd"/>
+      <w:r>
+        <w:t xml:space="preserve"> code near the top of my </w:t>
+      </w:r>
+      <w:proofErr w:type="spellStart"/>
+      <w:r>
+        <w:t>css</w:t>
+      </w:r>
+      <w:proofErr w:type="spellEnd"/>
+      <w:r>
+        <w:t>, under the body:</w:t>
       </w:r>
     </w:p>
     <w:p/>
@@ -31040,7 +35266,15 @@
     <w:p/>
     <w:p>
       <w:r>
-        <w:t>I then set the font family to “Bungee” in the css for the body, which should apply the font to all text on the page:</w:t>
+        <w:t xml:space="preserve">I then set the font family to “Bungee” in the </w:t>
+      </w:r>
+      <w:proofErr w:type="spellStart"/>
+      <w:r>
+        <w:t>css</w:t>
+      </w:r>
+      <w:proofErr w:type="spellEnd"/>
+      <w:r>
+        <w:t xml:space="preserve"> for the body, which should apply the font to all text on the page:</w:t>
       </w:r>
     </w:p>
     <w:p/>
@@ -31138,6 +35372,7 @@
         <w:rPr>
           <w:b/>
           <w:bCs/>
+          <w:noProof/>
           <w:color w:val="002060"/>
           <w:sz w:val="36"/>
           <w:szCs w:val="36"/>
@@ -31192,7 +35427,15 @@
     </w:p>
     <w:p>
       <w:r>
-        <w:t>The font has been correctly applied to most the text, however there is a problem with the sizing, as the win/loss message has been moved outside on the population gambling section, due to the size of the font. To fix this, I will increase the height of the population gambling container, so it cacn fit all the text in it:</w:t>
+        <w:t xml:space="preserve">The font has been correctly applied to most the text, however there is a problem with the sizing, as the win/loss message has been moved outside on the population gambling section, due to the size of the font. To fix this, I will increase the height of the population gambling container, so it </w:t>
+      </w:r>
+      <w:proofErr w:type="spellStart"/>
+      <w:r>
+        <w:t>cacn</w:t>
+      </w:r>
+      <w:proofErr w:type="spellEnd"/>
+      <w:r>
+        <w:t xml:space="preserve"> fit all the text in it:</w:t>
       </w:r>
     </w:p>
     <w:p/>
@@ -31210,6 +35453,7 @@
         <w:rPr>
           <w:b/>
           <w:bCs/>
+          <w:noProof/>
           <w:color w:val="002060"/>
           <w:sz w:val="36"/>
           <w:szCs w:val="36"/>
@@ -31271,6 +35515,7 @@
         <w:rPr>
           <w:b/>
           <w:bCs/>
+          <w:noProof/>
           <w:color w:val="002060"/>
           <w:sz w:val="36"/>
           <w:szCs w:val="36"/>
@@ -31324,7 +35569,15 @@
         </w:rPr>
       </w:pPr>
       <w:r>
-        <w:t>Now, the container is tall enough to fit all of it’s text in.</w:t>
+        <w:t xml:space="preserve">Now, the container is tall enough to fit all of </w:t>
+      </w:r>
+      <w:proofErr w:type="spellStart"/>
+      <w:r>
+        <w:t>it’s</w:t>
+      </w:r>
+      <w:proofErr w:type="spellEnd"/>
+      <w:r>
+        <w:t xml:space="preserve"> text in.</w:t>
       </w:r>
     </w:p>
     <w:p>
@@ -31340,11 +35593,22 @@
     </w:p>
     <w:p>
       <w:r>
-        <w:t>I then realised that the font did not apply to the text for the minigame, prestige, gamble and upgrade buttons so I set it separately in the css:</w:t>
-      </w:r>
-    </w:p>
-    <w:p>
-      <w:r>
+        <w:t xml:space="preserve">I then realised that the font did not apply to the text for the minigame, prestige, gamble and upgrade buttons so I set it separately in the </w:t>
+      </w:r>
+      <w:proofErr w:type="spellStart"/>
+      <w:r>
+        <w:t>css</w:t>
+      </w:r>
+      <w:proofErr w:type="spellEnd"/>
+      <w:r>
+        <w:t>:</w:t>
+      </w:r>
+    </w:p>
+    <w:p>
+      <w:r>
+        <w:rPr>
+          <w:noProof/>
+        </w:rPr>
         <w:drawing>
           <wp:inline distT="0" distB="0" distL="0" distR="0" wp14:anchorId="15FFA116" wp14:editId="6F6ECCD9">
             <wp:extent cx="2705478" cy="1400370"/>
@@ -31390,6 +35654,9 @@
     <w:p/>
     <w:p>
       <w:r>
+        <w:rPr>
+          <w:noProof/>
+        </w:rPr>
         <w:lastRenderedPageBreak/>
         <w:drawing>
           <wp:inline distT="0" distB="0" distL="0" distR="0" wp14:anchorId="7C8C651F" wp14:editId="520EC8FC">
@@ -31584,12 +35851,27 @@
     <w:p/>
     <w:p>
       <w:r>
-        <w:t>Here, I will make some final tweaks in the HTMl and css, to fix any small imperfections. This is what the current page looks like:</w:t>
+        <w:t>Here, I will make some final tweaks in the HTM</w:t>
+      </w:r>
+      <w:r>
+        <w:t>L</w:t>
+      </w:r>
+      <w:r>
+        <w:t xml:space="preserve"> and</w:t>
+      </w:r>
+      <w:r>
+        <w:t xml:space="preserve"> CSS</w:t>
+      </w:r>
+      <w:r>
+        <w:t>, to fix any small imperfections. This is what the current page looks like:</w:t>
       </w:r>
     </w:p>
     <w:p/>
     <w:p>
       <w:r>
+        <w:rPr>
+          <w:noProof/>
+        </w:rPr>
         <w:drawing>
           <wp:inline distT="0" distB="0" distL="0" distR="0" wp14:anchorId="4EA34E53" wp14:editId="7EDA4916">
             <wp:extent cx="5731510" cy="3053715"/>
@@ -31629,20 +35911,278 @@
     </w:p>
     <w:p>
       <w:r>
-        <w:t xml:space="preserve">I have noticed that the text for each achievement is slightly off centered, </w:t>
-      </w:r>
-    </w:p>
-    <w:p>
-      <w:pPr>
-        <w:rPr>
-          <w:b/>
-          <w:bCs/>
-          <w:color w:val="002060"/>
-          <w:sz w:val="36"/>
-          <w:szCs w:val="36"/>
-        </w:rPr>
-      </w:pPr>
-    </w:p>
+        <w:t>I have noticed that the text for each achievement is slightly off centered</w:t>
+      </w:r>
+      <w:r>
+        <w:t xml:space="preserve"> (closer to the bottom of each achievement), so I fixed this in the CSS:</w:t>
+      </w:r>
+    </w:p>
+    <w:p/>
+    <w:p>
+      <w:r>
+        <w:drawing>
+          <wp:inline distT="0" distB="0" distL="0" distR="0" wp14:anchorId="76A3F2AE" wp14:editId="31DCC532">
+            <wp:extent cx="2743583" cy="1981477"/>
+            <wp:effectExtent l="0" t="0" r="0" b="0"/>
+            <wp:docPr id="1466992488" name="Picture 1" descr="A computer screen shot of text&#10;&#10;AI-generated content may be incorrect."/>
+            <wp:cNvGraphicFramePr>
+              <a:graphicFrameLocks xmlns:a="http://schemas.openxmlformats.org/drawingml/2006/main" noChangeAspect="1"/>
+            </wp:cNvGraphicFramePr>
+            <a:graphic xmlns:a="http://schemas.openxmlformats.org/drawingml/2006/main">
+              <a:graphicData uri="http://schemas.openxmlformats.org/drawingml/2006/picture">
+                <pic:pic xmlns:pic="http://schemas.openxmlformats.org/drawingml/2006/picture">
+                  <pic:nvPicPr>
+                    <pic:cNvPr id="1466992488" name="Picture 1" descr="A computer screen shot of text&#10;&#10;AI-generated content may be incorrect."/>
+                    <pic:cNvPicPr/>
+                  </pic:nvPicPr>
+                  <pic:blipFill>
+                    <a:blip r:embed="rId101"/>
+                    <a:stretch>
+                      <a:fillRect/>
+                    </a:stretch>
+                  </pic:blipFill>
+                  <pic:spPr>
+                    <a:xfrm>
+                      <a:off x="0" y="0"/>
+                      <a:ext cx="2743583" cy="1981477"/>
+                    </a:xfrm>
+                    <a:prstGeom prst="rect">
+                      <a:avLst/>
+                    </a:prstGeom>
+                  </pic:spPr>
+                </pic:pic>
+              </a:graphicData>
+            </a:graphic>
+          </wp:inline>
+        </w:drawing>
+      </w:r>
+      <w:r>
+        <w:br/>
+      </w:r>
+    </w:p>
+    <w:p>
+      <w:r>
+        <w:t xml:space="preserve">I added the last 3 lines to </w:t>
+      </w:r>
+      <w:proofErr w:type="spellStart"/>
+      <w:r>
+        <w:t>center</w:t>
+      </w:r>
+      <w:proofErr w:type="spellEnd"/>
+      <w:r>
+        <w:t xml:space="preserve"> the text vertically and horizontally, so is </w:t>
+      </w:r>
+      <w:proofErr w:type="spellStart"/>
+      <w:r>
+        <w:t>is</w:t>
+      </w:r>
+      <w:proofErr w:type="spellEnd"/>
+      <w:r>
+        <w:t xml:space="preserve"> in the middle of each achievement. This just makes the game look neater and more professional. </w:t>
+      </w:r>
+    </w:p>
+    <w:p>
+      <w:r>
+        <w:t>I also noticed the same thing</w:t>
+      </w:r>
+      <w:r>
+        <w:t xml:space="preserve"> with the level display, as the text is off centered and closer to the bottom of the container. I did the same thing for this as for the achievement text:</w:t>
+      </w:r>
+    </w:p>
+    <w:p/>
+    <w:p>
+      <w:r>
+        <w:drawing>
+          <wp:inline distT="0" distB="0" distL="0" distR="0" wp14:anchorId="467B8481" wp14:editId="40184531">
+            <wp:extent cx="2629267" cy="2076740"/>
+            <wp:effectExtent l="0" t="0" r="0" b="0"/>
+            <wp:docPr id="947688925" name="Picture 1" descr="A screen shot of a computer program&#10;&#10;AI-generated content may be incorrect."/>
+            <wp:cNvGraphicFramePr>
+              <a:graphicFrameLocks xmlns:a="http://schemas.openxmlformats.org/drawingml/2006/main" noChangeAspect="1"/>
+            </wp:cNvGraphicFramePr>
+            <a:graphic xmlns:a="http://schemas.openxmlformats.org/drawingml/2006/main">
+              <a:graphicData uri="http://schemas.openxmlformats.org/drawingml/2006/picture">
+                <pic:pic xmlns:pic="http://schemas.openxmlformats.org/drawingml/2006/picture">
+                  <pic:nvPicPr>
+                    <pic:cNvPr id="947688925" name="Picture 1" descr="A screen shot of a computer program&#10;&#10;AI-generated content may be incorrect."/>
+                    <pic:cNvPicPr/>
+                  </pic:nvPicPr>
+                  <pic:blipFill>
+                    <a:blip r:embed="rId102"/>
+                    <a:stretch>
+                      <a:fillRect/>
+                    </a:stretch>
+                  </pic:blipFill>
+                  <pic:spPr>
+                    <a:xfrm>
+                      <a:off x="0" y="0"/>
+                      <a:ext cx="2629267" cy="2076740"/>
+                    </a:xfrm>
+                    <a:prstGeom prst="rect">
+                      <a:avLst/>
+                    </a:prstGeom>
+                  </pic:spPr>
+                </pic:pic>
+              </a:graphicData>
+            </a:graphic>
+          </wp:inline>
+        </w:drawing>
+      </w:r>
+    </w:p>
+    <w:p>
+      <w:r>
+        <w:t xml:space="preserve">This is what </w:t>
+      </w:r>
+      <w:proofErr w:type="gramStart"/>
+      <w:r>
+        <w:t>both of these</w:t>
+      </w:r>
+      <w:proofErr w:type="gramEnd"/>
+      <w:r>
+        <w:t xml:space="preserve"> modifications look like on the page:</w:t>
+      </w:r>
+    </w:p>
+    <w:p/>
+    <w:p>
+      <w:r>
+        <w:drawing>
+          <wp:inline distT="0" distB="0" distL="0" distR="0" wp14:anchorId="3C4B88DC" wp14:editId="77F181F5">
+            <wp:extent cx="5731510" cy="3156585"/>
+            <wp:effectExtent l="0" t="0" r="2540" b="5715"/>
+            <wp:docPr id="38539490" name="Picture 1" descr="A screenshot of a video game&#10;&#10;AI-generated content may be incorrect."/>
+            <wp:cNvGraphicFramePr>
+              <a:graphicFrameLocks xmlns:a="http://schemas.openxmlformats.org/drawingml/2006/main" noChangeAspect="1"/>
+            </wp:cNvGraphicFramePr>
+            <a:graphic xmlns:a="http://schemas.openxmlformats.org/drawingml/2006/main">
+              <a:graphicData uri="http://schemas.openxmlformats.org/drawingml/2006/picture">
+                <pic:pic xmlns:pic="http://schemas.openxmlformats.org/drawingml/2006/picture">
+                  <pic:nvPicPr>
+                    <pic:cNvPr id="38539490" name="Picture 1" descr="A screenshot of a video game&#10;&#10;AI-generated content may be incorrect."/>
+                    <pic:cNvPicPr/>
+                  </pic:nvPicPr>
+                  <pic:blipFill>
+                    <a:blip r:embed="rId103"/>
+                    <a:stretch>
+                      <a:fillRect/>
+                    </a:stretch>
+                  </pic:blipFill>
+                  <pic:spPr>
+                    <a:xfrm>
+                      <a:off x="0" y="0"/>
+                      <a:ext cx="5731510" cy="3156585"/>
+                    </a:xfrm>
+                    <a:prstGeom prst="rect">
+                      <a:avLst/>
+                    </a:prstGeom>
+                  </pic:spPr>
+                </pic:pic>
+              </a:graphicData>
+            </a:graphic>
+          </wp:inline>
+        </w:drawing>
+      </w:r>
+    </w:p>
+    <w:p/>
+    <w:p>
+      <w:r>
+        <w:t xml:space="preserve">Finally, I think that the text size is slightly too big for the achievements, so I am going to make it smaller in the </w:t>
+      </w:r>
+      <w:proofErr w:type="spellStart"/>
+      <w:r>
+        <w:t>css</w:t>
+      </w:r>
+      <w:proofErr w:type="spellEnd"/>
+      <w:r>
+        <w:t>:</w:t>
+      </w:r>
+    </w:p>
+    <w:p/>
+    <w:p>
+      <w:r>
+        <w:lastRenderedPageBreak/>
+        <w:drawing>
+          <wp:inline distT="0" distB="0" distL="0" distR="0" wp14:anchorId="5B26D4EF" wp14:editId="35C7887C">
+            <wp:extent cx="2924583" cy="2200582"/>
+            <wp:effectExtent l="0" t="0" r="9525" b="9525"/>
+            <wp:docPr id="1514211139" name="Picture 1" descr="A screen shot of a computer program&#10;&#10;AI-generated content may be incorrect."/>
+            <wp:cNvGraphicFramePr>
+              <a:graphicFrameLocks xmlns:a="http://schemas.openxmlformats.org/drawingml/2006/main" noChangeAspect="1"/>
+            </wp:cNvGraphicFramePr>
+            <a:graphic xmlns:a="http://schemas.openxmlformats.org/drawingml/2006/main">
+              <a:graphicData uri="http://schemas.openxmlformats.org/drawingml/2006/picture">
+                <pic:pic xmlns:pic="http://schemas.openxmlformats.org/drawingml/2006/picture">
+                  <pic:nvPicPr>
+                    <pic:cNvPr id="1514211139" name="Picture 1" descr="A screen shot of a computer program&#10;&#10;AI-generated content may be incorrect."/>
+                    <pic:cNvPicPr/>
+                  </pic:nvPicPr>
+                  <pic:blipFill>
+                    <a:blip r:embed="rId104"/>
+                    <a:stretch>
+                      <a:fillRect/>
+                    </a:stretch>
+                  </pic:blipFill>
+                  <pic:spPr>
+                    <a:xfrm>
+                      <a:off x="0" y="0"/>
+                      <a:ext cx="2924583" cy="2200582"/>
+                    </a:xfrm>
+                    <a:prstGeom prst="rect">
+                      <a:avLst/>
+                    </a:prstGeom>
+                  </pic:spPr>
+                </pic:pic>
+              </a:graphicData>
+            </a:graphic>
+          </wp:inline>
+        </w:drawing>
+      </w:r>
+    </w:p>
+    <w:p>
+      <w:r>
+        <w:t>I changed the font size of each achievement, which is slightly smaller than what it currently is, which look like this:</w:t>
+      </w:r>
+    </w:p>
+    <w:p/>
+    <w:p>
+      <w:r>
+        <w:drawing>
+          <wp:inline distT="0" distB="0" distL="0" distR="0" wp14:anchorId="6475BDB9" wp14:editId="1F115B14">
+            <wp:extent cx="5731510" cy="3154045"/>
+            <wp:effectExtent l="0" t="0" r="2540" b="8255"/>
+            <wp:docPr id="2086274400" name="Picture 1" descr="A screenshot of a video game&#10;&#10;AI-generated content may be incorrect."/>
+            <wp:cNvGraphicFramePr>
+              <a:graphicFrameLocks xmlns:a="http://schemas.openxmlformats.org/drawingml/2006/main" noChangeAspect="1"/>
+            </wp:cNvGraphicFramePr>
+            <a:graphic xmlns:a="http://schemas.openxmlformats.org/drawingml/2006/main">
+              <a:graphicData uri="http://schemas.openxmlformats.org/drawingml/2006/picture">
+                <pic:pic xmlns:pic="http://schemas.openxmlformats.org/drawingml/2006/picture">
+                  <pic:nvPicPr>
+                    <pic:cNvPr id="2086274400" name="Picture 1" descr="A screenshot of a video game&#10;&#10;AI-generated content may be incorrect."/>
+                    <pic:cNvPicPr/>
+                  </pic:nvPicPr>
+                  <pic:blipFill>
+                    <a:blip r:embed="rId105"/>
+                    <a:stretch>
+                      <a:fillRect/>
+                    </a:stretch>
+                  </pic:blipFill>
+                  <pic:spPr>
+                    <a:xfrm>
+                      <a:off x="0" y="0"/>
+                      <a:ext cx="5731510" cy="3154045"/>
+                    </a:xfrm>
+                    <a:prstGeom prst="rect">
+                      <a:avLst/>
+                    </a:prstGeom>
+                  </pic:spPr>
+                </pic:pic>
+              </a:graphicData>
+            </a:graphic>
+          </wp:inline>
+        </w:drawing>
+      </w:r>
+    </w:p>
+    <w:p/>
     <w:p>
       <w:pPr>
         <w:rPr>
@@ -32035,6 +36575,7 @@
                 <w:sz w:val="32"/>
                 <w:szCs w:val="32"/>
               </w:rPr>
+              <w:lastRenderedPageBreak/>
               <w:t>1</w:t>
             </w:r>
           </w:p>
@@ -32090,15 +36631,7 @@
                 <w:sz w:val="32"/>
                 <w:szCs w:val="32"/>
               </w:rPr>
-              <w:t xml:space="preserve">Open the game and look at the top </w:t>
-            </w:r>
-            <w:r>
-              <w:rPr>
-                <w:sz w:val="32"/>
-                <w:szCs w:val="32"/>
-              </w:rPr>
-              <w:lastRenderedPageBreak/>
-              <w:t xml:space="preserve">middle of the page </w:t>
+              <w:t xml:space="preserve">Open the game and look at the top middle of the page </w:t>
             </w:r>
           </w:p>
         </w:tc>
@@ -32118,16 +36651,7 @@
                 <w:sz w:val="32"/>
                 <w:szCs w:val="32"/>
               </w:rPr>
-              <w:lastRenderedPageBreak/>
-              <w:t xml:space="preserve">There should be a container which displays the game title and the name </w:t>
-            </w:r>
-            <w:r>
-              <w:rPr>
-                <w:sz w:val="32"/>
-                <w:szCs w:val="32"/>
-              </w:rPr>
-              <w:lastRenderedPageBreak/>
-              <w:t>of the current planet. The save icon should also be in the top left of this container</w:t>
+              <w:t>There should be a container which displays the game title and the name of the current planet. The save icon should also be in the top left of this container</w:t>
             </w:r>
           </w:p>
         </w:tc>
@@ -32154,19 +36678,7 @@
                 <w:sz w:val="32"/>
                 <w:szCs w:val="32"/>
               </w:rPr>
-              <w:lastRenderedPageBreak/>
-              <w:t xml:space="preserve">There is a container that reads “Idle Planet – Earth”, and there is a save icon in </w:t>
-            </w:r>
-            <w:r>
-              <w:rPr>
-                <w:b/>
-                <w:bCs/>
-                <w:color w:val="92D050"/>
-                <w:sz w:val="32"/>
-                <w:szCs w:val="32"/>
-              </w:rPr>
-              <w:lastRenderedPageBreak/>
-              <w:t xml:space="preserve">the top left. </w:t>
+              <w:t xml:space="preserve">There is a container that reads “Idle Planet – Earth”, and there is a save icon in the top left. </w:t>
             </w:r>
             <w:r>
               <w:rPr>
@@ -32271,7 +36783,6 @@
                 <w:sz w:val="32"/>
                 <w:szCs w:val="32"/>
               </w:rPr>
-              <w:lastRenderedPageBreak/>
               <w:t>2</w:t>
             </w:r>
           </w:p>
@@ -32368,7 +36879,39 @@
                 <w:sz w:val="32"/>
                 <w:szCs w:val="32"/>
               </w:rPr>
-              <w:t>There should be a container that displays the current level and xp (out of the xp needed for the next level)</w:t>
+              <w:t xml:space="preserve">There should be a container that displays the current level and </w:t>
+            </w:r>
+            <w:proofErr w:type="spellStart"/>
+            <w:r>
+              <w:rPr>
+                <w:sz w:val="32"/>
+                <w:szCs w:val="32"/>
+              </w:rPr>
+              <w:t>xp</w:t>
+            </w:r>
+            <w:proofErr w:type="spellEnd"/>
+            <w:r>
+              <w:rPr>
+                <w:sz w:val="32"/>
+                <w:szCs w:val="32"/>
+              </w:rPr>
+              <w:t xml:space="preserve"> (out of the </w:t>
+            </w:r>
+            <w:proofErr w:type="spellStart"/>
+            <w:r>
+              <w:rPr>
+                <w:sz w:val="32"/>
+                <w:szCs w:val="32"/>
+              </w:rPr>
+              <w:t>xp</w:t>
+            </w:r>
+            <w:proofErr w:type="spellEnd"/>
+            <w:r>
+              <w:rPr>
+                <w:sz w:val="32"/>
+                <w:szCs w:val="32"/>
+              </w:rPr>
+              <w:t xml:space="preserve"> needed for the next level)</w:t>
             </w:r>
           </w:p>
         </w:tc>
@@ -32557,7 +37100,15 @@
                 <w:sz w:val="32"/>
                 <w:szCs w:val="32"/>
               </w:rPr>
-              <w:t>Open the game and look at the centre of the page</w:t>
+              <w:t xml:space="preserve">Open the game and look at the </w:t>
+            </w:r>
+            <w:r>
+              <w:rPr>
+                <w:sz w:val="32"/>
+                <w:szCs w:val="32"/>
+              </w:rPr>
+              <w:lastRenderedPageBreak/>
+              <w:t>centre of the page</w:t>
             </w:r>
           </w:p>
         </w:tc>
@@ -32577,7 +37128,16 @@
                 <w:sz w:val="32"/>
                 <w:szCs w:val="32"/>
               </w:rPr>
-              <w:t>There should be a container, where the planet is displayed at the top, with the</w:t>
+              <w:lastRenderedPageBreak/>
+              <w:t xml:space="preserve">There should be a container, where the planet is displayed at </w:t>
+            </w:r>
+            <w:r>
+              <w:rPr>
+                <w:sz w:val="32"/>
+                <w:szCs w:val="32"/>
+              </w:rPr>
+              <w:lastRenderedPageBreak/>
+              <w:t>the top, with the</w:t>
             </w:r>
             <w:r>
               <w:rPr>
@@ -32611,6 +37171,7 @@
                 <w:sz w:val="32"/>
                 <w:szCs w:val="32"/>
               </w:rPr>
+              <w:lastRenderedPageBreak/>
               <w:t>There is a container</w:t>
             </w:r>
             <w:r>
@@ -32631,7 +37192,18 @@
                 <w:sz w:val="32"/>
                 <w:szCs w:val="32"/>
               </w:rPr>
-              <w:t>a text display for the population</w:t>
+              <w:t xml:space="preserve">a </w:t>
+            </w:r>
+            <w:r>
+              <w:rPr>
+                <w:b/>
+                <w:bCs/>
+                <w:color w:val="92D050"/>
+                <w:sz w:val="32"/>
+                <w:szCs w:val="32"/>
+              </w:rPr>
+              <w:lastRenderedPageBreak/>
+              <w:t>text display for the population</w:t>
             </w:r>
             <w:r>
               <w:rPr>
@@ -32688,7 +37260,6 @@
                 <w:sz w:val="32"/>
                 <w:szCs w:val="32"/>
               </w:rPr>
-              <w:lastRenderedPageBreak/>
               <w:t>See test evidence 3</w:t>
             </w:r>
             <w:r>
@@ -32835,7 +37406,29 @@
                 <w:sz w:val="32"/>
                 <w:szCs w:val="32"/>
               </w:rPr>
-              <w:t xml:space="preserve">At the bottom of the central section, there is a container for the workers, which has a buy worker button, a text display that reads “Total workers: x” and anohter display that reads “Total worker gen: x population/s”. </w:t>
+              <w:t xml:space="preserve">At the bottom of the central section, there is a container for the workers, which has a buy worker button, a text display that reads “Total workers: x” and </w:t>
+            </w:r>
+            <w:proofErr w:type="spellStart"/>
+            <w:r>
+              <w:rPr>
+                <w:b/>
+                <w:bCs/>
+                <w:color w:val="92D050"/>
+                <w:sz w:val="32"/>
+                <w:szCs w:val="32"/>
+              </w:rPr>
+              <w:t>anohter</w:t>
+            </w:r>
+            <w:proofErr w:type="spellEnd"/>
+            <w:r>
+              <w:rPr>
+                <w:b/>
+                <w:bCs/>
+                <w:color w:val="92D050"/>
+                <w:sz w:val="32"/>
+                <w:szCs w:val="32"/>
+              </w:rPr>
+              <w:t xml:space="preserve"> display that reads “Total worker gen: x population/s”. </w:t>
             </w:r>
             <w:r>
               <w:rPr>
@@ -32972,7 +37565,15 @@
                 <w:sz w:val="32"/>
                 <w:szCs w:val="32"/>
               </w:rPr>
-              <w:t>Open the game and look at the left of the page</w:t>
+              <w:t xml:space="preserve">Open the game and look at </w:t>
+            </w:r>
+            <w:r>
+              <w:rPr>
+                <w:sz w:val="32"/>
+                <w:szCs w:val="32"/>
+              </w:rPr>
+              <w:lastRenderedPageBreak/>
+              <w:t>the left of the page</w:t>
             </w:r>
           </w:p>
         </w:tc>
@@ -32992,7 +37593,16 @@
                 <w:sz w:val="32"/>
                 <w:szCs w:val="32"/>
               </w:rPr>
-              <w:t>There should be a container in the top right which displays the achievements.</w:t>
+              <w:lastRenderedPageBreak/>
+              <w:t xml:space="preserve">There should be a container in the top right which </w:t>
+            </w:r>
+            <w:r>
+              <w:rPr>
+                <w:sz w:val="32"/>
+                <w:szCs w:val="32"/>
+              </w:rPr>
+              <w:lastRenderedPageBreak/>
+              <w:t>displays the achievements.</w:t>
             </w:r>
           </w:p>
           <w:p>
@@ -33007,15 +37617,7 @@
                 <w:sz w:val="32"/>
                 <w:szCs w:val="32"/>
               </w:rPr>
-              <w:t xml:space="preserve">Underneath, there should be another container </w:t>
-            </w:r>
-            <w:r>
-              <w:rPr>
-                <w:sz w:val="32"/>
-                <w:szCs w:val="32"/>
-              </w:rPr>
-              <w:lastRenderedPageBreak/>
-              <w:t>which has three containers within it (the minigame, prestige and population gambling containers)</w:t>
+              <w:t>Underneath, there should be another container which has three containers within it (the minigame, prestige and population gambling containers)</w:t>
             </w:r>
           </w:p>
         </w:tc>
@@ -33053,7 +37655,7 @@
                 <w:sz w:val="32"/>
                 <w:szCs w:val="32"/>
               </w:rPr>
-              <w:t xml:space="preserve">left for the achievements. Underneath, there is a container which has 3 containers inside, one </w:t>
+              <w:t>left for the achievement</w:t>
             </w:r>
             <w:r>
               <w:rPr>
@@ -33064,7 +37666,7 @@
                 <w:szCs w:val="32"/>
               </w:rPr>
               <w:lastRenderedPageBreak/>
-              <w:t xml:space="preserve">for minigames, one for prestige, and one for population gambling. Passed </w:t>
+              <w:t xml:space="preserve">s. Underneath, there is a container which has 3 containers inside, one for minigames, one for prestige, and one for population gambling. Passed </w:t>
             </w:r>
             <w:r>
               <w:rPr>
@@ -33212,7 +37814,15 @@
                 <w:sz w:val="32"/>
                 <w:szCs w:val="32"/>
               </w:rPr>
-              <w:t xml:space="preserve">There should be a container in the top right which displays the effects (along with the players gems in the top left of this container). Underneath, there should be a container with two containers within it (the shop container and the planets container) </w:t>
+              <w:t xml:space="preserve">There should be a container in the top right which displays the effects (along with the players gems in the top left of this container). Underneath, there should be a container with two </w:t>
+            </w:r>
+            <w:r>
+              <w:rPr>
+                <w:sz w:val="32"/>
+                <w:szCs w:val="32"/>
+              </w:rPr>
+              <w:lastRenderedPageBreak/>
+              <w:t xml:space="preserve">containers within it (the shop container and the planets container) </w:t>
             </w:r>
           </w:p>
         </w:tc>
@@ -33239,6 +37849,7 @@
                 <w:sz w:val="32"/>
                 <w:szCs w:val="32"/>
               </w:rPr>
+              <w:lastRenderedPageBreak/>
               <w:t>There is a container in the top right for the effects</w:t>
             </w:r>
             <w:r>
@@ -33249,7 +37860,18 @@
                 <w:sz w:val="32"/>
                 <w:szCs w:val="32"/>
               </w:rPr>
-              <w:t xml:space="preserve">, with the player’s gems displayed in the top left. Underneath this, there is a container with a container for the shop and the planets inside. Passed </w:t>
+              <w:t xml:space="preserve">, with the player’s gems displayed in the top left. Underneath this, there is a container with a container for the shop and the planets </w:t>
+            </w:r>
+            <w:r>
+              <w:rPr>
+                <w:b/>
+                <w:bCs/>
+                <w:color w:val="92D050"/>
+                <w:sz w:val="32"/>
+                <w:szCs w:val="32"/>
+              </w:rPr>
+              <w:lastRenderedPageBreak/>
+              <w:t xml:space="preserve">inside. Passed </w:t>
             </w:r>
             <w:r>
               <w:rPr>
@@ -34009,6 +38631,7 @@
           <w:sz w:val="32"/>
           <w:szCs w:val="32"/>
         </w:rPr>
+        <w:lastRenderedPageBreak/>
         <mc:AlternateContent>
           <mc:Choice Requires="wps">
             <w:drawing>
@@ -34174,7 +38797,6 @@
           <w:sz w:val="32"/>
           <w:szCs w:val="32"/>
         </w:rPr>
-        <w:lastRenderedPageBreak/>
         <mc:AlternateContent>
           <mc:Choice Requires="wps">
             <w:drawing>
@@ -34979,6 +39601,7 @@
           <w:sz w:val="32"/>
           <w:szCs w:val="32"/>
         </w:rPr>
+        <w:lastRenderedPageBreak/>
         <w:t>Money should increase by 0.01 every second for every 1 population</w:t>
       </w:r>
     </w:p>
@@ -35001,7 +39624,6 @@
           <w:sz w:val="32"/>
           <w:szCs w:val="32"/>
         </w:rPr>
-        <w:lastRenderedPageBreak/>
         <w:t>Data Dictionary:</w:t>
       </w:r>
     </w:p>
@@ -35100,6 +39722,7 @@
                 <w:szCs w:val="32"/>
               </w:rPr>
             </w:pPr>
+            <w:proofErr w:type="spellStart"/>
             <w:r>
               <w:rPr>
                 <w:sz w:val="32"/>
@@ -35107,6 +39730,7 @@
               </w:rPr>
               <w:t>game_data</w:t>
             </w:r>
+            <w:proofErr w:type="spellEnd"/>
           </w:p>
         </w:tc>
         <w:tc>
@@ -35162,13 +39786,24 @@
                 <w:szCs w:val="32"/>
               </w:rPr>
             </w:pPr>
-            <w:r>
-              <w:rPr>
-                <w:sz w:val="32"/>
-                <w:szCs w:val="32"/>
-              </w:rPr>
-              <w:t>game_data.population</w:t>
-            </w:r>
+            <w:proofErr w:type="spellStart"/>
+            <w:r>
+              <w:rPr>
+                <w:sz w:val="32"/>
+                <w:szCs w:val="32"/>
+              </w:rPr>
+              <w:t>game_</w:t>
+            </w:r>
+            <w:proofErr w:type="gramStart"/>
+            <w:r>
+              <w:rPr>
+                <w:sz w:val="32"/>
+                <w:szCs w:val="32"/>
+              </w:rPr>
+              <w:t>data.population</w:t>
+            </w:r>
+            <w:proofErr w:type="spellEnd"/>
+            <w:proofErr w:type="gramEnd"/>
           </w:p>
         </w:tc>
         <w:tc>
@@ -35217,13 +39852,24 @@
                 <w:szCs w:val="32"/>
               </w:rPr>
             </w:pPr>
-            <w:r>
-              <w:rPr>
-                <w:sz w:val="32"/>
-                <w:szCs w:val="32"/>
-              </w:rPr>
-              <w:t>game_data.money</w:t>
-            </w:r>
+            <w:proofErr w:type="spellStart"/>
+            <w:r>
+              <w:rPr>
+                <w:sz w:val="32"/>
+                <w:szCs w:val="32"/>
+              </w:rPr>
+              <w:t>game_</w:t>
+            </w:r>
+            <w:proofErr w:type="gramStart"/>
+            <w:r>
+              <w:rPr>
+                <w:sz w:val="32"/>
+                <w:szCs w:val="32"/>
+              </w:rPr>
+              <w:t>data.money</w:t>
+            </w:r>
+            <w:proofErr w:type="spellEnd"/>
+            <w:proofErr w:type="gramEnd"/>
           </w:p>
         </w:tc>
         <w:tc>
@@ -35272,13 +39918,31 @@
                 <w:szCs w:val="32"/>
               </w:rPr>
             </w:pPr>
-            <w:r>
-              <w:rPr>
-                <w:sz w:val="32"/>
-                <w:szCs w:val="32"/>
-              </w:rPr>
-              <w:t>game_data.money_per_second</w:t>
-            </w:r>
+            <w:proofErr w:type="spellStart"/>
+            <w:r>
+              <w:rPr>
+                <w:sz w:val="32"/>
+                <w:szCs w:val="32"/>
+              </w:rPr>
+              <w:t>game_</w:t>
+            </w:r>
+            <w:proofErr w:type="gramStart"/>
+            <w:r>
+              <w:rPr>
+                <w:sz w:val="32"/>
+                <w:szCs w:val="32"/>
+              </w:rPr>
+              <w:t>data.money</w:t>
+            </w:r>
+            <w:proofErr w:type="gramEnd"/>
+            <w:r>
+              <w:rPr>
+                <w:sz w:val="32"/>
+                <w:szCs w:val="32"/>
+              </w:rPr>
+              <w:t>_per_second</w:t>
+            </w:r>
+            <w:proofErr w:type="spellEnd"/>
           </w:p>
         </w:tc>
         <w:tc>
@@ -35400,7 +40064,38 @@
           <w:szCs w:val="32"/>
         </w:rPr>
         <w:tab/>
-        <w:t>dict game_data {</w:t>
+      </w:r>
+      <w:proofErr w:type="spellStart"/>
+      <w:r>
+        <w:rPr>
+          <w:sz w:val="32"/>
+          <w:szCs w:val="32"/>
+        </w:rPr>
+        <w:t>dict</w:t>
+      </w:r>
+      <w:proofErr w:type="spellEnd"/>
+      <w:r>
+        <w:rPr>
+          <w:sz w:val="32"/>
+          <w:szCs w:val="32"/>
+        </w:rPr>
+        <w:t xml:space="preserve"> </w:t>
+      </w:r>
+      <w:proofErr w:type="spellStart"/>
+      <w:r>
+        <w:rPr>
+          <w:sz w:val="32"/>
+          <w:szCs w:val="32"/>
+        </w:rPr>
+        <w:t>game_data</w:t>
+      </w:r>
+      <w:proofErr w:type="spellEnd"/>
+      <w:r>
+        <w:rPr>
+          <w:sz w:val="32"/>
+          <w:szCs w:val="32"/>
+        </w:rPr>
+        <w:t xml:space="preserve"> {</w:t>
       </w:r>
     </w:p>
     <w:p>
@@ -35475,7 +40170,22 @@
           <w:szCs w:val="32"/>
         </w:rPr>
         <w:tab/>
-        <w:t>money_per_second = 0</w:t>
+      </w:r>
+      <w:proofErr w:type="spellStart"/>
+      <w:r>
+        <w:rPr>
+          <w:sz w:val="32"/>
+          <w:szCs w:val="32"/>
+        </w:rPr>
+        <w:t>money_per_second</w:t>
+      </w:r>
+      <w:proofErr w:type="spellEnd"/>
+      <w:r>
+        <w:rPr>
+          <w:sz w:val="32"/>
+          <w:szCs w:val="32"/>
+        </w:rPr>
+        <w:t xml:space="preserve"> = 0</w:t>
       </w:r>
     </w:p>
     <w:p>
@@ -35548,7 +40258,23 @@
           <w:szCs w:val="32"/>
         </w:rPr>
         <w:tab/>
-        <w:t>planet-button Eventlistener(click) {</w:t>
+        <w:t xml:space="preserve">planet-button </w:t>
+      </w:r>
+      <w:proofErr w:type="spellStart"/>
+      <w:r>
+        <w:rPr>
+          <w:sz w:val="32"/>
+          <w:szCs w:val="32"/>
+        </w:rPr>
+        <w:t>Eventlistener</w:t>
+      </w:r>
+      <w:proofErr w:type="spellEnd"/>
+      <w:r>
+        <w:rPr>
+          <w:sz w:val="32"/>
+          <w:szCs w:val="32"/>
+        </w:rPr>
+        <w:t>(click) {</w:t>
       </w:r>
     </w:p>
     <w:p>
@@ -35598,7 +40324,22 @@
           <w:szCs w:val="32"/>
         </w:rPr>
         <w:tab/>
-        <w:t>money_per_second = population * 0.01</w:t>
+      </w:r>
+      <w:proofErr w:type="spellStart"/>
+      <w:r>
+        <w:rPr>
+          <w:sz w:val="32"/>
+          <w:szCs w:val="32"/>
+        </w:rPr>
+        <w:t>money_per_second</w:t>
+      </w:r>
+      <w:proofErr w:type="spellEnd"/>
+      <w:r>
+        <w:rPr>
+          <w:sz w:val="32"/>
+          <w:szCs w:val="32"/>
+        </w:rPr>
+        <w:t xml:space="preserve"> = population * 0.01</w:t>
       </w:r>
     </w:p>
     <w:p>
@@ -35615,6 +40356,7 @@
           <w:sz w:val="32"/>
           <w:szCs w:val="32"/>
         </w:rPr>
+        <w:lastRenderedPageBreak/>
         <w:tab/>
       </w:r>
       <w:r>
@@ -35623,7 +40365,22 @@
           <w:szCs w:val="32"/>
         </w:rPr>
         <w:tab/>
-        <w:t>HTML.population.text = population</w:t>
+      </w:r>
+      <w:proofErr w:type="spellStart"/>
+      <w:r>
+        <w:rPr>
+          <w:sz w:val="32"/>
+          <w:szCs w:val="32"/>
+        </w:rPr>
+        <w:t>HTML.population.text</w:t>
+      </w:r>
+      <w:proofErr w:type="spellEnd"/>
+      <w:r>
+        <w:rPr>
+          <w:sz w:val="32"/>
+          <w:szCs w:val="32"/>
+        </w:rPr>
+        <w:t xml:space="preserve"> = population</w:t>
       </w:r>
     </w:p>
     <w:p>
@@ -35648,7 +40405,38 @@
           <w:szCs w:val="32"/>
         </w:rPr>
         <w:tab/>
-        <w:t xml:space="preserve">HTML.money-per-second = money_per_second </w:t>
+      </w:r>
+      <w:proofErr w:type="spellStart"/>
+      <w:r>
+        <w:rPr>
+          <w:sz w:val="32"/>
+          <w:szCs w:val="32"/>
+        </w:rPr>
+        <w:t>HTML.money</w:t>
+      </w:r>
+      <w:proofErr w:type="spellEnd"/>
+      <w:r>
+        <w:rPr>
+          <w:sz w:val="32"/>
+          <w:szCs w:val="32"/>
+        </w:rPr>
+        <w:t xml:space="preserve">-per-second = </w:t>
+      </w:r>
+      <w:proofErr w:type="spellStart"/>
+      <w:r>
+        <w:rPr>
+          <w:sz w:val="32"/>
+          <w:szCs w:val="32"/>
+        </w:rPr>
+        <w:t>money_per_second</w:t>
+      </w:r>
+      <w:proofErr w:type="spellEnd"/>
+      <w:r>
+        <w:rPr>
+          <w:sz w:val="32"/>
+          <w:szCs w:val="32"/>
+        </w:rPr>
+        <w:t xml:space="preserve"> </w:t>
       </w:r>
     </w:p>
     <w:p>
@@ -35665,7 +40453,6 @@
           <w:sz w:val="32"/>
           <w:szCs w:val="32"/>
         </w:rPr>
-        <w:lastRenderedPageBreak/>
         <w:tab/>
         <w:t>}</w:t>
       </w:r>
@@ -35762,8 +40549,17 @@
           <w:szCs w:val="32"/>
         </w:rPr>
         <w:tab/>
-        <w:t>money += money_per_second</w:t>
-      </w:r>
+        <w:t xml:space="preserve">money += </w:t>
+      </w:r>
+      <w:proofErr w:type="spellStart"/>
+      <w:r>
+        <w:rPr>
+          <w:sz w:val="32"/>
+          <w:szCs w:val="32"/>
+        </w:rPr>
+        <w:t>money_per_second</w:t>
+      </w:r>
+      <w:proofErr w:type="spellEnd"/>
     </w:p>
     <w:p>
       <w:pPr>
@@ -35792,7 +40588,22 @@
           <w:szCs w:val="32"/>
         </w:rPr>
         <w:tab/>
-        <w:t>HTML.money.text = money</w:t>
+      </w:r>
+      <w:proofErr w:type="spellStart"/>
+      <w:r>
+        <w:rPr>
+          <w:sz w:val="32"/>
+          <w:szCs w:val="32"/>
+        </w:rPr>
+        <w:t>HTML.money.text</w:t>
+      </w:r>
+      <w:proofErr w:type="spellEnd"/>
+      <w:r>
+        <w:rPr>
+          <w:sz w:val="32"/>
+          <w:szCs w:val="32"/>
+        </w:rPr>
+        <w:t xml:space="preserve"> = money</w:t>
       </w:r>
     </w:p>
     <w:p>
@@ -35931,7 +40742,7 @@
                     <pic:cNvPicPr/>
                   </pic:nvPicPr>
                   <pic:blipFill>
-                    <a:blip r:embed="rId101"/>
+                    <a:blip r:embed="rId106"/>
                     <a:stretch>
                       <a:fillRect/>
                     </a:stretch>
@@ -35996,6 +40807,7 @@
           <w:sz w:val="32"/>
           <w:szCs w:val="32"/>
         </w:rPr>
+        <w:lastRenderedPageBreak/>
         <w:drawing>
           <wp:inline distT="0" distB="0" distL="0" distR="0" wp14:anchorId="1588003D" wp14:editId="1D7DCFF3">
             <wp:extent cx="2848373" cy="1552792"/>
@@ -36012,7 +40824,7 @@
                     <pic:cNvPicPr/>
                   </pic:nvPicPr>
                   <pic:blipFill>
-                    <a:blip r:embed="rId102"/>
+                    <a:blip r:embed="rId107"/>
                     <a:stretch>
                       <a:fillRect/>
                     </a:stretch>
@@ -36045,8 +40857,55 @@
           <w:sz w:val="32"/>
           <w:szCs w:val="32"/>
         </w:rPr>
-        <w:lastRenderedPageBreak/>
-        <w:t>In the JavaScript, I created a game_data dictionary, which holds population, money and money per second (all of which I set to 0). As I develop, I will add more variables to this dictionary for the data the game needs. The reason I have chosen a dictionary data structure is because it groups all the game variables together, so that when I come to implementing the save feature, all the variables are in one place and I can save them all at once. If I were to use individual variables for all the data, it would make the saving process more complicated as I would have to access each variables individually.</w:t>
+        <w:t xml:space="preserve">In the JavaScript, I created a </w:t>
+      </w:r>
+      <w:proofErr w:type="spellStart"/>
+      <w:r>
+        <w:rPr>
+          <w:sz w:val="32"/>
+          <w:szCs w:val="32"/>
+        </w:rPr>
+        <w:t>game_data</w:t>
+      </w:r>
+      <w:proofErr w:type="spellEnd"/>
+      <w:r>
+        <w:rPr>
+          <w:sz w:val="32"/>
+          <w:szCs w:val="32"/>
+        </w:rPr>
+        <w:t xml:space="preserve"> dictionary, which holds population, money and money per second (all of which I set to 0). As I develop, I will add more variables to this dictionary for the data the game needs. The reason I have chosen a dictionary data structure is because it groups all the game variables together, so that when I come to implementing the save feature, all the variables are in one </w:t>
+      </w:r>
+      <w:proofErr w:type="gramStart"/>
+      <w:r>
+        <w:rPr>
+          <w:sz w:val="32"/>
+          <w:szCs w:val="32"/>
+        </w:rPr>
+        <w:t>place</w:t>
+      </w:r>
+      <w:proofErr w:type="gramEnd"/>
+      <w:r>
+        <w:rPr>
+          <w:sz w:val="32"/>
+          <w:szCs w:val="32"/>
+        </w:rPr>
+        <w:t xml:space="preserve"> and I can save them all at once. If I were to use individual variables for all the data, it would make the saving process more complicated as I would have to access each </w:t>
+      </w:r>
+      <w:proofErr w:type="gramStart"/>
+      <w:r>
+        <w:rPr>
+          <w:sz w:val="32"/>
+          <w:szCs w:val="32"/>
+        </w:rPr>
+        <w:t>variables</w:t>
+      </w:r>
+      <w:proofErr w:type="gramEnd"/>
+      <w:r>
+        <w:rPr>
+          <w:sz w:val="32"/>
+          <w:szCs w:val="32"/>
+        </w:rPr>
+        <w:t xml:space="preserve"> individually.</w:t>
       </w:r>
     </w:p>
     <w:p>
@@ -36086,7 +40945,7 @@
                     <pic:cNvPicPr/>
                   </pic:nvPicPr>
                   <pic:blipFill>
-                    <a:blip r:embed="rId103"/>
+                    <a:blip r:embed="rId108"/>
                     <a:stretch>
                       <a:fillRect/>
                     </a:stretch>
@@ -36159,7 +41018,7 @@
                     <pic:cNvPicPr/>
                   </pic:nvPicPr>
                   <pic:blipFill>
-                    <a:blip r:embed="rId104"/>
+                    <a:blip r:embed="rId109"/>
                     <a:stretch>
                       <a:fillRect/>
                     </a:stretch>
@@ -36225,7 +41084,7 @@
                     <pic:cNvPicPr/>
                   </pic:nvPicPr>
                   <pic:blipFill>
-                    <a:blip r:embed="rId105"/>
+                    <a:blip r:embed="rId110"/>
                     <a:stretch>
                       <a:fillRect/>
                     </a:stretch>
@@ -36330,7 +41189,7 @@
                     <pic:cNvPicPr/>
                   </pic:nvPicPr>
                   <pic:blipFill>
-                    <a:blip r:embed="rId106"/>
+                    <a:blip r:embed="rId111"/>
                     <a:stretch>
                       <a:fillRect/>
                     </a:stretch>
@@ -36363,7 +41222,23 @@
           <w:sz w:val="32"/>
           <w:szCs w:val="32"/>
         </w:rPr>
-        <w:t xml:space="preserve">I then added 3 spans inside each text display under the planet with the ids “population”, “money” and “money-per-second” </w:t>
+        <w:t xml:space="preserve">I then added 3 spans inside each text display under the planet with the </w:t>
+      </w:r>
+      <w:proofErr w:type="gramStart"/>
+      <w:r>
+        <w:rPr>
+          <w:sz w:val="32"/>
+          <w:szCs w:val="32"/>
+        </w:rPr>
+        <w:t>ids</w:t>
+      </w:r>
+      <w:proofErr w:type="gramEnd"/>
+      <w:r>
+        <w:rPr>
+          <w:sz w:val="32"/>
+          <w:szCs w:val="32"/>
+        </w:rPr>
+        <w:t xml:space="preserve"> “population”, “money” and “money-per-second” </w:t>
       </w:r>
       <w:r>
         <w:rPr>
@@ -36419,7 +41294,7 @@
                     <pic:cNvPicPr/>
                   </pic:nvPicPr>
                   <pic:blipFill>
-                    <a:blip r:embed="rId107"/>
+                    <a:blip r:embed="rId112"/>
                     <a:stretch>
                       <a:fillRect/>
                     </a:stretch>
@@ -36500,7 +41375,7 @@
                     <pic:cNvPicPr/>
                   </pic:nvPicPr>
                   <pic:blipFill>
-                    <a:blip r:embed="rId108"/>
+                    <a:blip r:embed="rId113"/>
                     <a:stretch>
                       <a:fillRect/>
                     </a:stretch>
@@ -36533,7 +41408,39 @@
           <w:sz w:val="32"/>
           <w:szCs w:val="32"/>
         </w:rPr>
-        <w:t xml:space="preserve">I then created a loop that runs every second (1000 milliseconds) which increase the player’s money by the money per second variable, and then updates the money display in the HTML using the id of the money span. I could have just increased the money by population * 0.01, and not used a money_per_second variable, </w:t>
+        <w:t xml:space="preserve">I then created a loop that runs every second (1000 milliseconds) which increase the player’s money by the money per second </w:t>
+      </w:r>
+      <w:proofErr w:type="gramStart"/>
+      <w:r>
+        <w:rPr>
+          <w:sz w:val="32"/>
+          <w:szCs w:val="32"/>
+        </w:rPr>
+        <w:t>variable, and</w:t>
+      </w:r>
+      <w:proofErr w:type="gramEnd"/>
+      <w:r>
+        <w:rPr>
+          <w:sz w:val="32"/>
+          <w:szCs w:val="32"/>
+        </w:rPr>
+        <w:t xml:space="preserve"> then updates the money display in the HTML using the id of the money span. I could have just increased the money by population * 0.01, and not used a </w:t>
+      </w:r>
+      <w:proofErr w:type="spellStart"/>
+      <w:r>
+        <w:rPr>
+          <w:sz w:val="32"/>
+          <w:szCs w:val="32"/>
+        </w:rPr>
+        <w:t>money_per_second</w:t>
+      </w:r>
+      <w:proofErr w:type="spellEnd"/>
+      <w:r>
+        <w:rPr>
+          <w:sz w:val="32"/>
+          <w:szCs w:val="32"/>
+        </w:rPr>
+        <w:t xml:space="preserve"> variable, </w:t>
       </w:r>
       <w:r>
         <w:rPr>
@@ -36541,7 +41448,23 @@
           <w:szCs w:val="32"/>
         </w:rPr>
         <w:lastRenderedPageBreak/>
-        <w:t xml:space="preserve">however I did this because I may want some upgrades to increase the amount of money that the player earns per second, in which case I can just modify the money_per_second variable to make the player’s money increase by more, making it much easier and less complicated. </w:t>
+        <w:t xml:space="preserve">however I did this because I may want some upgrades to increase the amount of money that the player earns per second, in which case I can just modify the </w:t>
+      </w:r>
+      <w:proofErr w:type="spellStart"/>
+      <w:r>
+        <w:rPr>
+          <w:sz w:val="32"/>
+          <w:szCs w:val="32"/>
+        </w:rPr>
+        <w:t>money_per_second</w:t>
+      </w:r>
+      <w:proofErr w:type="spellEnd"/>
+      <w:r>
+        <w:rPr>
+          <w:sz w:val="32"/>
+          <w:szCs w:val="32"/>
+        </w:rPr>
+        <w:t xml:space="preserve"> variable to make the player’s money increase by more, making it much easier and less complicated. </w:t>
       </w:r>
     </w:p>
     <w:p>
@@ -36588,7 +41511,7 @@
                     <pic:cNvPicPr/>
                   </pic:nvPicPr>
                   <pic:blipFill>
-                    <a:blip r:embed="rId109"/>
+                    <a:blip r:embed="rId114"/>
                     <a:stretch>
                       <a:fillRect/>
                     </a:stretch>
@@ -36621,7 +41544,41 @@
           <w:sz w:val="32"/>
           <w:szCs w:val="32"/>
         </w:rPr>
-        <w:t>All displays are correctly increasing, when I click the planet the population increases by 1, the money/s then increases by 0.01 and the money then increases by 0.01 every second. However, there is an error with he money display as there are many 0s added onto the end of the value which should not be the case (This was also happening with the money/s display but not in the specific image). I realised that this was because of the way JavaScript handles floats, so I needed to round the money and money/s values to just 2 decimal places:</w:t>
+        <w:t xml:space="preserve">All displays are correctly increasing, when I click the </w:t>
+      </w:r>
+      <w:proofErr w:type="gramStart"/>
+      <w:r>
+        <w:rPr>
+          <w:sz w:val="32"/>
+          <w:szCs w:val="32"/>
+        </w:rPr>
+        <w:t>planet</w:t>
+      </w:r>
+      <w:proofErr w:type="gramEnd"/>
+      <w:r>
+        <w:rPr>
+          <w:sz w:val="32"/>
+          <w:szCs w:val="32"/>
+        </w:rPr>
+        <w:t xml:space="preserve"> the population increases by 1, the money/s then increases by 0.01 and the money then increases by 0.01 every second. However, there is an error with </w:t>
+      </w:r>
+      <w:proofErr w:type="spellStart"/>
+      <w:proofErr w:type="gramStart"/>
+      <w:r>
+        <w:rPr>
+          <w:sz w:val="32"/>
+          <w:szCs w:val="32"/>
+        </w:rPr>
+        <w:t>he</w:t>
+      </w:r>
+      <w:proofErr w:type="spellEnd"/>
+      <w:proofErr w:type="gramEnd"/>
+      <w:r>
+        <w:rPr>
+          <w:sz w:val="32"/>
+          <w:szCs w:val="32"/>
+        </w:rPr>
+        <w:t xml:space="preserve"> money display as there are many 0s added onto the end of the value which should not be the case (This was also happening with the money/s display but not in the specific image). I realised that this was because of the way JavaScript handles floats, so I needed to round the money and money/s values to just 2 decimal places:</w:t>
       </w:r>
     </w:p>
     <w:p>
@@ -36661,7 +41618,7 @@
                     <pic:cNvPicPr/>
                   </pic:nvPicPr>
                   <pic:blipFill>
-                    <a:blip r:embed="rId110"/>
+                    <a:blip r:embed="rId115"/>
                     <a:stretch>
                       <a:fillRect/>
                     </a:stretch>
@@ -36709,7 +41666,7 @@
                     <pic:cNvPicPr/>
                   </pic:nvPicPr>
                   <pic:blipFill>
-                    <a:blip r:embed="rId111"/>
+                    <a:blip r:embed="rId116"/>
                     <a:stretch>
                       <a:fillRect/>
                     </a:stretch>
@@ -36790,7 +41747,7 @@
                     <pic:cNvPicPr/>
                   </pic:nvPicPr>
                   <pic:blipFill>
-                    <a:blip r:embed="rId112"/>
+                    <a:blip r:embed="rId117"/>
                     <a:stretch>
                       <a:fillRect/>
                     </a:stretch>
@@ -36871,7 +41828,7 @@
                     <pic:cNvPicPr/>
                   </pic:nvPicPr>
                   <pic:blipFill>
-                    <a:blip r:embed="rId113"/>
+                    <a:blip r:embed="rId118"/>
                     <a:stretch>
                       <a:fillRect/>
                     </a:stretch>
@@ -36919,7 +41876,7 @@
                     <pic:cNvPicPr/>
                   </pic:nvPicPr>
                   <pic:blipFill>
-                    <a:blip r:embed="rId114"/>
+                    <a:blip r:embed="rId119"/>
                     <a:stretch>
                       <a:fillRect/>
                     </a:stretch>
@@ -36984,7 +41941,7 @@
                     <pic:cNvPicPr/>
                   </pic:nvPicPr>
                   <pic:blipFill>
-                    <a:blip r:embed="rId115"/>
+                    <a:blip r:embed="rId120"/>
                     <a:stretch>
                       <a:fillRect/>
                     </a:stretch>
@@ -40129,6 +45086,7 @@
   <w:style w:type="character" w:default="1" w:styleId="DefaultParagraphFont">
     <w:name w:val="Default Paragraph Font"/>
     <w:uiPriority w:val="1"/>
+    <w:semiHidden/>
     <w:unhideWhenUsed/>
   </w:style>
   <w:style w:type="table" w:default="1" w:styleId="TableNormal">
